--- a/analise-ed/04_Brief_de_Oferta_Longhorn_Soda.docx
+++ b/analise-ed/04_Brief_de_Oferta_Longhorn_Soda.docx
@@ -21,7 +21,7 @@
         <w:pStyle w:val="BodyText"/>
       </w:pPr>
       <w:r>
-        <w:t xml:space="preserve">Versão v1 · 08/10/2026 · Base: Soda Horse Peak (estrutura), Jelly Fil (pique de edição), Steel Power (lead de medo), decisões fechadas em conversa.</w:t>
+        <w:t xml:space="preserve">Versão v2 (final para copy) · 08/10/2026 · Base: Soda Horse Peak (estrutura), Jelly Fil (pique de edição, briefing 05/06), Steel Power (lead de medo), decisões fechadas em conversa.</w:t>
       </w:r>
       <w:r>
         <w:t xml:space="preserve"> </w:t>
@@ -3661,7 +3661,7 @@
     <w:bookmarkEnd w:id="37"/>
     <w:bookmarkEnd w:id="38"/>
     <w:bookmarkEnd w:id="39"/>
-    <w:bookmarkStart w:id="50" w:name="tab-2-brief-de-oferta"/>
+    <w:bookmarkStart w:id="51" w:name="tab-2-brief-de-oferta"/>
     <w:p>
       <w:pPr>
         <w:pStyle w:val="Heading1"/>
@@ -6948,13 +6948,21 @@
       </w:r>
     </w:p>
     <w:bookmarkEnd w:id="48"/>
-    <w:bookmarkStart w:id="49" w:name="pendências-e-decisões-em-aberto"/>
+    <w:bookmarkStart w:id="49" w:name="Xf22420ea28b17b6f6e3d766e624eb8de5c8cc03"/>
     <w:p>
       <w:pPr>
         <w:pStyle w:val="Heading2"/>
       </w:pPr>
       <w:r>
-        <w:t xml:space="preserve">Pendências e decisões em aberto</w:t>
+        <w:t xml:space="preserve">Ajustes para a copy vindos do briefing de edição (v2)</w:t>
+      </w:r>
+    </w:p>
+    <w:p>
+      <w:pPr>
+        <w:pStyle w:val="FirstParagraph"/>
+      </w:pPr>
+      <w:r>
+        <w:t xml:space="preserve">O briefing de edição da Jelly Fil (05) e a versão Longhorn (06) impõem regras que a copy precisa respeitar para a edição funcionar. Quem escrever a VSL segue estas:</w:t>
       </w:r>
     </w:p>
     <w:p>
@@ -6966,7 +6974,50 @@
         <w:pStyle w:val="Compact"/>
       </w:pPr>
       <w:r>
-        <w:t xml:space="preserve">Contrato de imagem de Julia Ann (define se a micro-lead sai com nome ou com persona anônima).</w:t>
+        <w:rPr>
+          <w:bCs/>
+          <w:b/>
+        </w:rPr>
+        <w:t xml:space="preserve">Escrever para imagem literal.</w:t>
+      </w:r>
+      <w:r>
+        <w:t xml:space="preserve"> </w:t>
+      </w:r>
+      <w:r>
+        <w:t xml:space="preserve">Cada frase da copy vira um plano. Frases abstratas não têm B-roll. Preferir</w:t>
+      </w:r>
+      <w:r>
+        <w:t xml:space="preserve"> </w:t>
+      </w:r>
+      <w:r>
+        <w:t xml:space="preserve">“</w:t>
+      </w:r>
+      <w:r>
+        <w:t xml:space="preserve">ela puxou o lençol até o ombro</w:t>
+      </w:r>
+      <w:r>
+        <w:t xml:space="preserve">”</w:t>
+      </w:r>
+      <w:r>
+        <w:t xml:space="preserve"> </w:t>
+      </w:r>
+      <w:r>
+        <w:t xml:space="preserve">a</w:t>
+      </w:r>
+      <w:r>
+        <w:t xml:space="preserve"> </w:t>
+      </w:r>
+      <w:r>
+        <w:t xml:space="preserve">“</w:t>
+      </w:r>
+      <w:r>
+        <w:t xml:space="preserve">ela se afastou</w:t>
+      </w:r>
+      <w:r>
+        <w:t xml:space="preserve">”</w:t>
+      </w:r>
+      <w:r>
+        <w:t xml:space="preserve">.</w:t>
       </w:r>
     </w:p>
     <w:p>
@@ -6978,7 +7029,35 @@
         <w:pStyle w:val="Compact"/>
       </w:pPr>
       <w:r>
-        <w:t xml:space="preserve">Nome final: Longhorn Soda vs Texas Bull Soda vs Ranch Soda Peak (teste de thumbnail).</w:t>
+        <w:rPr>
+          <w:bCs/>
+          <w:b/>
+        </w:rPr>
+        <w:t xml:space="preserve">Tese com 4 a 5 provas seguidas por ponto lógico.</w:t>
+      </w:r>
+      <w:r>
+        <w:t xml:space="preserve"> </w:t>
+      </w:r>
+      <w:r>
+        <w:t xml:space="preserve">O briefing aponta a densidade de prova da tese como a fonte de escala da Jelly Fil. A copy deve entregar, para cada afirmação da tese, pelo menos: um documento citável (paper, jornal, memo), um número, uma analogia doméstica e um</w:t>
+      </w:r>
+      <w:r>
+        <w:t xml:space="preserve"> </w:t>
+      </w:r>
+      <w:r>
+        <w:t xml:space="preserve">“</w:t>
+      </w:r>
+      <w:r>
+        <w:t xml:space="preserve">olhe para isto</w:t>
+      </w:r>
+      <w:r>
+        <w:t xml:space="preserve">”</w:t>
+      </w:r>
+      <w:r>
+        <w:t xml:space="preserve"> </w:t>
+      </w:r>
+      <w:r>
+        <w:t xml:space="preserve">(3D, exame, split). Não resumir a tese.</w:t>
       </w:r>
     </w:p>
     <w:p>
@@ -6990,7 +7069,44 @@
         <w:pStyle w:val="Compact"/>
       </w:pPr>
       <w:r>
-        <w:t xml:space="preserve">A/B 1: micro-lead Julia Ann vs mulher do interior 35+.</w:t>
+        <w:rPr>
+          <w:bCs/>
+          <w:b/>
+        </w:rPr>
+        <w:t xml:space="preserve">Plantar o galpão três vezes.</w:t>
+      </w:r>
+      <w:r>
+        <w:t xml:space="preserve"> </w:t>
+      </w:r>
+      <w:r>
+        <w:t xml:space="preserve">O saco de bicarbonato aparece na emotional (camp, com a frase</w:t>
+      </w:r>
+      <w:r>
+        <w:t xml:space="preserve"> </w:t>
+      </w:r>
+      <w:r>
+        <w:t xml:space="preserve">“</w:t>
+      </w:r>
+      <w:r>
+        <w:t xml:space="preserve">guarde esse detalhe do galpão</w:t>
+      </w:r>
+      <w:r>
+        <w:t xml:space="preserve">”</w:t>
+      </w:r>
+      <w:r>
+        <w:t xml:space="preserve">), na tese (mesa de cozinha com a ração) e no MUS (rancheiro no cocho). A copy precisa das três menções, com payoff explícito na discovery (</w:t>
+      </w:r>
+      <w:r>
+        <w:t xml:space="preserve">“</w:t>
+      </w:r>
+      <w:r>
+        <w:t xml:space="preserve">Mike, você me disse que viu um saco de bicarbonato nesse galpão</w:t>
+      </w:r>
+      <w:r>
+        <w:t xml:space="preserve">”</w:t>
+      </w:r>
+      <w:r>
+        <w:t xml:space="preserve">).</w:t>
       </w:r>
     </w:p>
     <w:p>
@@ -7002,7 +7118,17 @@
         <w:pStyle w:val="Compact"/>
       </w:pPr>
       <w:r>
-        <w:t xml:space="preserve">A/B 2: lead por Ideia 1 (touro) vs Ideia 2 (Arlington) vs Ideia 3 (Huberman confessa).</w:t>
+        <w:rPr>
+          <w:bCs/>
+          <w:b/>
+        </w:rPr>
+        <w:t xml:space="preserve">Nomear os 4 verbos em tela.</w:t>
+      </w:r>
+      <w:r>
+        <w:t xml:space="preserve"> </w:t>
+      </w:r>
+      <w:r>
+        <w:t xml:space="preserve">DISSOLVER · RECONSTRUIR · PROTEGER · REATIVAR são títulos de legenda grande. A copy deve dizer cada verbo isolado, em frase curta, antes de explicar o ingrediente.</w:t>
       </w:r>
     </w:p>
     <w:p>
@@ -7014,43 +7140,29 @@
         <w:pStyle w:val="Compact"/>
       </w:pPr>
       <w:r>
-        <w:t xml:space="preserve">Verificar antes de escrever:</w:t>
-      </w:r>
-      <w:r>
-        <w:t xml:space="preserve"> </w:t>
-      </w:r>
-      <w:r>
-        <w:t xml:space="preserve">“</w:t>
-      </w:r>
-      <w:r>
-        <w:t xml:space="preserve">chifre cresce a vida inteira</w:t>
-      </w:r>
-      <w:r>
-        <w:t xml:space="preserve">”</w:t>
-      </w:r>
-      <w:r>
-        <w:t xml:space="preserve"> </w:t>
-      </w:r>
-      <w:r>
-        <w:t xml:space="preserve">(não encontrei fonte primária; usar</w:t>
-      </w:r>
-      <w:r>
-        <w:t xml:space="preserve"> </w:t>
-      </w:r>
-      <w:r>
-        <w:t xml:space="preserve">“</w:t>
-      </w:r>
-      <w:r>
-        <w:t xml:space="preserve">chifres de 100+ polegadas</w:t>
-      </w:r>
-      <w:r>
-        <w:t xml:space="preserve">”</w:t>
-      </w:r>
-      <w:r>
-        <w:t xml:space="preserve"> </w:t>
-      </w:r>
-      <w:r>
-        <w:t xml:space="preserve">que está documentado); idade reprodutiva real de touros Longhorn; views dos TikToks listados.</w:t>
+        <w:rPr>
+          <w:bCs/>
+          <w:b/>
+        </w:rPr>
+        <w:t xml:space="preserve">Antes/depois em dupla, nomeado.</w:t>
+      </w:r>
+      <w:r>
+        <w:t xml:space="preserve"> </w:t>
+      </w:r>
+      <w:r>
+        <w:t xml:space="preserve">Toda vez que a copy citar resultado, citar exame com % e régua com decimais para o mesmo voluntário, com nome do piloto e ano (</w:t>
+      </w:r>
+      <w:r>
+        <w:t xml:space="preserve">“</w:t>
+      </w:r>
+      <w:r>
+        <w:t xml:space="preserve">Voluntário 22, Piloto Longhorn 2025: 5,63 → 8,46 polegadas</w:t>
+      </w:r>
+      <w:r>
+        <w:t xml:space="preserve">”</w:t>
+      </w:r>
+      <w:r>
+        <w:t xml:space="preserve">).</w:t>
       </w:r>
     </w:p>
     <w:p>
@@ -7062,11 +7174,471 @@
         <w:pStyle w:val="Compact"/>
       </w:pPr>
       <w:r>
+        <w:rPr>
+          <w:bCs/>
+          <w:b/>
+        </w:rPr>
+        <w:t xml:space="preserve">Fonte com endereço.</w:t>
+      </w:r>
+      <w:r>
+        <w:t xml:space="preserve"> </w:t>
+      </w:r>
+      <w:r>
+        <w:t xml:space="preserve">O rancho tem nome, ano de fundação e dono. A copy dá os três na primeira menção.</w:t>
+      </w:r>
+    </w:p>
+    <w:p>
+      <w:pPr>
+        <w:numPr>
+          <w:ilvl w:val="0"/>
+          <w:numId w:val="1021"/>
+        </w:numPr>
+        <w:pStyle w:val="Compact"/>
+      </w:pPr>
+      <w:r>
+        <w:rPr>
+          <w:bCs/>
+          <w:b/>
+        </w:rPr>
+        <w:t xml:space="preserve">Testemunhas com cargo e período.</w:t>
+      </w:r>
+      <w:r>
+        <w:t xml:space="preserve"> </w:t>
+      </w:r>
+      <w:r>
+        <w:t xml:space="preserve">Ex-cientista da FDA (1989-2003), ex-diretor de marketing farmacêutico (2007-2021), veterinário (18 anos, Hill Country), rancheiro (criador desde 1987). A copy apresenta cada um assim.</w:t>
+      </w:r>
+    </w:p>
+    <w:p>
+      <w:pPr>
+        <w:numPr>
+          <w:ilvl w:val="0"/>
+          <w:numId w:val="1021"/>
+        </w:numPr>
+        <w:pStyle w:val="Compact"/>
+      </w:pPr>
+      <w:r>
+        <w:rPr>
+          <w:bCs/>
+          <w:b/>
+        </w:rPr>
+        <w:t xml:space="preserve">Reinserir medo na tese.</w:t>
+      </w:r>
+      <w:r>
+        <w:t xml:space="preserve"> </w:t>
+      </w:r>
+      <w:r>
+        <w:t xml:space="preserve">No meio da parte técnica, uma frase que traga de volta a câmera da cozinha ou o olhar dela para o peão. Sem isso o flagra não tem onde entrar.</w:t>
+      </w:r>
+    </w:p>
+    <w:p>
+      <w:pPr>
+        <w:numPr>
+          <w:ilvl w:val="0"/>
+          <w:numId w:val="1021"/>
+        </w:numPr>
+        <w:pStyle w:val="Compact"/>
+      </w:pPr>
+      <w:r>
+        <w:rPr>
+          <w:bCs/>
+          <w:b/>
+        </w:rPr>
+        <w:t xml:space="preserve">Reinserir dor antes do CTA final.</w:t>
+      </w:r>
+      <w:r>
+        <w:t xml:space="preserve"> </w:t>
+      </w:r>
+      <w:r>
+        <w:t xml:space="preserve">O close termina com uma frase de homem broxa (P&amp;B na edição) antes do botão verde.</w:t>
+      </w:r>
+    </w:p>
+    <w:p>
+      <w:pPr>
+        <w:numPr>
+          <w:ilvl w:val="0"/>
+          <w:numId w:val="1021"/>
+        </w:numPr>
+        <w:pStyle w:val="Compact"/>
+      </w:pPr>
+      <w:r>
+        <w:rPr>
+          <w:bCs/>
+          <w:b/>
+        </w:rPr>
+        <w:t xml:space="preserve">Citar a própria lead no close.</w:t>
+      </w:r>
+      <w:r>
+        <w:t xml:space="preserve"> </w:t>
+      </w:r>
+      <w:r>
+        <w:t xml:space="preserve">“</w:t>
+      </w:r>
+      <w:r>
+        <w:t xml:space="preserve">Este vídeo passou de 5 milhões de views</w:t>
+      </w:r>
+      <w:r>
+        <w:t xml:space="preserve">”</w:t>
+      </w:r>
+      <w:r>
+        <w:t xml:space="preserve"> </w:t>
+      </w:r>
+      <w:r>
+        <w:t xml:space="preserve">com referência à cena de abertura.</w:t>
+      </w:r>
+    </w:p>
+    <w:p>
+      <w:pPr>
+        <w:numPr>
+          <w:ilvl w:val="0"/>
+          <w:numId w:val="1021"/>
+        </w:numPr>
+        <w:pStyle w:val="Compact"/>
+      </w:pPr>
+      <w:r>
+        <w:rPr>
+          <w:bCs/>
+          <w:b/>
+        </w:rPr>
+        <w:t xml:space="preserve">Fechar o loop do vídeo.</w:t>
+      </w:r>
+      <w:r>
+        <w:t xml:space="preserve"> </w:t>
+      </w:r>
+      <w:r>
+        <w:t xml:space="preserve">Se a micro-lead promete vídeo no final, o close entrega algo nomeado como esse vídeo.</w:t>
+      </w:r>
+    </w:p>
+    <w:p>
+      <w:pPr>
+        <w:numPr>
+          <w:ilvl w:val="0"/>
+          <w:numId w:val="1021"/>
+        </w:numPr>
+        <w:pStyle w:val="Compact"/>
+      </w:pPr>
+      <w:r>
+        <w:rPr>
+          <w:bCs/>
+          <w:b/>
+        </w:rPr>
+        <w:t xml:space="preserve">“</w:t>
+      </w:r>
+      <w:r>
+        <w:rPr>
+          <w:bCs/>
+          <w:b/>
+        </w:rPr>
+        <w:t xml:space="preserve">Boi vs touro</w:t>
+      </w:r>
+      <w:r>
+        <w:rPr>
+          <w:bCs/>
+          <w:b/>
+        </w:rPr>
+        <w:t xml:space="preserve">”</w:t>
+      </w:r>
+      <w:r>
+        <w:rPr>
+          <w:bCs/>
+          <w:b/>
+        </w:rPr>
+        <w:t xml:space="preserve">.</w:t>
+      </w:r>
+      <w:r>
+        <w:t xml:space="preserve"> </w:t>
+      </w:r>
+      <w:r>
+        <w:t xml:space="preserve">A linha</w:t>
+      </w:r>
+      <w:r>
+        <w:t xml:space="preserve"> </w:t>
+      </w:r>
+      <w:r>
+        <w:t xml:space="preserve">“</w:t>
+      </w:r>
+      <w:r>
+        <w:t xml:space="preserve">te transformaram em boi antes de você virar touro</w:t>
+      </w:r>
+      <w:r>
+        <w:t xml:space="preserve">”</w:t>
+      </w:r>
+      <w:r>
+        <w:t xml:space="preserve"> </w:t>
+      </w:r>
+      <w:r>
+        <w:t xml:space="preserve">entra na tese (PL6-7) e volta no close como identidade.</w:t>
+      </w:r>
+    </w:p>
+    <w:p>
+      <w:pPr>
+        <w:numPr>
+          <w:ilvl w:val="0"/>
+          <w:numId w:val="1021"/>
+        </w:numPr>
+        <w:pStyle w:val="Compact"/>
+      </w:pPr>
+      <w:r>
+        <w:rPr>
+          <w:bCs/>
+          <w:b/>
+        </w:rPr>
+        <w:t xml:space="preserve">“</w:t>
+      </w:r>
+      <w:r>
+        <w:rPr>
+          <w:bCs/>
+          <w:b/>
+        </w:rPr>
+        <w:t xml:space="preserve">Não é bovino</w:t>
+      </w:r>
+      <w:r>
+        <w:rPr>
+          <w:bCs/>
+          <w:b/>
+        </w:rPr>
+        <w:t xml:space="preserve">”</w:t>
+      </w:r>
+      <w:r>
+        <w:rPr>
+          <w:bCs/>
+          <w:b/>
+        </w:rPr>
+        <w:t xml:space="preserve"> </w:t>
+      </w:r>
+      <w:r>
+        <w:rPr>
+          <w:bCs/>
+          <w:b/>
+        </w:rPr>
+        <w:t xml:space="preserve">reescrito</w:t>
+      </w:r>
+      <w:r>
+        <w:t xml:space="preserve"> </w:t>
+      </w:r>
+      <w:r>
+        <w:t xml:space="preserve">em áudio e legenda:</w:t>
+      </w:r>
+      <w:r>
+        <w:t xml:space="preserve"> </w:t>
+      </w:r>
+      <w:r>
+        <w:t xml:space="preserve">“</w:t>
+      </w:r>
+      <w:r>
+        <w:t xml:space="preserve">não é o colágeno bovino de confinamento que vendem em pote para ruga; é de tendão de touro Longhorn criado solto</w:t>
+      </w:r>
+      <w:r>
+        <w:t xml:space="preserve">”</w:t>
+      </w:r>
+      <w:r>
+        <w:t xml:space="preserve">.</w:t>
+      </w:r>
+    </w:p>
+    <w:p>
+      <w:pPr>
+        <w:numPr>
+          <w:ilvl w:val="0"/>
+          <w:numId w:val="1021"/>
+        </w:numPr>
+        <w:pStyle w:val="Compact"/>
+      </w:pPr>
+      <w:r>
+        <w:rPr>
+          <w:bCs/>
+          <w:b/>
+        </w:rPr>
+        <w:t xml:space="preserve">Trilha segue o ponto lógico.</w:t>
+      </w:r>
+      <w:r>
+        <w:t xml:space="preserve"> </w:t>
+      </w:r>
+      <w:r>
+        <w:t xml:space="preserve">A copy marca, por bloco, onde a emoção vira (conspiração = tensão; benefício = sexy; ponte do touro = esperança) para o editor trocar a trilha no lugar certo.</w:t>
+      </w:r>
+    </w:p>
+    <w:p>
+      <w:pPr>
+        <w:numPr>
+          <w:ilvl w:val="0"/>
+          <w:numId w:val="1021"/>
+        </w:numPr>
+        <w:pStyle w:val="Compact"/>
+      </w:pPr>
+      <w:r>
+        <w:rPr>
+          <w:bCs/>
+          <w:b/>
+        </w:rPr>
+        <w:t xml:space="preserve">FAQ de 6 perguntas</w:t>
+      </w:r>
+      <w:r>
+        <w:t xml:space="preserve"> </w:t>
+      </w:r>
+      <w:r>
+        <w:t xml:space="preserve">com cidades texanas, tom cômico, fechando com CTA.</w:t>
+      </w:r>
+    </w:p>
+    <w:p>
+      <w:pPr>
+        <w:numPr>
+          <w:ilvl w:val="0"/>
+          <w:numId w:val="1021"/>
+        </w:numPr>
+        <w:pStyle w:val="Compact"/>
+      </w:pPr>
+      <w:r>
+        <w:rPr>
+          <w:bCs/>
+          <w:b/>
+        </w:rPr>
+        <w:t xml:space="preserve">Confissão do Huberman com o conteúdo real dele</w:t>
+      </w:r>
+      <w:r>
+        <w:t xml:space="preserve"> </w:t>
+      </w:r>
+      <w:r>
+        <w:t xml:space="preserve">(banho gelado, sol da manhã, frio na virilha), e callback dela no</w:t>
+      </w:r>
+      <w:r>
+        <w:t xml:space="preserve"> </w:t>
+      </w:r>
+      <w:r>
+        <w:t xml:space="preserve">“</w:t>
+      </w:r>
+      <w:r>
+        <w:t xml:space="preserve">por isso nada funcionou</w:t>
+      </w:r>
+      <w:r>
+        <w:t xml:space="preserve">”</w:t>
+      </w:r>
+      <w:r>
+        <w:t xml:space="preserve"> </w:t>
+      </w:r>
+      <w:r>
+        <w:t xml:space="preserve">da tese.</w:t>
+      </w:r>
+    </w:p>
+    <w:bookmarkEnd w:id="49"/>
+    <w:bookmarkStart w:id="50" w:name="pendências-e-decisões-em-aberto"/>
+    <w:p>
+      <w:pPr>
+        <w:pStyle w:val="Heading2"/>
+      </w:pPr>
+      <w:r>
+        <w:t xml:space="preserve">Pendências e decisões em aberto</w:t>
+      </w:r>
+    </w:p>
+    <w:p>
+      <w:pPr>
+        <w:numPr>
+          <w:ilvl w:val="0"/>
+          <w:numId w:val="1022"/>
+        </w:numPr>
+        <w:pStyle w:val="Compact"/>
+      </w:pPr>
+      <w:r>
+        <w:t xml:space="preserve">Contrato de imagem de Julia Ann (define se a micro-lead sai com nome ou com persona anônima).</w:t>
+      </w:r>
+    </w:p>
+    <w:p>
+      <w:pPr>
+        <w:numPr>
+          <w:ilvl w:val="0"/>
+          <w:numId w:val="1022"/>
+        </w:numPr>
+        <w:pStyle w:val="Compact"/>
+      </w:pPr>
+      <w:r>
+        <w:t xml:space="preserve">Nome final: Longhorn Soda vs Texas Bull Soda vs Ranch Soda Peak (teste de thumbnail).</w:t>
+      </w:r>
+    </w:p>
+    <w:p>
+      <w:pPr>
+        <w:numPr>
+          <w:ilvl w:val="0"/>
+          <w:numId w:val="1022"/>
+        </w:numPr>
+        <w:pStyle w:val="Compact"/>
+      </w:pPr>
+      <w:r>
+        <w:t xml:space="preserve">A/B 1: micro-lead Julia Ann vs mulher do interior 35+.</w:t>
+      </w:r>
+    </w:p>
+    <w:p>
+      <w:pPr>
+        <w:numPr>
+          <w:ilvl w:val="0"/>
+          <w:numId w:val="1022"/>
+        </w:numPr>
+        <w:pStyle w:val="Compact"/>
+      </w:pPr>
+      <w:r>
+        <w:t xml:space="preserve">A/B 2: lead por Ideia 1 (touro) vs Ideia 2 (Arlington) vs Ideia 3 (Huberman confessa).</w:t>
+      </w:r>
+    </w:p>
+    <w:p>
+      <w:pPr>
+        <w:numPr>
+          <w:ilvl w:val="0"/>
+          <w:numId w:val="1022"/>
+        </w:numPr>
+        <w:pStyle w:val="Compact"/>
+      </w:pPr>
+      <w:r>
+        <w:t xml:space="preserve">Verificar antes de escrever:</w:t>
+      </w:r>
+      <w:r>
+        <w:t xml:space="preserve"> </w:t>
+      </w:r>
+      <w:r>
+        <w:t xml:space="preserve">“</w:t>
+      </w:r>
+      <w:r>
+        <w:t xml:space="preserve">chifre cresce a vida inteira</w:t>
+      </w:r>
+      <w:r>
+        <w:t xml:space="preserve">”</w:t>
+      </w:r>
+      <w:r>
+        <w:t xml:space="preserve"> </w:t>
+      </w:r>
+      <w:r>
+        <w:t xml:space="preserve">(não encontrei fonte primária; usar</w:t>
+      </w:r>
+      <w:r>
+        <w:t xml:space="preserve"> </w:t>
+      </w:r>
+      <w:r>
+        <w:t xml:space="preserve">“</w:t>
+      </w:r>
+      <w:r>
+        <w:t xml:space="preserve">chifres de 100+ polegadas</w:t>
+      </w:r>
+      <w:r>
+        <w:t xml:space="preserve">”</w:t>
+      </w:r>
+      <w:r>
+        <w:t xml:space="preserve"> </w:t>
+      </w:r>
+      <w:r>
+        <w:t xml:space="preserve">que está documentado); idade reprodutiva real de touros Longhorn; views dos TikToks listados.</w:t>
+      </w:r>
+    </w:p>
+    <w:p>
+      <w:pPr>
+        <w:numPr>
+          <w:ilvl w:val="0"/>
+          <w:numId w:val="1022"/>
+        </w:numPr>
+        <w:pStyle w:val="Compact"/>
+      </w:pPr>
+      <w:r>
         <w:t xml:space="preserve">Briefings de edição (pique Jelly Fil) ainda não recebidos.</w:t>
       </w:r>
     </w:p>
-    <w:bookmarkEnd w:id="49"/>
     <w:bookmarkEnd w:id="50"/>
+    <w:bookmarkEnd w:id="51"/>
     <w:sectPr/>
   </w:body>
 </w:document>
@@ -7452,6 +8024,36 @@
     <w:abstractNumId w:val="991"/>
   </w:num>
   <w:num w:numId="1021">
+    <w:abstractNumId w:val="99411"/>
+    <w:lvlOverride w:ilvl="0">
+      <w:startOverride w:val="1"/>
+    </w:lvlOverride>
+    <w:lvlOverride w:ilvl="1">
+      <w:startOverride w:val="1"/>
+    </w:lvlOverride>
+    <w:lvlOverride w:ilvl="2">
+      <w:startOverride w:val="1"/>
+    </w:lvlOverride>
+    <w:lvlOverride w:ilvl="3">
+      <w:startOverride w:val="1"/>
+    </w:lvlOverride>
+    <w:lvlOverride w:ilvl="4">
+      <w:startOverride w:val="1"/>
+    </w:lvlOverride>
+    <w:lvlOverride w:ilvl="5">
+      <w:startOverride w:val="1"/>
+    </w:lvlOverride>
+    <w:lvlOverride w:ilvl="6">
+      <w:startOverride w:val="1"/>
+    </w:lvlOverride>
+    <w:lvlOverride w:ilvl="7">
+      <w:startOverride w:val="1"/>
+    </w:lvlOverride>
+    <w:lvlOverride w:ilvl="8">
+      <w:startOverride w:val="1"/>
+    </w:lvlOverride>
+  </w:num>
+  <w:num w:numId="1022">
     <w:abstractNumId w:val="99411"/>
     <w:lvlOverride w:ilvl="0">
       <w:startOverride w:val="1"/>

--- a/analise-ed/04_Brief_de_Oferta_Longhorn_Soda.docx
+++ b/analise-ed/04_Brief_de_Oferta_Longhorn_Soda.docx
@@ -696,13 +696,13 @@
         <w:t xml:space="preserve">Três Ideias de Ângulo Principal (Top 3 Big Ideas)</w:t>
       </w:r>
     </w:p>
-    <w:bookmarkStart w:id="21" w:name="Xbf44ee7229575ed3869f29c8fed7bfae990aba5"/>
+    <w:bookmarkStart w:id="21" w:name="X54f3e12846c8bcaf2c9af90400158bcf712f206"/>
     <w:p>
       <w:pPr>
         <w:pStyle w:val="Heading3"/>
       </w:pPr>
       <w:r>
-        <w:t xml:space="preserve">Ideia 1: O touro que não cai (ângulo principal)</w:t>
+        <w:t xml:space="preserve">Ideia 1: O touro que não amolece (BIG IDEA CENTRAL — decidido em 09/10/2026)</w:t>
       </w:r>
     </w:p>
     <w:p>
@@ -1054,13 +1054,13 @@
         <w:t xml:space="preserve">Mecanismos – Problema e Solução (3 opções)</w:t>
       </w:r>
     </w:p>
-    <w:bookmarkStart w:id="25" w:name="X6ab462926c1277f11c3d42d9ece5ddbd737be4e"/>
+    <w:bookmarkStart w:id="25" w:name="X627d10646e3b6f6e920a38dc3e38bfad6c81e10"/>
     <w:p>
       <w:pPr>
         <w:pStyle w:val="Heading3"/>
       </w:pPr>
       <w:r>
-        <w:t xml:space="preserve">Mecanismo 1 – Cimento na esponja (recomendado)</w:t>
+        <w:t xml:space="preserve">Mecanismo 1 – Cimento na esponja (DECIDIDO em 09/10/2026)</w:t>
       </w:r>
     </w:p>
     <w:p>
@@ -1840,6 +1840,66 @@
               <w:jc w:val="left"/>
             </w:pPr>
             <w:r>
+              <w:t xml:space="preserve">Variação do nome na parte do rancho (tese PL10, MUS, build-up)</w:t>
+            </w:r>
+          </w:p>
+        </w:tc>
+        <w:tc>
+          <w:tcPr/>
+          <w:p>
+            <w:pPr>
+              <w:pStyle w:val="Compact"/>
+              <w:jc w:val="left"/>
+            </w:pPr>
+            <w:r>
+              <w:rPr>
+                <w:bCs/>
+                <w:b/>
+              </w:rPr>
+              <w:t xml:space="preserve">Ranch Soda Trick</w:t>
+            </w:r>
+          </w:p>
+        </w:tc>
+        <w:tc>
+          <w:tcPr/>
+          <w:p>
+            <w:pPr>
+              <w:pStyle w:val="Compact"/>
+              <w:jc w:val="left"/>
+            </w:pPr>
+            <w:r>
+              <w:t xml:space="preserve">O rancheiro e o veterinário chamam assim; o Huberman volta a</w:t>
+            </w:r>
+            <w:r>
+              <w:t xml:space="preserve"> </w:t>
+            </w:r>
+            <w:r>
+              <w:t xml:space="preserve">“</w:t>
+            </w:r>
+            <w:r>
+              <w:t xml:space="preserve">Bull Soda Trick</w:t>
+            </w:r>
+            <w:r>
+              <w:t xml:space="preserve">”</w:t>
+            </w:r>
+            <w:r>
+              <w:t xml:space="preserve"> </w:t>
+            </w:r>
+            <w:r>
+              <w:t xml:space="preserve">ao sair do rancho. Dá duas camadas ao mesmo truque: o nome do touro (promessa) e o nome do rancho (origem).</w:t>
+            </w:r>
+          </w:p>
+        </w:tc>
+      </w:tr>
+      <w:tr>
+        <w:tc>
+          <w:tcPr/>
+          <w:p>
+            <w:pPr>
+              <w:pStyle w:val="Compact"/>
+              <w:jc w:val="left"/>
+            </w:pPr>
+            <w:r>
               <w:t xml:space="preserve">Segredo dentro da tese</w:t>
             </w:r>
           </w:p>
@@ -1888,7 +1948,7 @@
               <w:jc w:val="left"/>
             </w:pPr>
             <w:r>
-              <w:t xml:space="preserve">Nome de boca do rancheiro e do veterinário.</w:t>
+              <w:t xml:space="preserve">Nome de boca.</w:t>
             </w:r>
           </w:p>
         </w:tc>

--- a/analise-ed/04_Brief_de_Oferta_Longhorn_Soda.docx
+++ b/analise-ed/04_Brief_de_Oferta_Longhorn_Soda.docx
@@ -3947,7 +3947,7 @@
     <w:bookmarkEnd w:id="34"/>
     <w:bookmarkEnd w:id="35"/>
     <w:bookmarkEnd w:id="36"/>
-    <w:bookmarkStart w:id="48" w:name="tab-2-brief-de-oferta"/>
+    <w:bookmarkStart w:id="53" w:name="tab-2-brief-de-oferta"/>
     <w:p>
       <w:pPr>
         <w:pStyle w:val="Heading1"/>
@@ -7234,13 +7234,13 @@
       </w:r>
     </w:p>
     <w:bookmarkEnd w:id="45"/>
-    <w:bookmarkStart w:id="46" w:name="Xf22420ea28b17b6f6e3d766e624eb8de5c8cc03"/>
+    <w:bookmarkStart w:id="50" w:name="Xc77c4bfaefabbde7e5c97793c08ce6482576022"/>
     <w:p>
       <w:pPr>
         <w:pStyle w:val="Heading2"/>
       </w:pPr>
       <w:r>
-        <w:t xml:space="preserve">Ajustes para a copy vindos do briefing de edição (v2)</w:t>
+        <w:t xml:space="preserve">Desqualificação do truque do cavalo (registrado em 10/10/2026)</w:t>
       </w:r>
     </w:p>
     <w:p>
@@ -7248,7 +7248,675 @@
         <w:pStyle w:val="FirstParagraph"/>
       </w:pPr>
       <w:r>
-        <w:t xml:space="preserve">O briefing de edição da Jelly Fil (05) e a versão Longhorn (06) impõem regras que a copy precisa respeitar para a edição funcionar. Quem escrever a VSL segue estas:</w:t>
+        <w:rPr>
+          <w:bCs/>
+          <w:b/>
+        </w:rPr>
+        <w:t xml:space="preserve">Decisão:</w:t>
+      </w:r>
+      <w:r>
+        <w:t xml:space="preserve"> </w:t>
+      </w:r>
+      <w:r>
+        <w:t xml:space="preserve">a VSL bate no</w:t>
+      </w:r>
+      <w:r>
+        <w:t xml:space="preserve"> </w:t>
+      </w:r>
+      <w:r>
+        <w:t xml:space="preserve">“</w:t>
+      </w:r>
+      <w:r>
+        <w:t xml:space="preserve">truque do cavalo</w:t>
+      </w:r>
+      <w:r>
+        <w:t xml:space="preserve">”</w:t>
+      </w:r>
+      <w:r>
+        <w:t xml:space="preserve"> </w:t>
+      </w:r>
+      <w:r>
+        <w:t xml:space="preserve">(Soda Horse / Horse Gelatin, já escalado demais) como primeira solução comum, antes do Viagra. O cavalo é contraste, não protagonista: no máximo 20% da lead. Nunca citar</w:t>
+      </w:r>
+      <w:r>
+        <w:t xml:space="preserve"> </w:t>
+      </w:r>
+      <w:r>
+        <w:t xml:space="preserve">“</w:t>
+      </w:r>
+      <w:r>
+        <w:t xml:space="preserve">Soda Horse</w:t>
+      </w:r>
+      <w:r>
+        <w:t xml:space="preserve">”</w:t>
+      </w:r>
+      <w:r>
+        <w:t xml:space="preserve"> </w:t>
+      </w:r>
+      <w:r>
+        <w:t xml:space="preserve">ou</w:t>
+      </w:r>
+      <w:r>
+        <w:t xml:space="preserve"> </w:t>
+      </w:r>
+      <w:r>
+        <w:t xml:space="preserve">“</w:t>
+      </w:r>
+      <w:r>
+        <w:t xml:space="preserve">JellyFil</w:t>
+      </w:r>
+      <w:r>
+        <w:t xml:space="preserve">”</w:t>
+      </w:r>
+      <w:r>
+        <w:t xml:space="preserve"> </w:t>
+      </w:r>
+      <w:r>
+        <w:t xml:space="preserve">pelo nome; dizer</w:t>
+      </w:r>
+      <w:r>
+        <w:t xml:space="preserve"> </w:t>
+      </w:r>
+      <w:r>
+        <w:t xml:space="preserve">“</w:t>
+      </w:r>
+      <w:r>
+        <w:t xml:space="preserve">o truque do cavalo</w:t>
+      </w:r>
+      <w:r>
+        <w:t xml:space="preserve">”</w:t>
+      </w:r>
+      <w:r>
+        <w:t xml:space="preserve"> </w:t>
+      </w:r>
+      <w:r>
+        <w:t xml:space="preserve">ou</w:t>
+      </w:r>
+      <w:r>
+        <w:t xml:space="preserve"> </w:t>
+      </w:r>
+      <w:r>
+        <w:t xml:space="preserve">“</w:t>
+      </w:r>
+      <w:r>
+        <w:t xml:space="preserve">o vídeo do garanhão</w:t>
+      </w:r>
+      <w:r>
+        <w:t xml:space="preserve">”</w:t>
+      </w:r>
+      <w:r>
+        <w:t xml:space="preserve">.</w:t>
+      </w:r>
+    </w:p>
+    <w:bookmarkStart w:id="46" w:name="munição"/>
+    <w:p>
+      <w:pPr>
+        <w:pStyle w:val="Heading3"/>
+      </w:pPr>
+      <w:r>
+        <w:t xml:space="preserve">Munição</w:t>
+      </w:r>
+    </w:p>
+    <w:tbl>
+      <w:tblPr>
+        <w:tblStyle w:val="Table"/>
+        <w:tblW w:type="pct" w:w="5000"/>
+        <w:tblLook w:firstRow="1" w:lastRow="0" w:firstColumn="0" w:lastColumn="0" w:noHBand="0" w:noVBand="0" w:val="0020"/>
+        <w:jc w:val="start"/>
+      </w:tblPr>
+      <w:tblGrid>
+        <w:gridCol w:w="792"/>
+        <w:gridCol w:w="1584"/>
+        <w:gridCol w:w="2112"/>
+        <w:gridCol w:w="3432"/>
+      </w:tblGrid>
+      <w:tr>
+        <w:trPr>
+          <w:tblHeader w:val="true"/>
+        </w:trPr>
+        <w:tc>
+          <w:tcPr/>
+          <w:p>
+            <w:pPr>
+              <w:pStyle w:val="Compact"/>
+              <w:jc w:val="left"/>
+            </w:pPr>
+            <w:r>
+              <w:t xml:space="preserve">#</w:t>
+            </w:r>
+          </w:p>
+        </w:tc>
+        <w:tc>
+          <w:tcPr/>
+          <w:p>
+            <w:pPr>
+              <w:pStyle w:val="Compact"/>
+              <w:jc w:val="left"/>
+            </w:pPr>
+            <w:r>
+              <w:t xml:space="preserve">Fato</w:t>
+            </w:r>
+          </w:p>
+        </w:tc>
+        <w:tc>
+          <w:tcPr/>
+          <w:p>
+            <w:pPr>
+              <w:pStyle w:val="Compact"/>
+              <w:jc w:val="left"/>
+            </w:pPr>
+            <w:r>
+              <w:t xml:space="preserve">Status</w:t>
+            </w:r>
+          </w:p>
+        </w:tc>
+        <w:tc>
+          <w:tcPr/>
+          <w:p>
+            <w:pPr>
+              <w:pStyle w:val="Compact"/>
+              <w:jc w:val="left"/>
+            </w:pPr>
+            <w:r>
+              <w:t xml:space="preserve">Uso na copy</w:t>
+            </w:r>
+          </w:p>
+        </w:tc>
+      </w:tr>
+      <w:tr>
+        <w:tc>
+          <w:tcPr/>
+          <w:p>
+            <w:pPr>
+              <w:pStyle w:val="Compact"/>
+              <w:jc w:val="left"/>
+            </w:pPr>
+            <w:r>
+              <w:t xml:space="preserve">1</w:t>
+            </w:r>
+          </w:p>
+        </w:tc>
+        <w:tc>
+          <w:tcPr/>
+          <w:p>
+            <w:pPr>
+              <w:pStyle w:val="Compact"/>
+              <w:jc w:val="left"/>
+            </w:pPr>
+            <w:r>
+              <w:rPr>
+                <w:bCs/>
+                <w:b/>
+              </w:rPr>
+              <w:t xml:space="preserve">Cavalo tem um estômago só. Boi tem quatro.</w:t>
+            </w:r>
+            <w:r>
+              <w:t xml:space="preserve"> </w:t>
+            </w:r>
+            <w:r>
+              <w:t xml:space="preserve">Cavalo é monogástrico, igual ao homem. Boi tem rúmen, tanque de fermentação onde o bicarbonato tampona por horas.</w:t>
+            </w:r>
+          </w:p>
+        </w:tc>
+        <w:tc>
+          <w:tcPr/>
+          <w:p>
+            <w:pPr>
+              <w:pStyle w:val="Compact"/>
+              <w:jc w:val="left"/>
+            </w:pPr>
+            <w:r>
+              <w:rPr>
+                <w:rStyle w:val="VerbatimChar"/>
+              </w:rPr>
+              <w:t xml:space="preserve">[REAL]</w:t>
+            </w:r>
+          </w:p>
+        </w:tc>
+        <w:tc>
+          <w:tcPr/>
+          <w:p>
+            <w:pPr>
+              <w:pStyle w:val="Compact"/>
+              <w:jc w:val="left"/>
+            </w:pPr>
+            <w:r>
+              <w:t xml:space="preserve">Espinha dorsal do ataque.</w:t>
+            </w:r>
+            <w:r>
+              <w:t xml:space="preserve"> </w:t>
+            </w:r>
+            <w:r>
+              <w:t xml:space="preserve">“</w:t>
+            </w:r>
+            <w:r>
+              <w:t xml:space="preserve">O truque do cavalo copiou o animal errado. O cavalo tem o mesmo estômago que você: bicarbonato puro cai no ácido, espuma, você arrota. O boi digere diferente, e é daí que o rancheiro tirou o preparo.</w:t>
+            </w:r>
+            <w:r>
+              <w:t xml:space="preserve">”</w:t>
+            </w:r>
+            <w:r>
+              <w:t xml:space="preserve"> </w:t>
+            </w:r>
+            <w:r>
+              <w:t xml:space="preserve">Explica por que o truque do cavalo falhou em quem tentou, sem dizer que bicarbonato não funciona.</w:t>
+            </w:r>
+          </w:p>
+        </w:tc>
+      </w:tr>
+      <w:tr>
+        <w:tc>
+          <w:tcPr/>
+          <w:p>
+            <w:pPr>
+              <w:pStyle w:val="Compact"/>
+              <w:jc w:val="left"/>
+            </w:pPr>
+            <w:r>
+              <w:t xml:space="preserve">2</w:t>
+            </w:r>
+          </w:p>
+        </w:tc>
+        <w:tc>
+          <w:tcPr/>
+          <w:p>
+            <w:pPr>
+              <w:pStyle w:val="Compact"/>
+              <w:jc w:val="left"/>
+            </w:pPr>
+            <w:r>
+              <w:rPr>
+                <w:bCs/>
+                <w:b/>
+              </w:rPr>
+              <w:t xml:space="preserve">Bicarbonato nunca foi do haras. É da ração de gado há décadas</w:t>
+            </w:r>
+            <w:r>
+              <w:t xml:space="preserve"> </w:t>
+            </w:r>
+            <w:r>
+              <w:t xml:space="preserve">(tampão ruminal, 0,7-1% MS, produto comercial com rótulo). No cavalo, o uso conhecido é</w:t>
+            </w:r>
+            <w:r>
+              <w:t xml:space="preserve"> </w:t>
+            </w:r>
+            <w:r>
+              <w:t xml:space="preserve">“</w:t>
+            </w:r>
+            <w:r>
+              <w:t xml:space="preserve">milkshake</w:t>
+            </w:r>
+            <w:r>
+              <w:t xml:space="preserve">”</w:t>
+            </w:r>
+            <w:r>
+              <w:t xml:space="preserve">: bicarbonato por sonda em cavalo de corrida para segurar ácido lático no músculo. É doping, proibido nas pistas, nada a ver com potência.</w:t>
+            </w:r>
+          </w:p>
+        </w:tc>
+        <w:tc>
+          <w:tcPr/>
+          <w:p>
+            <w:pPr>
+              <w:pStyle w:val="Compact"/>
+              <w:jc w:val="left"/>
+            </w:pPr>
+            <w:r>
+              <w:rPr>
+                <w:rStyle w:val="VerbatimChar"/>
+              </w:rPr>
+              <w:t xml:space="preserve">[REAL]</w:t>
+            </w:r>
+          </w:p>
+        </w:tc>
+        <w:tc>
+          <w:tcPr/>
+          <w:p>
+            <w:pPr>
+              <w:pStyle w:val="Compact"/>
+              <w:jc w:val="left"/>
+            </w:pPr>
+            <w:r>
+              <w:t xml:space="preserve">“</w:t>
+            </w:r>
+            <w:r>
+              <w:t xml:space="preserve">Quem te contou a história do cavalo pegou o pó do lugar errado. No cavalo, bicarbonato é doping de corrida, vai por sonda, serve para músculo. No gado vai na ração todo dia há 60 anos, e o veterinário te mostra o saco.</w:t>
+            </w:r>
+            <w:r>
+              <w:t xml:space="preserve">”</w:t>
+            </w:r>
+          </w:p>
+        </w:tc>
+      </w:tr>
+      <w:tr>
+        <w:tc>
+          <w:tcPr/>
+          <w:p>
+            <w:pPr>
+              <w:pStyle w:val="Compact"/>
+              <w:jc w:val="left"/>
+            </w:pPr>
+            <w:r>
+              <w:t xml:space="preserve">3</w:t>
+            </w:r>
+          </w:p>
+        </w:tc>
+        <w:tc>
+          <w:tcPr/>
+          <w:p>
+            <w:pPr>
+              <w:pStyle w:val="Compact"/>
+              <w:jc w:val="left"/>
+            </w:pPr>
+            <w:r>
+              <w:rPr>
+                <w:bCs/>
+                <w:b/>
+              </w:rPr>
+              <w:t xml:space="preserve">Garanhão de haras não cobre égua. É coletado num manequim e a égua é inseminada.</w:t>
+            </w:r>
+            <w:r>
+              <w:t xml:space="preserve"> </w:t>
+            </w:r>
+            <w:r>
+              <w:t xml:space="preserve">O touro Longhorn no pasto monta de verdade, sozinho, dezenas de vacas por temporada.</w:t>
+            </w:r>
+          </w:p>
+        </w:tc>
+        <w:tc>
+          <w:tcPr/>
+          <w:p>
+            <w:pPr>
+              <w:pStyle w:val="Compact"/>
+              <w:jc w:val="left"/>
+            </w:pPr>
+            <w:r>
+              <w:rPr>
+                <w:rStyle w:val="VerbatimChar"/>
+              </w:rPr>
+              <w:t xml:space="preserve">[REAL para raças de tração como o Percheron; verificar antes de citar raça]</w:t>
+            </w:r>
+          </w:p>
+        </w:tc>
+        <w:tc>
+          <w:tcPr/>
+          <w:p>
+            <w:pPr>
+              <w:pStyle w:val="Compact"/>
+              <w:jc w:val="left"/>
+            </w:pPr>
+            <w:r>
+              <w:t xml:space="preserve">Destrói a imagem central da Soda Horse (</w:t>
+            </w:r>
+            <w:r>
+              <w:t xml:space="preserve">“</w:t>
+            </w:r>
+            <w:r>
+              <w:t xml:space="preserve">garanhão de US$30 milhões cobrindo égua aos 28</w:t>
+            </w:r>
+            <w:r>
+              <w:t xml:space="preserve">”</w:t>
+            </w:r>
+            <w:r>
+              <w:t xml:space="preserve">).</w:t>
+            </w:r>
+            <w:r>
+              <w:t xml:space="preserve"> </w:t>
+            </w:r>
+            <w:r>
+              <w:t xml:space="preserve">“</w:t>
+            </w:r>
+            <w:r>
+              <w:t xml:space="preserve">O garanhão de 30 milhões não cobre égua nenhuma há anos. Ele é coletado num boneco. O touro que eu vi no Texas monta no pasto, aos 18 anos, sem veterinário do lado.</w:t>
+            </w:r>
+            <w:r>
+              <w:t xml:space="preserve">”</w:t>
+            </w:r>
+            <w:r>
+              <w:t xml:space="preserve"> </w:t>
+            </w:r>
+            <w:r>
+              <w:t xml:space="preserve">Split-screen literal: manequim de coleta vs touro cobrindo vaca.</w:t>
+            </w:r>
+          </w:p>
+        </w:tc>
+      </w:tr>
+      <w:tr>
+        <w:tc>
+          <w:tcPr/>
+          <w:p>
+            <w:pPr>
+              <w:pStyle w:val="Compact"/>
+              <w:jc w:val="left"/>
+            </w:pPr>
+            <w:r>
+              <w:t xml:space="preserve">4</w:t>
+            </w:r>
+          </w:p>
+        </w:tc>
+        <w:tc>
+          <w:tcPr/>
+          <w:p>
+            <w:pPr>
+              <w:pStyle w:val="Compact"/>
+              <w:jc w:val="left"/>
+            </w:pPr>
+            <w:r>
+              <w:rPr>
+                <w:bCs/>
+                <w:b/>
+              </w:rPr>
+              <w:t xml:space="preserve">O Longhorn viveu 300 anos solto no Texas, sem veterinário, sem ração, comendo mato.</w:t>
+            </w:r>
+            <w:r>
+              <w:t xml:space="preserve"> </w:t>
+            </w:r>
+            <w:r>
+              <w:t xml:space="preserve">O Percheron é cavalo de tração, criado em estábulo, com nutricionista e veterinário de plantão.</w:t>
+            </w:r>
+          </w:p>
+        </w:tc>
+        <w:tc>
+          <w:tcPr/>
+          <w:p>
+            <w:pPr>
+              <w:pStyle w:val="Compact"/>
+              <w:jc w:val="left"/>
+            </w:pPr>
+            <w:r>
+              <w:rPr>
+                <w:rStyle w:val="VerbatimChar"/>
+              </w:rPr>
+              <w:t xml:space="preserve">[REAL, história da raça]</w:t>
+            </w:r>
+          </w:p>
+        </w:tc>
+        <w:tc>
+          <w:tcPr/>
+          <w:p>
+            <w:pPr>
+              <w:pStyle w:val="Compact"/>
+              <w:jc w:val="left"/>
+            </w:pPr>
+            <w:r>
+              <w:t xml:space="preserve">“</w:t>
+            </w:r>
+            <w:r>
+              <w:t xml:space="preserve">Um come mato pulverizado e se vira sozinho; o outro tem a melhor medicina do mundo pagando a conta. Qual dos dois tem o segredo?</w:t>
+            </w:r>
+            <w:r>
+              <w:t xml:space="preserve">”</w:t>
+            </w:r>
+          </w:p>
+        </w:tc>
+      </w:tr>
+      <w:tr>
+        <w:tc>
+          <w:tcPr/>
+          <w:p>
+            <w:pPr>
+              <w:pStyle w:val="Compact"/>
+              <w:jc w:val="left"/>
+            </w:pPr>
+            <w:r>
+              <w:t xml:space="preserve">5</w:t>
+            </w:r>
+          </w:p>
+        </w:tc>
+        <w:tc>
+          <w:tcPr/>
+          <w:p>
+            <w:pPr>
+              <w:pStyle w:val="Compact"/>
+              <w:jc w:val="left"/>
+            </w:pPr>
+            <w:r>
+              <w:rPr>
+                <w:bCs/>
+                <w:b/>
+              </w:rPr>
+              <w:t xml:space="preserve">Colágeno: o problema não é a espécie, é o confinamento.</w:t>
+            </w:r>
+            <w:r>
+              <w:t xml:space="preserve"> </w:t>
+            </w:r>
+            <w:r>
+              <w:t xml:space="preserve">“</w:t>
+            </w:r>
+            <w:r>
+              <w:t xml:space="preserve">Não é o bovino de confinamento de pote de ruga, nem o equino de estábulo; é tendão de touro de pasto que vive 25 anos.</w:t>
+            </w:r>
+            <w:r>
+              <w:t xml:space="preserve">”</w:t>
+            </w:r>
+          </w:p>
+        </w:tc>
+        <w:tc>
+          <w:tcPr/>
+          <w:p>
+            <w:pPr>
+              <w:pStyle w:val="Compact"/>
+              <w:jc w:val="left"/>
+            </w:pPr>
+            <w:r>
+              <w:rPr>
+                <w:rStyle w:val="VerbatimChar"/>
+              </w:rPr>
+              <w:t xml:space="preserve">[gramática da família]</w:t>
+            </w:r>
+          </w:p>
+        </w:tc>
+        <w:tc>
+          <w:tcPr/>
+          <w:p>
+            <w:pPr>
+              <w:pStyle w:val="Compact"/>
+              <w:jc w:val="left"/>
+            </w:pPr>
+            <w:r>
+              <w:t xml:space="preserve">Resolve o</w:t>
+            </w:r>
+            <w:r>
+              <w:t xml:space="preserve"> </w:t>
+            </w:r>
+            <w:r>
+              <w:t xml:space="preserve">“</w:t>
+            </w:r>
+            <w:r>
+              <w:t xml:space="preserve">não é bovino</w:t>
+            </w:r>
+            <w:r>
+              <w:t xml:space="preserve">”</w:t>
+            </w:r>
+            <w:r>
+              <w:t xml:space="preserve"> </w:t>
+            </w:r>
+            <w:r>
+              <w:t xml:space="preserve">da Soda Horse invertendo a desqualificação.</w:t>
+            </w:r>
+          </w:p>
+        </w:tc>
+      </w:tr>
+      <w:tr>
+        <w:tc>
+          <w:tcPr/>
+          <w:p>
+            <w:pPr>
+              <w:pStyle w:val="Compact"/>
+              <w:jc w:val="left"/>
+            </w:pPr>
+            <w:r>
+              <w:t xml:space="preserve">6</w:t>
+            </w:r>
+          </w:p>
+        </w:tc>
+        <w:tc>
+          <w:tcPr/>
+          <w:p>
+            <w:pPr>
+              <w:pStyle w:val="Compact"/>
+              <w:jc w:val="left"/>
+            </w:pPr>
+            <w:r>
+              <w:rPr>
+                <w:bCs/>
+                <w:b/>
+              </w:rPr>
+              <w:t xml:space="preserve">“</w:t>
+            </w:r>
+            <w:r>
+              <w:rPr>
+                <w:bCs/>
+                <w:b/>
+              </w:rPr>
+              <w:t xml:space="preserve">Se você tentou o truque do cavalo e só arrotou, não foi você.</w:t>
+            </w:r>
+            <w:r>
+              <w:rPr>
+                <w:bCs/>
+                <w:b/>
+              </w:rPr>
+              <w:t xml:space="preserve">”</w:t>
+            </w:r>
+          </w:p>
+        </w:tc>
+        <w:tc>
+          <w:tcPr/>
+          <w:p>
+            <w:pPr>
+              <w:pStyle w:val="Compact"/>
+              <w:jc w:val="left"/>
+            </w:pPr>
+            <w:r>
+              <w:rPr>
+                <w:rStyle w:val="VerbatimChar"/>
+              </w:rPr>
+              <w:t xml:space="preserve">[mercado]</w:t>
+            </w:r>
+          </w:p>
+        </w:tc>
+        <w:tc>
+          <w:tcPr/>
+          <w:p>
+            <w:pPr>
+              <w:pStyle w:val="Compact"/>
+              <w:jc w:val="left"/>
+            </w:pPr>
+            <w:r>
+              <w:t xml:space="preserve">Remoção de culpa aplicada ao truque anterior. Converte quem comprou a concorrência em prospect quente.</w:t>
+            </w:r>
+          </w:p>
+        </w:tc>
+      </w:tr>
+    </w:tbl>
+    <w:bookmarkEnd w:id="46"/>
+    <w:bookmarkStart w:id="47" w:name="onde-entra-na-lead-3-opções"/>
+    <w:p>
+      <w:pPr>
+        <w:pStyle w:val="Heading3"/>
+      </w:pPr>
+      <w:r>
+        <w:t xml:space="preserve">Onde entra na lead (3 opções)</w:t>
       </w:r>
     </w:p>
     <w:p>
@@ -7264,46 +7932,73 @@
           <w:bCs/>
           <w:b/>
         </w:rPr>
-        <w:t xml:space="preserve">Escrever para imagem literal.</w:t>
-      </w:r>
-      <w:r>
-        <w:t xml:space="preserve"> </w:t>
-      </w:r>
-      <w:r>
-        <w:t xml:space="preserve">Cada frase da copy vira um plano. Frases abstratas não têm B-roll. Preferir</w:t>
-      </w:r>
-      <w:r>
-        <w:t xml:space="preserve"> </w:t>
-      </w:r>
-      <w:r>
-        <w:t xml:space="preserve">“</w:t>
-      </w:r>
-      <w:r>
-        <w:t xml:space="preserve">ela puxou o lençol até o ombro</w:t>
-      </w:r>
-      <w:r>
-        <w:t xml:space="preserve">”</w:t>
-      </w:r>
-      <w:r>
-        <w:t xml:space="preserve"> </w:t>
-      </w:r>
-      <w:r>
-        <w:t xml:space="preserve">a</w:t>
-      </w:r>
-      <w:r>
-        <w:t xml:space="preserve"> </w:t>
-      </w:r>
-      <w:r>
-        <w:t xml:space="preserve">“</w:t>
-      </w:r>
-      <w:r>
-        <w:t xml:space="preserve">ela se afastou</w:t>
-      </w:r>
-      <w:r>
-        <w:t xml:space="preserve">”</w:t>
-      </w:r>
-      <w:r>
-        <w:t xml:space="preserve">.</w:t>
+        <w:t xml:space="preserve">A) Lead</w:t>
+      </w:r>
+      <w:r>
+        <w:rPr>
+          <w:bCs/>
+          <w:b/>
+        </w:rPr>
+        <w:t xml:space="preserve"> </w:t>
+      </w:r>
+      <w:r>
+        <w:rPr>
+          <w:bCs/>
+          <w:b/>
+        </w:rPr>
+        <w:t xml:space="preserve">“</w:t>
+      </w:r>
+      <w:r>
+        <w:rPr>
+          <w:bCs/>
+          <w:b/>
+        </w:rPr>
+        <w:t xml:space="preserve">o animal errado</w:t>
+      </w:r>
+      <w:r>
+        <w:rPr>
+          <w:bCs/>
+          <w:b/>
+        </w:rPr>
+        <w:t xml:space="preserve">”</w:t>
+      </w:r>
+      <w:r>
+        <w:rPr>
+          <w:bCs/>
+          <w:b/>
+        </w:rPr>
+        <w:t xml:space="preserve"> </w:t>
+      </w:r>
+      <w:r>
+        <w:rPr>
+          <w:bCs/>
+          <w:b/>
+        </w:rPr>
+        <w:t xml:space="preserve">(Huberman) — LEAD PRINCIPAL.</w:t>
+      </w:r>
+      <w:r>
+        <w:t xml:space="preserve"> </w:t>
+      </w:r>
+      <w:r>
+        <w:t xml:space="preserve">Entra pelo paradoxo do touro; no segundo minuto desmonta o cavalo:</w:t>
+      </w:r>
+      <w:r>
+        <w:t xml:space="preserve"> </w:t>
+      </w:r>
+      <w:r>
+        <w:t xml:space="preserve">“</w:t>
+      </w:r>
+      <w:r>
+        <w:t xml:space="preserve">Você já viu o vídeo do garanhão de 30 milhões. Milhares de homens tentaram. Uma colher de bicarbonato puro, e arrotaram. Não foi você. Foi o animal errado. O cavalo tem o mesmo estômago que você.</w:t>
+      </w:r>
+      <w:r>
+        <w:t xml:space="preserve">”</w:t>
+      </w:r>
+      <w:r>
+        <w:t xml:space="preserve"> </w:t>
+      </w:r>
+      <w:r>
+        <w:t xml:space="preserve">Mantém a estrutura validada da Soda Horse e usa o cavalo como contraste, igual ao Viagra.</w:t>
       </w:r>
     </w:p>
     <w:p>
@@ -7319,31 +8014,25 @@
           <w:bCs/>
           <w:b/>
         </w:rPr>
-        <w:t xml:space="preserve">Tese com 4 a 5 provas seguidas por ponto lógico.</w:t>
-      </w:r>
-      <w:r>
-        <w:t xml:space="preserve"> </w:t>
-      </w:r>
-      <w:r>
-        <w:t xml:space="preserve">O briefing aponta a densidade de prova da tese como a fonte de escala da Jelly Fil. A copy deve entregar, para cada afirmação da tese, pelo menos: um documento citável (paper, jornal, memo), um número, uma analogia doméstica e um</w:t>
-      </w:r>
-      <w:r>
-        <w:t xml:space="preserve"> </w:t>
-      </w:r>
-      <w:r>
-        <w:t xml:space="preserve">“</w:t>
-      </w:r>
-      <w:r>
-        <w:t xml:space="preserve">olhe para isto</w:t>
-      </w:r>
-      <w:r>
-        <w:t xml:space="preserve">”</w:t>
-      </w:r>
-      <w:r>
-        <w:t xml:space="preserve"> </w:t>
-      </w:r>
-      <w:r>
-        <w:t xml:space="preserve">(3D, exame, split). Não resumir a tese.</w:t>
+        <w:t xml:space="preserve">B) Lead do veterinário (alternativa, padrão entrevista Steel Power).</w:t>
+      </w:r>
+      <w:r>
+        <w:t xml:space="preserve"> </w:t>
+      </w:r>
+      <w:r>
+        <w:t xml:space="preserve">“</w:t>
+      </w:r>
+      <w:r>
+        <w:t xml:space="preserve">Trabalhei 18 anos em haras do Kentucky e 10 em rancho no Texas. O truque do cavalo é mentira, e eu sei porque eu via o que davam aos garanhões: nada. Eles são coletados num manequim.</w:t>
+      </w:r>
+      <w:r>
+        <w:t xml:space="preserve">”</w:t>
+      </w:r>
+      <w:r>
+        <w:t xml:space="preserve"> </w:t>
+      </w:r>
+      <w:r>
+        <w:t xml:space="preserve">Guardar como segunda VSL ou inserto dentro da tese.</w:t>
       </w:r>
     </w:p>
     <w:p>
@@ -7359,460 +8048,65 @@
           <w:bCs/>
           <w:b/>
         </w:rPr>
-        <w:t xml:space="preserve">Plantar o galpão três vezes.</w:t>
-      </w:r>
-      <w:r>
-        <w:t xml:space="preserve"> </w:t>
-      </w:r>
-      <w:r>
-        <w:t xml:space="preserve">O saco de bicarbonato aparece na emotional (camp, com a frase</w:t>
-      </w:r>
-      <w:r>
-        <w:t xml:space="preserve"> </w:t>
-      </w:r>
-      <w:r>
-        <w:t xml:space="preserve">“</w:t>
-      </w:r>
-      <w:r>
-        <w:t xml:space="preserve">guarde esse detalhe do galpão</w:t>
-      </w:r>
-      <w:r>
-        <w:t xml:space="preserve">”</w:t>
-      </w:r>
-      <w:r>
-        <w:t xml:space="preserve">), na tese (mesa de cozinha com a ração) e no MUS (rancheiro no cocho). A copy precisa das três menções, com payoff explícito na discovery (</w:t>
-      </w:r>
-      <w:r>
-        <w:t xml:space="preserve">“</w:t>
-      </w:r>
-      <w:r>
-        <w:t xml:space="preserve">Mike, você me disse que viu um saco de bicarbonato nesse galpão</w:t>
-      </w:r>
-      <w:r>
-        <w:t xml:space="preserve">”</w:t>
-      </w:r>
-      <w:r>
-        <w:t xml:space="preserve">).</w:t>
-      </w:r>
-    </w:p>
-    <w:p>
-      <w:pPr>
-        <w:numPr>
-          <w:ilvl w:val="0"/>
-          <w:numId w:val="1018"/>
-        </w:numPr>
-        <w:pStyle w:val="Compact"/>
-      </w:pPr>
-      <w:r>
-        <w:rPr>
-          <w:bCs/>
-          <w:b/>
-        </w:rPr>
-        <w:t xml:space="preserve">Nomear os 4 verbos em tela.</w:t>
-      </w:r>
-      <w:r>
-        <w:t xml:space="preserve"> </w:t>
-      </w:r>
-      <w:r>
-        <w:t xml:space="preserve">DISSOLVER · RECONSTRUIR · PROTEGER · REATIVAR são títulos de legenda grande. A copy deve dizer cada verbo isolado, em frase curta, antes de explicar o ingrediente.</w:t>
-      </w:r>
-    </w:p>
-    <w:p>
-      <w:pPr>
-        <w:numPr>
-          <w:ilvl w:val="0"/>
-          <w:numId w:val="1018"/>
-        </w:numPr>
-        <w:pStyle w:val="Compact"/>
-      </w:pPr>
-      <w:r>
-        <w:rPr>
-          <w:bCs/>
-          <w:b/>
-        </w:rPr>
-        <w:t xml:space="preserve">Antes/depois em dupla, nomeado.</w:t>
-      </w:r>
-      <w:r>
-        <w:t xml:space="preserve"> </w:t>
-      </w:r>
-      <w:r>
-        <w:t xml:space="preserve">Toda vez que a copy citar resultado, citar exame com % e régua com decimais para o mesmo voluntário, com nome do piloto e ano (</w:t>
-      </w:r>
-      <w:r>
-        <w:t xml:space="preserve">“</w:t>
-      </w:r>
-      <w:r>
-        <w:t xml:space="preserve">Voluntário 22, Piloto Longhorn 2025: 5,63 → 8,46 polegadas</w:t>
-      </w:r>
-      <w:r>
-        <w:t xml:space="preserve">”</w:t>
-      </w:r>
-      <w:r>
-        <w:t xml:space="preserve">).</w:t>
-      </w:r>
-    </w:p>
-    <w:p>
-      <w:pPr>
-        <w:numPr>
-          <w:ilvl w:val="0"/>
-          <w:numId w:val="1018"/>
-        </w:numPr>
-        <w:pStyle w:val="Compact"/>
-      </w:pPr>
-      <w:r>
-        <w:rPr>
-          <w:bCs/>
-          <w:b/>
-        </w:rPr>
-        <w:t xml:space="preserve">Fonte com endereço.</w:t>
-      </w:r>
-      <w:r>
-        <w:t xml:space="preserve"> </w:t>
-      </w:r>
-      <w:r>
-        <w:t xml:space="preserve">O rancho tem nome, ano de fundação e dono. A copy dá os três na primeira menção.</w:t>
-      </w:r>
-    </w:p>
-    <w:p>
-      <w:pPr>
-        <w:numPr>
-          <w:ilvl w:val="0"/>
-          <w:numId w:val="1018"/>
-        </w:numPr>
-        <w:pStyle w:val="Compact"/>
-      </w:pPr>
-      <w:r>
-        <w:rPr>
-          <w:bCs/>
-          <w:b/>
-        </w:rPr>
-        <w:t xml:space="preserve">Testemunhas com cargo e período.</w:t>
-      </w:r>
-      <w:r>
-        <w:t xml:space="preserve"> </w:t>
-      </w:r>
-      <w:r>
-        <w:t xml:space="preserve">Ex-cientista da FDA (1989-2003), ex-diretor de marketing farmacêutico (2007-2021), veterinário (18 anos, Hill Country), rancheiro (criador desde 1987). A copy apresenta cada um assim.</w:t>
-      </w:r>
-    </w:p>
-    <w:p>
-      <w:pPr>
-        <w:numPr>
-          <w:ilvl w:val="0"/>
-          <w:numId w:val="1018"/>
-        </w:numPr>
-        <w:pStyle w:val="Compact"/>
-      </w:pPr>
-      <w:r>
-        <w:rPr>
-          <w:bCs/>
-          <w:b/>
-        </w:rPr>
-        <w:t xml:space="preserve">Reinserir medo na tese.</w:t>
-      </w:r>
-      <w:r>
-        <w:t xml:space="preserve"> </w:t>
-      </w:r>
-      <w:r>
-        <w:t xml:space="preserve">No meio da parte técnica, uma frase que traga de volta a câmera da cozinha ou o olhar dela para o peão. Sem isso o flagra não tem onde entrar.</w:t>
-      </w:r>
-    </w:p>
-    <w:p>
-      <w:pPr>
-        <w:numPr>
-          <w:ilvl w:val="0"/>
-          <w:numId w:val="1018"/>
-        </w:numPr>
-        <w:pStyle w:val="Compact"/>
-      </w:pPr>
-      <w:r>
-        <w:rPr>
-          <w:bCs/>
-          <w:b/>
-        </w:rPr>
-        <w:t xml:space="preserve">Reinserir dor antes do CTA final.</w:t>
-      </w:r>
-      <w:r>
-        <w:t xml:space="preserve"> </w:t>
-      </w:r>
-      <w:r>
-        <w:t xml:space="preserve">O close termina com uma frase de homem broxa (P&amp;B na edição) antes do botão verde.</w:t>
-      </w:r>
-    </w:p>
-    <w:p>
-      <w:pPr>
-        <w:numPr>
-          <w:ilvl w:val="0"/>
-          <w:numId w:val="1018"/>
-        </w:numPr>
-        <w:pStyle w:val="Compact"/>
-      </w:pPr>
-      <w:r>
-        <w:rPr>
-          <w:bCs/>
-          <w:b/>
-        </w:rPr>
-        <w:t xml:space="preserve">Citar a própria lead no close.</w:t>
-      </w:r>
-      <w:r>
-        <w:t xml:space="preserve"> </w:t>
-      </w:r>
-      <w:r>
-        <w:t xml:space="preserve">“</w:t>
-      </w:r>
-      <w:r>
-        <w:t xml:space="preserve">Este vídeo passou de 5 milhões de views</w:t>
-      </w:r>
-      <w:r>
-        <w:t xml:space="preserve">”</w:t>
-      </w:r>
-      <w:r>
-        <w:t xml:space="preserve"> </w:t>
-      </w:r>
-      <w:r>
-        <w:t xml:space="preserve">com referência à cena de abertura.</w:t>
-      </w:r>
-    </w:p>
-    <w:p>
-      <w:pPr>
-        <w:numPr>
-          <w:ilvl w:val="0"/>
-          <w:numId w:val="1018"/>
-        </w:numPr>
-        <w:pStyle w:val="Compact"/>
-      </w:pPr>
-      <w:r>
-        <w:rPr>
-          <w:bCs/>
-          <w:b/>
-        </w:rPr>
-        <w:t xml:space="preserve">Fechar o loop do vídeo.</w:t>
-      </w:r>
-      <w:r>
-        <w:t xml:space="preserve"> </w:t>
-      </w:r>
-      <w:r>
-        <w:t xml:space="preserve">Se a micro-lead promete vídeo no final, o close entrega algo nomeado como esse vídeo.</w:t>
-      </w:r>
-    </w:p>
-    <w:p>
-      <w:pPr>
-        <w:numPr>
-          <w:ilvl w:val="0"/>
-          <w:numId w:val="1018"/>
-        </w:numPr>
-        <w:pStyle w:val="Compact"/>
-      </w:pPr>
-      <w:r>
-        <w:rPr>
-          <w:bCs/>
-          <w:b/>
-        </w:rPr>
-        <w:t xml:space="preserve">“</w:t>
-      </w:r>
-      <w:r>
-        <w:rPr>
-          <w:bCs/>
-          <w:b/>
-        </w:rPr>
-        <w:t xml:space="preserve">Boi vs touro</w:t>
-      </w:r>
-      <w:r>
-        <w:rPr>
-          <w:bCs/>
-          <w:b/>
-        </w:rPr>
-        <w:t xml:space="preserve">”</w:t>
-      </w:r>
-      <w:r>
-        <w:rPr>
-          <w:bCs/>
-          <w:b/>
-        </w:rPr>
-        <w:t xml:space="preserve">.</w:t>
-      </w:r>
-      <w:r>
-        <w:t xml:space="preserve"> </w:t>
-      </w:r>
-      <w:r>
-        <w:t xml:space="preserve">A linha</w:t>
-      </w:r>
-      <w:r>
-        <w:t xml:space="preserve"> </w:t>
-      </w:r>
-      <w:r>
-        <w:t xml:space="preserve">“</w:t>
-      </w:r>
-      <w:r>
-        <w:t xml:space="preserve">te transformaram em boi antes de você virar touro</w:t>
-      </w:r>
-      <w:r>
-        <w:t xml:space="preserve">”</w:t>
-      </w:r>
-      <w:r>
-        <w:t xml:space="preserve"> </w:t>
-      </w:r>
-      <w:r>
-        <w:t xml:space="preserve">entra na tese (PL6-7) e volta no close como identidade.</w:t>
-      </w:r>
-    </w:p>
-    <w:p>
-      <w:pPr>
-        <w:numPr>
-          <w:ilvl w:val="0"/>
-          <w:numId w:val="1018"/>
-        </w:numPr>
-        <w:pStyle w:val="Compact"/>
-      </w:pPr>
-      <w:r>
-        <w:rPr>
-          <w:bCs/>
-          <w:b/>
-        </w:rPr>
-        <w:t xml:space="preserve">“</w:t>
-      </w:r>
-      <w:r>
-        <w:rPr>
-          <w:bCs/>
-          <w:b/>
-        </w:rPr>
-        <w:t xml:space="preserve">Não é bovino</w:t>
-      </w:r>
-      <w:r>
-        <w:rPr>
-          <w:bCs/>
-          <w:b/>
-        </w:rPr>
-        <w:t xml:space="preserve">”</w:t>
-      </w:r>
-      <w:r>
-        <w:rPr>
-          <w:bCs/>
-          <w:b/>
-        </w:rPr>
-        <w:t xml:space="preserve"> </w:t>
-      </w:r>
-      <w:r>
-        <w:rPr>
-          <w:bCs/>
-          <w:b/>
-        </w:rPr>
-        <w:t xml:space="preserve">reescrito</w:t>
-      </w:r>
-      <w:r>
-        <w:t xml:space="preserve"> </w:t>
-      </w:r>
-      <w:r>
-        <w:t xml:space="preserve">em áudio e legenda:</w:t>
-      </w:r>
-      <w:r>
-        <w:t xml:space="preserve"> </w:t>
-      </w:r>
-      <w:r>
-        <w:t xml:space="preserve">“</w:t>
-      </w:r>
-      <w:r>
-        <w:t xml:space="preserve">não é o colágeno bovino de confinamento que vendem em pote para ruga; é de tendão de touro Longhorn criado solto</w:t>
-      </w:r>
-      <w:r>
-        <w:t xml:space="preserve">”</w:t>
-      </w:r>
-      <w:r>
-        <w:t xml:space="preserve">.</w:t>
-      </w:r>
-    </w:p>
-    <w:p>
-      <w:pPr>
-        <w:numPr>
-          <w:ilvl w:val="0"/>
-          <w:numId w:val="1018"/>
-        </w:numPr>
-        <w:pStyle w:val="Compact"/>
-      </w:pPr>
-      <w:r>
-        <w:rPr>
-          <w:bCs/>
-          <w:b/>
-        </w:rPr>
-        <w:t xml:space="preserve">Trilha segue o ponto lógico.</w:t>
-      </w:r>
-      <w:r>
-        <w:t xml:space="preserve"> </w:t>
-      </w:r>
-      <w:r>
-        <w:t xml:space="preserve">A copy marca, por bloco, onde a emoção vira (conspiração = tensão; benefício = sexy; ponte do touro = esperança) para o editor trocar a trilha no lugar certo.</w:t>
-      </w:r>
-    </w:p>
-    <w:p>
-      <w:pPr>
-        <w:numPr>
-          <w:ilvl w:val="0"/>
-          <w:numId w:val="1018"/>
-        </w:numPr>
-        <w:pStyle w:val="Compact"/>
-      </w:pPr>
-      <w:r>
-        <w:rPr>
-          <w:bCs/>
-          <w:b/>
-        </w:rPr>
-        <w:t xml:space="preserve">FAQ de 6 perguntas</w:t>
-      </w:r>
-      <w:r>
-        <w:t xml:space="preserve"> </w:t>
-      </w:r>
-      <w:r>
-        <w:t xml:space="preserve">com cidades texanas, tom cômico, fechando com CTA.</w:t>
-      </w:r>
-    </w:p>
-    <w:p>
-      <w:pPr>
-        <w:numPr>
-          <w:ilvl w:val="0"/>
-          <w:numId w:val="1018"/>
-        </w:numPr>
-        <w:pStyle w:val="Compact"/>
-      </w:pPr>
-      <w:r>
-        <w:rPr>
-          <w:bCs/>
-          <w:b/>
-        </w:rPr>
-        <w:t xml:space="preserve">Confissão do Huberman com o conteúdo real dele</w:t>
-      </w:r>
-      <w:r>
-        <w:t xml:space="preserve"> </w:t>
-      </w:r>
-      <w:r>
-        <w:t xml:space="preserve">(banho gelado, sol da manhã, frio na virilha), e callback dela no</w:t>
-      </w:r>
-      <w:r>
-        <w:t xml:space="preserve"> </w:t>
-      </w:r>
-      <w:r>
-        <w:t xml:space="preserve">“</w:t>
-      </w:r>
-      <w:r>
-        <w:t xml:space="preserve">por isso nada funcionou</w:t>
-      </w:r>
-      <w:r>
-        <w:t xml:space="preserve">”</w:t>
-      </w:r>
-      <w:r>
-        <w:t xml:space="preserve"> </w:t>
-      </w:r>
-      <w:r>
-        <w:t xml:space="preserve">da tese.</w:t>
-      </w:r>
-    </w:p>
-    <w:bookmarkEnd w:id="46"/>
-    <w:bookmarkStart w:id="47" w:name="pendências-e-decisões-em-aberto"/>
-    <w:p>
-      <w:pPr>
-        <w:pStyle w:val="Heading2"/>
-      </w:pPr>
-      <w:r>
-        <w:t xml:space="preserve">Pendências e decisões em aberto</w:t>
+        <w:t xml:space="preserve">C) Micro-lead</w:t>
+      </w:r>
+      <w:r>
+        <w:rPr>
+          <w:bCs/>
+          <w:b/>
+        </w:rPr>
+        <w:t xml:space="preserve"> </w:t>
+      </w:r>
+      <w:r>
+        <w:rPr>
+          <w:bCs/>
+          <w:b/>
+        </w:rPr>
+        <w:t xml:space="preserve">“</w:t>
+      </w:r>
+      <w:r>
+        <w:rPr>
+          <w:bCs/>
+          <w:b/>
+        </w:rPr>
+        <w:t xml:space="preserve">3 mentiras do truque do cavalo</w:t>
+      </w:r>
+      <w:r>
+        <w:rPr>
+          <w:bCs/>
+          <w:b/>
+        </w:rPr>
+        <w:t xml:space="preserve">”</w:t>
+      </w:r>
+      <w:r>
+        <w:rPr>
+          <w:bCs/>
+          <w:b/>
+        </w:rPr>
+        <w:t xml:space="preserve"> </w:t>
+      </w:r>
+      <w:r>
+        <w:rPr>
+          <w:bCs/>
+          <w:b/>
+        </w:rPr>
+        <w:t xml:space="preserve">(padrão Jelly Fil / Max).</w:t>
+      </w:r>
+      <w:r>
+        <w:t xml:space="preserve"> </w:t>
+      </w:r>
+      <w:r>
+        <w:t xml:space="preserve">Mentira 1: o garanhão cobre égua aos 28. Mentira 2: o pó vem do haras. Mentira 3: bicarbonato puro funciona. Cada mentira derruba uma peça da Soda Horse e abre o touro. Candidata a micro-lead 02 antes da lead principal.</w:t>
+      </w:r>
+    </w:p>
+    <w:bookmarkEnd w:id="47"/>
+    <w:bookmarkStart w:id="48" w:name="onde-entra-no-mus"/>
+    <w:p>
+      <w:pPr>
+        <w:pStyle w:val="Heading3"/>
+      </w:pPr>
+      <w:r>
+        <w:t xml:space="preserve">Onde entra no MUS</w:t>
       </w:r>
     </w:p>
     <w:p>
@@ -7824,7 +8118,65 @@
         <w:pStyle w:val="Compact"/>
       </w:pPr>
       <w:r>
-        <w:t xml:space="preserve">Contrato de imagem de Julia Ann (define se a micro-lead sai com nome ou com persona anônima).</w:t>
+        <w:rPr>
+          <w:bCs/>
+          <w:b/>
+        </w:rPr>
+        <w:t xml:space="preserve">Dissolver (reason why do preparo):</w:t>
+      </w:r>
+      <w:r>
+        <w:t xml:space="preserve"> </w:t>
+      </w:r>
+      <w:r>
+        <w:t xml:space="preserve">(1)</w:t>
+      </w:r>
+      <w:r>
+        <w:t xml:space="preserve"> </w:t>
+      </w:r>
+      <w:r>
+        <w:t xml:space="preserve">“</w:t>
+      </w:r>
+      <w:r>
+        <w:t xml:space="preserve">Bicarbonato puro só faz arrotar. Foi o que 99% fizeram com o truque do cavalo.</w:t>
+      </w:r>
+      <w:r>
+        <w:t xml:space="preserve">”</w:t>
+      </w:r>
+      <w:r>
+        <w:t xml:space="preserve"> </w:t>
+      </w:r>
+      <w:r>
+        <w:t xml:space="preserve">(2)</w:t>
+      </w:r>
+      <w:r>
+        <w:t xml:space="preserve"> </w:t>
+      </w:r>
+      <w:r>
+        <w:t xml:space="preserve">“</w:t>
+      </w:r>
+      <w:r>
+        <w:t xml:space="preserve">O cavalo tem um estômago, igual ao seu. O boi tem quatro, e o bicarbonato fica tamponando por horas.</w:t>
+      </w:r>
+      <w:r>
+        <w:t xml:space="preserve">”</w:t>
+      </w:r>
+      <w:r>
+        <w:t xml:space="preserve"> </w:t>
+      </w:r>
+      <w:r>
+        <w:t xml:space="preserve">(3)</w:t>
+      </w:r>
+      <w:r>
+        <w:t xml:space="preserve"> </w:t>
+      </w:r>
+      <w:r>
+        <w:t xml:space="preserve">“</w:t>
+      </w:r>
+      <w:r>
+        <w:t xml:space="preserve">O rancheiro não dá pó puro ao touro. Mistura na ração, na proporção certa. Esse preparo é o que o SodaFil reproduz para um estômago humano.</w:t>
+      </w:r>
+      <w:r>
+        <w:t xml:space="preserve">”</w:t>
       </w:r>
     </w:p>
     <w:p>
@@ -7836,7 +8188,23 @@
         <w:pStyle w:val="Compact"/>
       </w:pPr>
       <w:r>
-        <w:t xml:space="preserve">Nome final: SodaFil vs Texas Bull Soda vs Ranch Soda Peak (teste de thumbnail).</w:t>
+        <w:rPr>
+          <w:bCs/>
+          <w:b/>
+        </w:rPr>
+        <w:t xml:space="preserve">Reconstruir:</w:t>
+      </w:r>
+      <w:r>
+        <w:t xml:space="preserve"> </w:t>
+      </w:r>
+      <w:r>
+        <w:t xml:space="preserve">“</w:t>
+      </w:r>
+      <w:r>
+        <w:t xml:space="preserve">não é o colágeno bovino de confinamento, nem o equino de estábulo; é tendão de touro de pasto que vive 25 anos.</w:t>
+      </w:r>
+      <w:r>
+        <w:t xml:space="preserve">”</w:t>
       </w:r>
     </w:p>
     <w:p>
@@ -7848,6 +8216,774 @@
         <w:pStyle w:val="Compact"/>
       </w:pPr>
       <w:r>
+        <w:rPr>
+          <w:bCs/>
+          <w:b/>
+        </w:rPr>
+        <w:t xml:space="preserve">Ponte da tese (PL10):</w:t>
+      </w:r>
+      <w:r>
+        <w:t xml:space="preserve"> </w:t>
+      </w:r>
+      <w:r>
+        <w:t xml:space="preserve">garanhão coletado vs touro montando no pasto, split-screen.</w:t>
+      </w:r>
+    </w:p>
+    <w:bookmarkEnd w:id="48"/>
+    <w:bookmarkStart w:id="49" w:name="edição-vai-para-o-briefing-06"/>
+    <w:p>
+      <w:pPr>
+        <w:pStyle w:val="Heading3"/>
+      </w:pPr>
+      <w:r>
+        <w:t xml:space="preserve">Edição (vai para o briefing 06)</w:t>
+      </w:r>
+    </w:p>
+    <w:p>
+      <w:pPr>
+        <w:numPr>
+          <w:ilvl w:val="0"/>
+          <w:numId w:val="1020"/>
+        </w:numPr>
+        <w:pStyle w:val="Compact"/>
+      </w:pPr>
+      <w:r>
+        <w:t xml:space="preserve">Split-screen: manequim de coleta de garanhão vs touro Longhorn cobrindo vaca.</w:t>
+      </w:r>
+    </w:p>
+    <w:p>
+      <w:pPr>
+        <w:numPr>
+          <w:ilvl w:val="0"/>
+          <w:numId w:val="1020"/>
+        </w:numPr>
+        <w:pStyle w:val="Compact"/>
+      </w:pPr>
+      <w:r>
+        <w:t xml:space="preserve">Ilustração/3D: estômago único do cavalo (e do homem) vs 4 compartimentos do boi, com o bicarbonato espumando no primeiro e tamponando no rúmen.</w:t>
+      </w:r>
+    </w:p>
+    <w:p>
+      <w:pPr>
+        <w:numPr>
+          <w:ilvl w:val="0"/>
+          <w:numId w:val="1020"/>
+        </w:numPr>
+        <w:pStyle w:val="Compact"/>
+      </w:pPr>
+      <w:r>
+        <w:t xml:space="preserve">Frame do</w:t>
+      </w:r>
+      <w:r>
+        <w:t xml:space="preserve"> </w:t>
+      </w:r>
+      <w:r>
+        <w:t xml:space="preserve">“</w:t>
+      </w:r>
+      <w:r>
+        <w:t xml:space="preserve">vídeo do garanhão</w:t>
+      </w:r>
+      <w:r>
+        <w:t xml:space="preserve">”</w:t>
+      </w:r>
+      <w:r>
+        <w:t xml:space="preserve"> </w:t>
+      </w:r>
+      <w:r>
+        <w:t xml:space="preserve">dentro de celular, riscado em vermelho, legenda</w:t>
+      </w:r>
+      <w:r>
+        <w:t xml:space="preserve"> </w:t>
+      </w:r>
+      <w:r>
+        <w:t xml:space="preserve">“</w:t>
+      </w:r>
+      <w:r>
+        <w:t xml:space="preserve">WRONG ANIMAL</w:t>
+      </w:r>
+      <w:r>
+        <w:t xml:space="preserve">”</w:t>
+      </w:r>
+      <w:r>
+        <w:t xml:space="preserve">.</w:t>
+      </w:r>
+    </w:p>
+    <w:p>
+      <w:pPr>
+        <w:numPr>
+          <w:ilvl w:val="0"/>
+          <w:numId w:val="1020"/>
+        </w:numPr>
+        <w:pStyle w:val="Compact"/>
+      </w:pPr>
+      <w:r>
+        <w:t xml:space="preserve">Homem com copo de bicarbonato puro arrotando (já previsto em PL8).</w:t>
+      </w:r>
+    </w:p>
+    <w:p>
+      <w:pPr>
+        <w:numPr>
+          <w:ilvl w:val="0"/>
+          <w:numId w:val="1020"/>
+        </w:numPr>
+        <w:pStyle w:val="Compact"/>
+      </w:pPr>
+      <w:r>
+        <w:t xml:space="preserve">Rótulo real de ração com</w:t>
+      </w:r>
+      <w:r>
+        <w:t xml:space="preserve"> </w:t>
+      </w:r>
+      <w:r>
+        <w:t xml:space="preserve">“</w:t>
+      </w:r>
+      <w:r>
+        <w:t xml:space="preserve">sodium bicarbonate</w:t>
+      </w:r>
+      <w:r>
+        <w:t xml:space="preserve">”</w:t>
+      </w:r>
+      <w:r>
+        <w:t xml:space="preserve"> </w:t>
+      </w:r>
+      <w:r>
+        <w:t xml:space="preserve">ao lado de manchete de</w:t>
+      </w:r>
+      <w:r>
+        <w:t xml:space="preserve"> </w:t>
+      </w:r>
+      <w:r>
+        <w:t xml:space="preserve">“</w:t>
+      </w:r>
+      <w:r>
+        <w:t xml:space="preserve">milkshaking</w:t>
+      </w:r>
+      <w:r>
+        <w:t xml:space="preserve">”</w:t>
+      </w:r>
+      <w:r>
+        <w:t xml:space="preserve"> </w:t>
+      </w:r>
+      <w:r>
+        <w:t xml:space="preserve">banido em corrida de cavalo (prova jornalística real).</w:t>
+      </w:r>
+    </w:p>
+    <w:bookmarkEnd w:id="49"/>
+    <w:bookmarkEnd w:id="50"/>
+    <w:bookmarkStart w:id="51" w:name="Xf22420ea28b17b6f6e3d766e624eb8de5c8cc03"/>
+    <w:p>
+      <w:pPr>
+        <w:pStyle w:val="Heading2"/>
+      </w:pPr>
+      <w:r>
+        <w:t xml:space="preserve">Ajustes para a copy vindos do briefing de edição (v2)</w:t>
+      </w:r>
+    </w:p>
+    <w:p>
+      <w:pPr>
+        <w:pStyle w:val="FirstParagraph"/>
+      </w:pPr>
+      <w:r>
+        <w:t xml:space="preserve">O briefing de edição da Jelly Fil (05) e a versão Longhorn (06) impõem regras que a copy precisa respeitar para a edição funcionar. Quem escrever a VSL segue estas:</w:t>
+      </w:r>
+    </w:p>
+    <w:p>
+      <w:pPr>
+        <w:numPr>
+          <w:ilvl w:val="0"/>
+          <w:numId w:val="1021"/>
+        </w:numPr>
+        <w:pStyle w:val="Compact"/>
+      </w:pPr>
+      <w:r>
+        <w:rPr>
+          <w:bCs/>
+          <w:b/>
+        </w:rPr>
+        <w:t xml:space="preserve">Escrever para imagem literal.</w:t>
+      </w:r>
+      <w:r>
+        <w:t xml:space="preserve"> </w:t>
+      </w:r>
+      <w:r>
+        <w:t xml:space="preserve">Cada frase da copy vira um plano. Frases abstratas não têm B-roll. Preferir</w:t>
+      </w:r>
+      <w:r>
+        <w:t xml:space="preserve"> </w:t>
+      </w:r>
+      <w:r>
+        <w:t xml:space="preserve">“</w:t>
+      </w:r>
+      <w:r>
+        <w:t xml:space="preserve">ela puxou o lençol até o ombro</w:t>
+      </w:r>
+      <w:r>
+        <w:t xml:space="preserve">”</w:t>
+      </w:r>
+      <w:r>
+        <w:t xml:space="preserve"> </w:t>
+      </w:r>
+      <w:r>
+        <w:t xml:space="preserve">a</w:t>
+      </w:r>
+      <w:r>
+        <w:t xml:space="preserve"> </w:t>
+      </w:r>
+      <w:r>
+        <w:t xml:space="preserve">“</w:t>
+      </w:r>
+      <w:r>
+        <w:t xml:space="preserve">ela se afastou</w:t>
+      </w:r>
+      <w:r>
+        <w:t xml:space="preserve">”</w:t>
+      </w:r>
+      <w:r>
+        <w:t xml:space="preserve">.</w:t>
+      </w:r>
+    </w:p>
+    <w:p>
+      <w:pPr>
+        <w:numPr>
+          <w:ilvl w:val="0"/>
+          <w:numId w:val="1021"/>
+        </w:numPr>
+        <w:pStyle w:val="Compact"/>
+      </w:pPr>
+      <w:r>
+        <w:rPr>
+          <w:bCs/>
+          <w:b/>
+        </w:rPr>
+        <w:t xml:space="preserve">Tese com 4 a 5 provas seguidas por ponto lógico.</w:t>
+      </w:r>
+      <w:r>
+        <w:t xml:space="preserve"> </w:t>
+      </w:r>
+      <w:r>
+        <w:t xml:space="preserve">O briefing aponta a densidade de prova da tese como a fonte de escala da Jelly Fil. A copy deve entregar, para cada afirmação da tese, pelo menos: um documento citável (paper, jornal, memo), um número, uma analogia doméstica e um</w:t>
+      </w:r>
+      <w:r>
+        <w:t xml:space="preserve"> </w:t>
+      </w:r>
+      <w:r>
+        <w:t xml:space="preserve">“</w:t>
+      </w:r>
+      <w:r>
+        <w:t xml:space="preserve">olhe para isto</w:t>
+      </w:r>
+      <w:r>
+        <w:t xml:space="preserve">”</w:t>
+      </w:r>
+      <w:r>
+        <w:t xml:space="preserve"> </w:t>
+      </w:r>
+      <w:r>
+        <w:t xml:space="preserve">(3D, exame, split). Não resumir a tese.</w:t>
+      </w:r>
+    </w:p>
+    <w:p>
+      <w:pPr>
+        <w:numPr>
+          <w:ilvl w:val="0"/>
+          <w:numId w:val="1021"/>
+        </w:numPr>
+        <w:pStyle w:val="Compact"/>
+      </w:pPr>
+      <w:r>
+        <w:rPr>
+          <w:bCs/>
+          <w:b/>
+        </w:rPr>
+        <w:t xml:space="preserve">Plantar o galpão três vezes.</w:t>
+      </w:r>
+      <w:r>
+        <w:t xml:space="preserve"> </w:t>
+      </w:r>
+      <w:r>
+        <w:t xml:space="preserve">O saco de bicarbonato aparece na emotional (camp, com a frase</w:t>
+      </w:r>
+      <w:r>
+        <w:t xml:space="preserve"> </w:t>
+      </w:r>
+      <w:r>
+        <w:t xml:space="preserve">“</w:t>
+      </w:r>
+      <w:r>
+        <w:t xml:space="preserve">guarde esse detalhe do galpão</w:t>
+      </w:r>
+      <w:r>
+        <w:t xml:space="preserve">”</w:t>
+      </w:r>
+      <w:r>
+        <w:t xml:space="preserve">), na tese (mesa de cozinha com a ração) e no MUS (rancheiro no cocho). A copy precisa das três menções, com payoff explícito na discovery (</w:t>
+      </w:r>
+      <w:r>
+        <w:t xml:space="preserve">“</w:t>
+      </w:r>
+      <w:r>
+        <w:t xml:space="preserve">Mike, você me disse que viu um saco de bicarbonato nesse galpão</w:t>
+      </w:r>
+      <w:r>
+        <w:t xml:space="preserve">”</w:t>
+      </w:r>
+      <w:r>
+        <w:t xml:space="preserve">).</w:t>
+      </w:r>
+    </w:p>
+    <w:p>
+      <w:pPr>
+        <w:numPr>
+          <w:ilvl w:val="0"/>
+          <w:numId w:val="1021"/>
+        </w:numPr>
+        <w:pStyle w:val="Compact"/>
+      </w:pPr>
+      <w:r>
+        <w:rPr>
+          <w:bCs/>
+          <w:b/>
+        </w:rPr>
+        <w:t xml:space="preserve">Nomear os 4 verbos em tela.</w:t>
+      </w:r>
+      <w:r>
+        <w:t xml:space="preserve"> </w:t>
+      </w:r>
+      <w:r>
+        <w:t xml:space="preserve">DISSOLVER · RECONSTRUIR · PROTEGER · REATIVAR são títulos de legenda grande. A copy deve dizer cada verbo isolado, em frase curta, antes de explicar o ingrediente.</w:t>
+      </w:r>
+    </w:p>
+    <w:p>
+      <w:pPr>
+        <w:numPr>
+          <w:ilvl w:val="0"/>
+          <w:numId w:val="1021"/>
+        </w:numPr>
+        <w:pStyle w:val="Compact"/>
+      </w:pPr>
+      <w:r>
+        <w:rPr>
+          <w:bCs/>
+          <w:b/>
+        </w:rPr>
+        <w:t xml:space="preserve">Antes/depois em dupla, nomeado.</w:t>
+      </w:r>
+      <w:r>
+        <w:t xml:space="preserve"> </w:t>
+      </w:r>
+      <w:r>
+        <w:t xml:space="preserve">Toda vez que a copy citar resultado, citar exame com % e régua com decimais para o mesmo voluntário, com nome do piloto e ano (</w:t>
+      </w:r>
+      <w:r>
+        <w:t xml:space="preserve">“</w:t>
+      </w:r>
+      <w:r>
+        <w:t xml:space="preserve">Voluntário 22, Piloto Longhorn 2025: 5,63 → 8,46 polegadas</w:t>
+      </w:r>
+      <w:r>
+        <w:t xml:space="preserve">”</w:t>
+      </w:r>
+      <w:r>
+        <w:t xml:space="preserve">).</w:t>
+      </w:r>
+    </w:p>
+    <w:p>
+      <w:pPr>
+        <w:numPr>
+          <w:ilvl w:val="0"/>
+          <w:numId w:val="1021"/>
+        </w:numPr>
+        <w:pStyle w:val="Compact"/>
+      </w:pPr>
+      <w:r>
+        <w:rPr>
+          <w:bCs/>
+          <w:b/>
+        </w:rPr>
+        <w:t xml:space="preserve">Fonte com endereço.</w:t>
+      </w:r>
+      <w:r>
+        <w:t xml:space="preserve"> </w:t>
+      </w:r>
+      <w:r>
+        <w:t xml:space="preserve">O rancho tem nome, ano de fundação e dono. A copy dá os três na primeira menção.</w:t>
+      </w:r>
+    </w:p>
+    <w:p>
+      <w:pPr>
+        <w:numPr>
+          <w:ilvl w:val="0"/>
+          <w:numId w:val="1021"/>
+        </w:numPr>
+        <w:pStyle w:val="Compact"/>
+      </w:pPr>
+      <w:r>
+        <w:rPr>
+          <w:bCs/>
+          <w:b/>
+        </w:rPr>
+        <w:t xml:space="preserve">Testemunhas com cargo e período.</w:t>
+      </w:r>
+      <w:r>
+        <w:t xml:space="preserve"> </w:t>
+      </w:r>
+      <w:r>
+        <w:t xml:space="preserve">Ex-cientista da FDA (1989-2003), ex-diretor de marketing farmacêutico (2007-2021), veterinário (18 anos, Hill Country), rancheiro (criador desde 1987). A copy apresenta cada um assim.</w:t>
+      </w:r>
+    </w:p>
+    <w:p>
+      <w:pPr>
+        <w:numPr>
+          <w:ilvl w:val="0"/>
+          <w:numId w:val="1021"/>
+        </w:numPr>
+        <w:pStyle w:val="Compact"/>
+      </w:pPr>
+      <w:r>
+        <w:rPr>
+          <w:bCs/>
+          <w:b/>
+        </w:rPr>
+        <w:t xml:space="preserve">Reinserir medo na tese.</w:t>
+      </w:r>
+      <w:r>
+        <w:t xml:space="preserve"> </w:t>
+      </w:r>
+      <w:r>
+        <w:t xml:space="preserve">No meio da parte técnica, uma frase que traga de volta a câmera da cozinha ou o olhar dela para o peão. Sem isso o flagra não tem onde entrar.</w:t>
+      </w:r>
+    </w:p>
+    <w:p>
+      <w:pPr>
+        <w:numPr>
+          <w:ilvl w:val="0"/>
+          <w:numId w:val="1021"/>
+        </w:numPr>
+        <w:pStyle w:val="Compact"/>
+      </w:pPr>
+      <w:r>
+        <w:rPr>
+          <w:bCs/>
+          <w:b/>
+        </w:rPr>
+        <w:t xml:space="preserve">Reinserir dor antes do CTA final.</w:t>
+      </w:r>
+      <w:r>
+        <w:t xml:space="preserve"> </w:t>
+      </w:r>
+      <w:r>
+        <w:t xml:space="preserve">O close termina com uma frase de homem broxa (P&amp;B na edição) antes do botão verde.</w:t>
+      </w:r>
+    </w:p>
+    <w:p>
+      <w:pPr>
+        <w:numPr>
+          <w:ilvl w:val="0"/>
+          <w:numId w:val="1021"/>
+        </w:numPr>
+        <w:pStyle w:val="Compact"/>
+      </w:pPr>
+      <w:r>
+        <w:rPr>
+          <w:bCs/>
+          <w:b/>
+        </w:rPr>
+        <w:t xml:space="preserve">Citar a própria lead no close.</w:t>
+      </w:r>
+      <w:r>
+        <w:t xml:space="preserve"> </w:t>
+      </w:r>
+      <w:r>
+        <w:t xml:space="preserve">“</w:t>
+      </w:r>
+      <w:r>
+        <w:t xml:space="preserve">Este vídeo passou de 5 milhões de views</w:t>
+      </w:r>
+      <w:r>
+        <w:t xml:space="preserve">”</w:t>
+      </w:r>
+      <w:r>
+        <w:t xml:space="preserve"> </w:t>
+      </w:r>
+      <w:r>
+        <w:t xml:space="preserve">com referência à cena de abertura.</w:t>
+      </w:r>
+    </w:p>
+    <w:p>
+      <w:pPr>
+        <w:numPr>
+          <w:ilvl w:val="0"/>
+          <w:numId w:val="1021"/>
+        </w:numPr>
+        <w:pStyle w:val="Compact"/>
+      </w:pPr>
+      <w:r>
+        <w:rPr>
+          <w:bCs/>
+          <w:b/>
+        </w:rPr>
+        <w:t xml:space="preserve">Fechar o loop do vídeo.</w:t>
+      </w:r>
+      <w:r>
+        <w:t xml:space="preserve"> </w:t>
+      </w:r>
+      <w:r>
+        <w:t xml:space="preserve">Se a micro-lead promete vídeo no final, o close entrega algo nomeado como esse vídeo.</w:t>
+      </w:r>
+    </w:p>
+    <w:p>
+      <w:pPr>
+        <w:numPr>
+          <w:ilvl w:val="0"/>
+          <w:numId w:val="1021"/>
+        </w:numPr>
+        <w:pStyle w:val="Compact"/>
+      </w:pPr>
+      <w:r>
+        <w:rPr>
+          <w:bCs/>
+          <w:b/>
+        </w:rPr>
+        <w:t xml:space="preserve">“</w:t>
+      </w:r>
+      <w:r>
+        <w:rPr>
+          <w:bCs/>
+          <w:b/>
+        </w:rPr>
+        <w:t xml:space="preserve">Boi vs touro</w:t>
+      </w:r>
+      <w:r>
+        <w:rPr>
+          <w:bCs/>
+          <w:b/>
+        </w:rPr>
+        <w:t xml:space="preserve">”</w:t>
+      </w:r>
+      <w:r>
+        <w:rPr>
+          <w:bCs/>
+          <w:b/>
+        </w:rPr>
+        <w:t xml:space="preserve">.</w:t>
+      </w:r>
+      <w:r>
+        <w:t xml:space="preserve"> </w:t>
+      </w:r>
+      <w:r>
+        <w:t xml:space="preserve">A linha</w:t>
+      </w:r>
+      <w:r>
+        <w:t xml:space="preserve"> </w:t>
+      </w:r>
+      <w:r>
+        <w:t xml:space="preserve">“</w:t>
+      </w:r>
+      <w:r>
+        <w:t xml:space="preserve">te transformaram em boi antes de você virar touro</w:t>
+      </w:r>
+      <w:r>
+        <w:t xml:space="preserve">”</w:t>
+      </w:r>
+      <w:r>
+        <w:t xml:space="preserve"> </w:t>
+      </w:r>
+      <w:r>
+        <w:t xml:space="preserve">entra na tese (PL6-7) e volta no close como identidade.</w:t>
+      </w:r>
+    </w:p>
+    <w:p>
+      <w:pPr>
+        <w:numPr>
+          <w:ilvl w:val="0"/>
+          <w:numId w:val="1021"/>
+        </w:numPr>
+        <w:pStyle w:val="Compact"/>
+      </w:pPr>
+      <w:r>
+        <w:rPr>
+          <w:bCs/>
+          <w:b/>
+        </w:rPr>
+        <w:t xml:space="preserve">“</w:t>
+      </w:r>
+      <w:r>
+        <w:rPr>
+          <w:bCs/>
+          <w:b/>
+        </w:rPr>
+        <w:t xml:space="preserve">Não é bovino</w:t>
+      </w:r>
+      <w:r>
+        <w:rPr>
+          <w:bCs/>
+          <w:b/>
+        </w:rPr>
+        <w:t xml:space="preserve">”</w:t>
+      </w:r>
+      <w:r>
+        <w:rPr>
+          <w:bCs/>
+          <w:b/>
+        </w:rPr>
+        <w:t xml:space="preserve"> </w:t>
+      </w:r>
+      <w:r>
+        <w:rPr>
+          <w:bCs/>
+          <w:b/>
+        </w:rPr>
+        <w:t xml:space="preserve">reescrito</w:t>
+      </w:r>
+      <w:r>
+        <w:t xml:space="preserve"> </w:t>
+      </w:r>
+      <w:r>
+        <w:t xml:space="preserve">em áudio e legenda:</w:t>
+      </w:r>
+      <w:r>
+        <w:t xml:space="preserve"> </w:t>
+      </w:r>
+      <w:r>
+        <w:t xml:space="preserve">“</w:t>
+      </w:r>
+      <w:r>
+        <w:t xml:space="preserve">não é o colágeno bovino de confinamento que vendem em pote para ruga; é de tendão de touro Longhorn criado solto</w:t>
+      </w:r>
+      <w:r>
+        <w:t xml:space="preserve">”</w:t>
+      </w:r>
+      <w:r>
+        <w:t xml:space="preserve">.</w:t>
+      </w:r>
+    </w:p>
+    <w:p>
+      <w:pPr>
+        <w:numPr>
+          <w:ilvl w:val="0"/>
+          <w:numId w:val="1021"/>
+        </w:numPr>
+        <w:pStyle w:val="Compact"/>
+      </w:pPr>
+      <w:r>
+        <w:rPr>
+          <w:bCs/>
+          <w:b/>
+        </w:rPr>
+        <w:t xml:space="preserve">Trilha segue o ponto lógico.</w:t>
+      </w:r>
+      <w:r>
+        <w:t xml:space="preserve"> </w:t>
+      </w:r>
+      <w:r>
+        <w:t xml:space="preserve">A copy marca, por bloco, onde a emoção vira (conspiração = tensão; benefício = sexy; ponte do touro = esperança) para o editor trocar a trilha no lugar certo.</w:t>
+      </w:r>
+    </w:p>
+    <w:p>
+      <w:pPr>
+        <w:numPr>
+          <w:ilvl w:val="0"/>
+          <w:numId w:val="1021"/>
+        </w:numPr>
+        <w:pStyle w:val="Compact"/>
+      </w:pPr>
+      <w:r>
+        <w:rPr>
+          <w:bCs/>
+          <w:b/>
+        </w:rPr>
+        <w:t xml:space="preserve">FAQ de 6 perguntas</w:t>
+      </w:r>
+      <w:r>
+        <w:t xml:space="preserve"> </w:t>
+      </w:r>
+      <w:r>
+        <w:t xml:space="preserve">com cidades texanas, tom cômico, fechando com CTA.</w:t>
+      </w:r>
+    </w:p>
+    <w:p>
+      <w:pPr>
+        <w:numPr>
+          <w:ilvl w:val="0"/>
+          <w:numId w:val="1021"/>
+        </w:numPr>
+        <w:pStyle w:val="Compact"/>
+      </w:pPr>
+      <w:r>
+        <w:rPr>
+          <w:bCs/>
+          <w:b/>
+        </w:rPr>
+        <w:t xml:space="preserve">Confissão do Huberman com o conteúdo real dele</w:t>
+      </w:r>
+      <w:r>
+        <w:t xml:space="preserve"> </w:t>
+      </w:r>
+      <w:r>
+        <w:t xml:space="preserve">(banho gelado, sol da manhã, frio na virilha), e callback dela no</w:t>
+      </w:r>
+      <w:r>
+        <w:t xml:space="preserve"> </w:t>
+      </w:r>
+      <w:r>
+        <w:t xml:space="preserve">“</w:t>
+      </w:r>
+      <w:r>
+        <w:t xml:space="preserve">por isso nada funcionou</w:t>
+      </w:r>
+      <w:r>
+        <w:t xml:space="preserve">”</w:t>
+      </w:r>
+      <w:r>
+        <w:t xml:space="preserve"> </w:t>
+      </w:r>
+      <w:r>
+        <w:t xml:space="preserve">da tese.</w:t>
+      </w:r>
+    </w:p>
+    <w:bookmarkEnd w:id="51"/>
+    <w:bookmarkStart w:id="52" w:name="pendências-e-decisões-em-aberto"/>
+    <w:p>
+      <w:pPr>
+        <w:pStyle w:val="Heading2"/>
+      </w:pPr>
+      <w:r>
+        <w:t xml:space="preserve">Pendências e decisões em aberto</w:t>
+      </w:r>
+    </w:p>
+    <w:p>
+      <w:pPr>
+        <w:numPr>
+          <w:ilvl w:val="0"/>
+          <w:numId w:val="1022"/>
+        </w:numPr>
+        <w:pStyle w:val="Compact"/>
+      </w:pPr>
+      <w:r>
+        <w:t xml:space="preserve">Contrato de imagem de Julia Ann (define se a micro-lead sai com nome ou com persona anônima).</w:t>
+      </w:r>
+    </w:p>
+    <w:p>
+      <w:pPr>
+        <w:numPr>
+          <w:ilvl w:val="0"/>
+          <w:numId w:val="1022"/>
+        </w:numPr>
+        <w:pStyle w:val="Compact"/>
+      </w:pPr>
+      <w:r>
+        <w:t xml:space="preserve">Nome final: SodaFil vs Texas Bull Soda vs Ranch Soda Peak (teste de thumbnail).</w:t>
+      </w:r>
+    </w:p>
+    <w:p>
+      <w:pPr>
+        <w:numPr>
+          <w:ilvl w:val="0"/>
+          <w:numId w:val="1022"/>
+        </w:numPr>
+        <w:pStyle w:val="Compact"/>
+      </w:pPr>
+      <w:r>
         <w:t xml:space="preserve">A/B 1: micro-lead Julia Ann vs mulher do interior 35+.</w:t>
       </w:r>
     </w:p>
@@ -7855,7 +8991,7 @@
       <w:pPr>
         <w:numPr>
           <w:ilvl w:val="0"/>
-          <w:numId w:val="1019"/>
+          <w:numId w:val="1022"/>
         </w:numPr>
         <w:pStyle w:val="Compact"/>
       </w:pPr>
@@ -7867,7 +9003,7 @@
       <w:pPr>
         <w:numPr>
           <w:ilvl w:val="0"/>
-          <w:numId w:val="1019"/>
+          <w:numId w:val="1022"/>
         </w:numPr>
         <w:pStyle w:val="Compact"/>
       </w:pPr>
@@ -7915,7 +9051,7 @@
       <w:pPr>
         <w:numPr>
           <w:ilvl w:val="0"/>
-          <w:numId w:val="1019"/>
+          <w:numId w:val="1022"/>
         </w:numPr>
         <w:pStyle w:val="Compact"/>
       </w:pPr>
@@ -7923,8 +9059,8 @@
         <w:t xml:space="preserve">Briefings de edição (pique Jelly Fil) ainda não recebidos.</w:t>
       </w:r>
     </w:p>
-    <w:bookmarkEnd w:id="47"/>
-    <w:bookmarkEnd w:id="48"/>
+    <w:bookmarkEnd w:id="52"/>
+    <w:bookmarkEnd w:id="53"/>
     <w:sectPr/>
   </w:body>
 </w:document>
@@ -8301,6 +9437,15 @@
     <w:abstractNumId w:val="991"/>
   </w:num>
   <w:num w:numId="1018">
+    <w:abstractNumId w:val="991"/>
+  </w:num>
+  <w:num w:numId="1019">
+    <w:abstractNumId w:val="991"/>
+  </w:num>
+  <w:num w:numId="1020">
+    <w:abstractNumId w:val="991"/>
+  </w:num>
+  <w:num w:numId="1021">
     <w:abstractNumId w:val="99411"/>
     <w:lvlOverride w:ilvl="0">
       <w:startOverride w:val="1"/>
@@ -8330,7 +9475,7 @@
       <w:startOverride w:val="1"/>
     </w:lvlOverride>
   </w:num>
-  <w:num w:numId="1019">
+  <w:num w:numId="1022">
     <w:abstractNumId w:val="99411"/>
     <w:lvlOverride w:ilvl="0">
       <w:startOverride w:val="1"/>

--- a/analise-ed/04_Brief_de_Oferta_Longhorn_Soda.docx
+++ b/analise-ed/04_Brief_de_Oferta_Longhorn_Soda.docx
@@ -5143,13 +5143,13 @@
       </w:tr>
     </w:tbl>
     <w:bookmarkEnd w:id="37"/>
-    <w:bookmarkStart w:id="38" w:name="Xae1800f2e6a77960c6cb6e3d56e1a5f301dfe43"/>
+    <w:bookmarkStart w:id="38" w:name="Xdce8709aad1e47ca7995cb811034f4660d8dbf4"/>
     <w:p>
       <w:pPr>
         <w:pStyle w:val="Heading3"/>
       </w:pPr>
       <w:r>
-        <w:t xml:space="preserve">Resumo de como o problema aconteceu até o fundo do poço</w:t>
+        <w:t xml:space="preserve">Resumo de como o problema aconteceu até o fundo do poço — EMOTIONAL v3 (traição consumada + reconquista, decidida em 10/10/2026)</w:t>
       </w:r>
     </w:p>
     <w:p>
@@ -5157,7 +5157,227 @@
         <w:pStyle w:val="FirstParagraph"/>
       </w:pPr>
       <w:r>
-        <w:t xml:space="preserve">Ordem dos blocos: micro-lead (Julia Ann) → lead (Huberman) → background (Huberman confessa) → emotional (Tyson em 1ª pessoa) → confissão da esposa → discovery → tese → MUS → build-up → oferta → close → FAQ.</w:t>
+        <w:rPr>
+          <w:bCs/>
+          <w:b/>
+        </w:rPr>
+        <w:t xml:space="preserve">Decisões fixadas nesta versão</w:t>
+      </w:r>
+      <w:r>
+        <w:t xml:space="preserve"> </w:t>
+      </w:r>
+      <w:r>
+        <w:t xml:space="preserve">-</w:t>
+      </w:r>
+      <w:r>
+        <w:t xml:space="preserve"> </w:t>
+      </w:r>
+      <w:r>
+        <w:rPr>
+          <w:bCs/>
+          <w:b/>
+        </w:rPr>
+        <w:t xml:space="preserve">A mulher:</w:t>
+      </w:r>
+      <w:r>
+        <w:t xml:space="preserve"> </w:t>
+      </w:r>
+      <w:r>
+        <w:t xml:space="preserve">“</w:t>
+      </w:r>
+      <w:r>
+        <w:t xml:space="preserve">minha esposa</w:t>
+      </w:r>
+      <w:r>
+        <w:t xml:space="preserve">”</w:t>
+      </w:r>
+      <w:r>
+        <w:t xml:space="preserve">, sem nome, sem rosto (dublê de costas, mão, cabelo; na entrevista, rosto desfocado e lower-third</w:t>
+      </w:r>
+      <w:r>
+        <w:t xml:space="preserve"> </w:t>
+      </w:r>
+      <w:r>
+        <w:t xml:space="preserve">“</w:t>
+      </w:r>
+      <w:r>
+        <w:t xml:space="preserve">a esposa pediu para ser protegida</w:t>
+      </w:r>
+      <w:r>
+        <w:t xml:space="preserve">”</w:t>
+      </w:r>
+      <w:r>
+        <w:t xml:space="preserve">). Nunca nomear a esposa real.</w:t>
+      </w:r>
+      <w:r>
+        <w:t xml:space="preserve"> </w:t>
+      </w:r>
+      <w:r>
+        <w:t xml:space="preserve">-</w:t>
+      </w:r>
+      <w:r>
+        <w:t xml:space="preserve"> </w:t>
+      </w:r>
+      <w:r>
+        <w:rPr>
+          <w:bCs/>
+          <w:b/>
+        </w:rPr>
+        <w:t xml:space="preserve">O final:</w:t>
+      </w:r>
+      <w:r>
+        <w:t xml:space="preserve"> </w:t>
+      </w:r>
+      <w:r>
+        <w:t xml:space="preserve">reconquista, não perda. A traição acontece 100% (cozinha → quarto), mas no 11º dia ela volta para a cama dele e nunca mais vai</w:t>
+      </w:r>
+      <w:r>
+        <w:t xml:space="preserve"> </w:t>
+      </w:r>
+      <w:r>
+        <w:t xml:space="preserve">“</w:t>
+      </w:r>
+      <w:r>
+        <w:t xml:space="preserve">ver os cavalos</w:t>
+      </w:r>
+      <w:r>
+        <w:t xml:space="preserve">”</w:t>
+      </w:r>
+      <w:r>
+        <w:t xml:space="preserve">. Casa com a persona principal (casado da esposa fria), que quer a mulher de volta, não o divórcio.</w:t>
+      </w:r>
+      <w:r>
+        <w:t xml:space="preserve"> </w:t>
+      </w:r>
+      <w:r>
+        <w:t xml:space="preserve">-</w:t>
+      </w:r>
+      <w:r>
+        <w:t xml:space="preserve"> </w:t>
+      </w:r>
+      <w:r>
+        <w:rPr>
+          <w:bCs/>
+          <w:b/>
+        </w:rPr>
+        <w:t xml:space="preserve">O rival:</w:t>
+      </w:r>
+      <w:r>
+        <w:t xml:space="preserve"> </w:t>
+      </w:r>
+      <w:r>
+        <w:t xml:space="preserve">o peão do rancheiro velho, 30 e poucos, monta touro, mora no rancho onde o camp foi montado. É quem tem acesso ao pó do galpão e é o cowboy que ela vê todo dia.</w:t>
+      </w:r>
+      <w:r>
+        <w:t xml:space="preserve"> </w:t>
+      </w:r>
+      <w:r>
+        <w:t xml:space="preserve">-</w:t>
+      </w:r>
+      <w:r>
+        <w:t xml:space="preserve"> </w:t>
+      </w:r>
+      <w:r>
+        <w:rPr>
+          <w:bCs/>
+          <w:b/>
+        </w:rPr>
+        <w:t xml:space="preserve">A câmera:</w:t>
+      </w:r>
+      <w:r>
+        <w:t xml:space="preserve"> </w:t>
+      </w:r>
+      <w:r>
+        <w:t xml:space="preserve">“</w:t>
+      </w:r>
+      <w:r>
+        <w:t xml:space="preserve">Eu sou o Mike Tyson. Minha casa tem câmera em todo cômodo.</w:t>
+      </w:r>
+      <w:r>
+        <w:t xml:space="preserve">”</w:t>
+      </w:r>
+      <w:r>
+        <w:t xml:space="preserve"> </w:t>
+      </w:r>
+      <w:r>
+        <w:t xml:space="preserve">Ele nunca olhava as gravações até sentir o cheiro diferente na caminhonete. A câmera do galpão do rancheiro (contra roubo de gado) é a segunda câmera: mostra o peão pegando o pó no saco.</w:t>
+      </w:r>
+      <w:r>
+        <w:t xml:space="preserve"> </w:t>
+      </w:r>
+      <w:r>
+        <w:t xml:space="preserve">-</w:t>
+      </w:r>
+      <w:r>
+        <w:t xml:space="preserve"> </w:t>
+      </w:r>
+      <w:r>
+        <w:rPr>
+          <w:bCs/>
+          <w:b/>
+        </w:rPr>
+        <w:t xml:space="preserve">A virada:</w:t>
+      </w:r>
+      <w:r>
+        <w:t xml:space="preserve"> </w:t>
+      </w:r>
+      <w:r>
+        <w:t xml:space="preserve">Huberman liga para o Mike para ele ser o primeiro. Attia entra depois, como o médico da ressonância e do piloto.</w:t>
+      </w:r>
+      <w:r>
+        <w:t xml:space="preserve"> </w:t>
+      </w:r>
+      <w:r>
+        <w:t xml:space="preserve">-</w:t>
+      </w:r>
+      <w:r>
+        <w:t xml:space="preserve"> </w:t>
+      </w:r>
+      <w:r>
+        <w:rPr>
+          <w:bCs/>
+          <w:b/>
+        </w:rPr>
+        <w:t xml:space="preserve">Plano B jurídico:</w:t>
+      </w:r>
+      <w:r>
+        <w:t xml:space="preserve"> </w:t>
+      </w:r>
+      <w:r>
+        <w:t xml:space="preserve">se a opção</w:t>
+      </w:r>
+      <w:r>
+        <w:t xml:space="preserve"> </w:t>
+      </w:r>
+      <w:r>
+        <w:t xml:space="preserve">“</w:t>
+      </w:r>
+      <w:r>
+        <w:t xml:space="preserve">minha esposa</w:t>
+      </w:r>
+      <w:r>
+        <w:t xml:space="preserve">”</w:t>
+      </w:r>
+      <w:r>
+        <w:t xml:space="preserve"> </w:t>
+      </w:r>
+      <w:r>
+        <w:t xml:space="preserve">for barrada, deslocar no tempo:</w:t>
+      </w:r>
+      <w:r>
+        <w:t xml:space="preserve"> </w:t>
+      </w:r>
+      <w:r>
+        <w:t xml:space="preserve">“</w:t>
+      </w:r>
+      <w:r>
+        <w:t xml:space="preserve">a mulher com quem eu vivia em 2007, quando eu estava quebrado</w:t>
+      </w:r>
+      <w:r>
+        <w:t xml:space="preserve">”</w:t>
+      </w:r>
+      <w:r>
+        <w:t xml:space="preserve">. Perde a atualidade do camp; guardar só como reserva.</w:t>
       </w:r>
     </w:p>
     <w:p>
@@ -5289,7 +5509,10 @@
         <w:t xml:space="preserve">”</w:t>
       </w:r>
       <w:r>
-        <w:t xml:space="preserve">. Protocolos do amigo Huberman: banho gelado, sol de manhã, sono.</w:t>
+        <w:t xml:space="preserve"> </w:t>
+      </w:r>
+      <w:r>
+        <w:t xml:space="preserve">— a cena do remédio que esquenta e não chega. Protocolos do amigo Huberman: banho gelado, sol de manhã, sono.</w:t>
       </w:r>
       <w:r>
         <w:t xml:space="preserve"> </w:t>
@@ -5303,6 +5526,12 @@
       <w:r>
         <w:t xml:space="preserve">”</w:t>
       </w:r>
+      <w:r>
+        <w:t xml:space="preserve"> </w:t>
+      </w:r>
+      <w:r>
+        <w:t xml:space="preserve">Vergonha de vestiário: para de se trocar na frente do sparring.</w:t>
+      </w:r>
     </w:p>
     <w:p>
       <w:pPr>
@@ -5313,13 +5542,28 @@
           <w:bCs/>
           <w:b/>
         </w:rPr>
-        <w:t xml:space="preserve">O camp no Texas (plantar o segredo):</w:t>
-      </w:r>
-      <w:r>
-        <w:t xml:space="preserve"> </w:t>
-      </w:r>
-      <w:r>
-        <w:t xml:space="preserve">três meses antes da luta, treino em propriedade perto de Arlington, vizinha de um rancho de Longhorn. O rancheiro velho dá acesso à pista para corrida. Mike vê, no galpão, um saco de 25 kg de bicarbonato de sódio ao lado da ração. Pergunta. O velho ri:</w:t>
+        <w:t xml:space="preserve">1. O camp (plantar o segredo e o rival):</w:t>
+      </w:r>
+      <w:r>
+        <w:t xml:space="preserve"> </w:t>
+      </w:r>
+      <w:r>
+        <w:t xml:space="preserve">setembro de 2024, rancho de Longhorn perto de Arlington, oito semanas antes da luta. A esposa vai junto</w:t>
+      </w:r>
+      <w:r>
+        <w:t xml:space="preserve"> </w:t>
+      </w:r>
+      <w:r>
+        <w:t xml:space="preserve">“</w:t>
+      </w:r>
+      <w:r>
+        <w:t xml:space="preserve">para cuidar dele</w:t>
+      </w:r>
+      <w:r>
+        <w:t xml:space="preserve">”</w:t>
+      </w:r>
+      <w:r>
+        <w:t xml:space="preserve">. O rancheiro velho cede a casa principal e a pista para corrida. Mike vê, no galpão, um saco de 25 kg de bicarbonato ao lado da ração. Pergunta. O velho ri:</w:t>
       </w:r>
       <w:r>
         <w:t xml:space="preserve"> </w:t>
@@ -5334,7 +5578,7 @@
         <w:t xml:space="preserve">”</w:t>
       </w:r>
       <w:r>
-        <w:t xml:space="preserve">. Mike não dá importância.</w:t>
+        <w:t xml:space="preserve">.</w:t>
       </w:r>
       <w:r>
         <w:t xml:space="preserve"> </w:t>
@@ -5364,7 +5608,31 @@
         <w:t xml:space="preserve"> </w:t>
       </w:r>
       <w:r>
-        <w:t xml:space="preserve">(técnica validada da Soda Horse: loop com payoff).</w:t>
+        <w:t xml:space="preserve">No churrasco do primeiro sábado aparece o peão: boné, mão grossa, monta touro. Ela ri de um jeito que o Mike não via há dois anos.</w:t>
+      </w:r>
+      <w:r>
+        <w:t xml:space="preserve"> </w:t>
+      </w:r>
+      <w:r>
+        <w:rPr>
+          <w:bCs/>
+          <w:b/>
+        </w:rPr>
+        <w:t xml:space="preserve">“</w:t>
+      </w:r>
+      <w:r>
+        <w:rPr>
+          <w:bCs/>
+          <w:b/>
+        </w:rPr>
+        <w:t xml:space="preserve">Guarde esse detalhe também.</w:t>
+      </w:r>
+      <w:r>
+        <w:rPr>
+          <w:bCs/>
+          <w:b/>
+        </w:rPr>
+        <w:t xml:space="preserve">”</w:t>
       </w:r>
     </w:p>
     <w:p>
@@ -5376,13 +5644,197 @@
           <w:bCs/>
           <w:b/>
         </w:rPr>
-        <w:t xml:space="preserve">A noite de Arlington (agravamento):</w:t>
-      </w:r>
-      <w:r>
-        <w:t xml:space="preserve"> </w:t>
-      </w:r>
-      <w:r>
-        <w:t xml:space="preserve">15/11/2024. 72.300 pessoas, 108 milhões em casa. Ele fica de pé 8 rounds contra um garoto de 27. Volta ao hotel como o homem mais aplaudido do país. No quarto, ela espera. Nada.</w:t>
+        <w:t xml:space="preserve">2. A descida:</w:t>
+      </w:r>
+      <w:r>
+        <w:t xml:space="preserve"> </w:t>
+      </w:r>
+      <w:r>
+        <w:t xml:space="preserve">celular virado para baixo. Ela passa a</w:t>
+      </w:r>
+      <w:r>
+        <w:t xml:space="preserve"> </w:t>
+      </w:r>
+      <w:r>
+        <w:t xml:space="preserve">“</w:t>
+      </w:r>
+      <w:r>
+        <w:t xml:space="preserve">ir ver os cavalos</w:t>
+      </w:r>
+      <w:r>
+        <w:t xml:space="preserve">”</w:t>
+      </w:r>
+      <w:r>
+        <w:t xml:space="preserve"> </w:t>
+      </w:r>
+      <w:r>
+        <w:t xml:space="preserve">nas tardes de sparring. Cheiro diferente na caminhonete. O peão em churrasco, em evento, na casa,</w:t>
+      </w:r>
+      <w:r>
+        <w:t xml:space="preserve"> </w:t>
+      </w:r>
+      <w:r>
+        <w:t xml:space="preserve">“</w:t>
+      </w:r>
+      <w:r>
+        <w:t xml:space="preserve">consertando o chuveiro</w:t>
+      </w:r>
+      <w:r>
+        <w:t xml:space="preserve">”</w:t>
+      </w:r>
+      <w:r>
+        <w:t xml:space="preserve">. Mike, na entrevista no rancho, camisa aberta, olhando para baixo:</w:t>
+      </w:r>
+      <w:r>
+        <w:t xml:space="preserve"> </w:t>
+      </w:r>
+      <w:r>
+        <w:t xml:space="preserve">“</w:t>
+      </w:r>
+      <w:r>
+        <w:t xml:space="preserve">Eu lutei contra o Holyfield, contra o Lewis. Nenhum soco me acertou como aquele cheiro.</w:t>
+      </w:r>
+      <w:r>
+        <w:t xml:space="preserve">”</w:t>
+      </w:r>
+    </w:p>
+    <w:p>
+      <w:pPr>
+        <w:pStyle w:val="BodyText"/>
+      </w:pPr>
+      <w:r>
+        <w:rPr>
+          <w:bCs/>
+          <w:b/>
+        </w:rPr>
+        <w:t xml:space="preserve">3. A câmera (cena 100%, padrão Soda Horse):</w:t>
+      </w:r>
+      <w:r>
+        <w:t xml:space="preserve"> </w:t>
+      </w:r>
+      <w:r>
+        <w:t xml:space="preserve">Mike volta mais cedo de um treino cortado. Abre o aplicativo das câmeras pela primeira vez em meses.</w:t>
+      </w:r>
+      <w:r>
+        <w:t xml:space="preserve"> </w:t>
+      </w:r>
+      <w:r>
+        <w:rPr>
+          <w:bCs/>
+          <w:b/>
+        </w:rPr>
+        <w:t xml:space="preserve">“</w:t>
+      </w:r>
+      <w:r>
+        <w:rPr>
+          <w:bCs/>
+          <w:b/>
+        </w:rPr>
+        <w:t xml:space="preserve">Eu assisti aquilo umas 20 vezes.</w:t>
+      </w:r>
+      <w:r>
+        <w:rPr>
+          <w:bCs/>
+          <w:b/>
+        </w:rPr>
+        <w:t xml:space="preserve">”</w:t>
+      </w:r>
+      <w:r>
+        <w:t xml:space="preserve"> </w:t>
+      </w:r>
+      <w:r>
+        <w:t xml:space="preserve">CAM 03, cozinha, P&amp;B, REC, timecode 2:14 PM: o peão entra pela porta dos fundos com uma lata, mistura um pó branco num copo</w:t>
+      </w:r>
+      <w:r>
+        <w:t xml:space="preserve"> </w:t>
+      </w:r>
+      <w:r>
+        <w:rPr>
+          <w:bCs/>
+          <w:b/>
+        </w:rPr>
+        <w:t xml:space="preserve">na pia dele</w:t>
+      </w:r>
+      <w:r>
+        <w:t xml:space="preserve">, olha o relógio da parede, bebe, limpa a bancada e sobe. CAM 02, corredor: a porta do quarto; a mão dela puxando o peão para dentro. Corte seco para tela branca:</w:t>
+      </w:r>
+      <w:r>
+        <w:t xml:space="preserve"> </w:t>
+      </w:r>
+      <w:r>
+        <w:t xml:space="preserve">“</w:t>
+      </w:r>
+      <w:r>
+        <w:t xml:space="preserve">I watched that thing 20 times.</w:t>
+      </w:r>
+      <w:r>
+        <w:t xml:space="preserve">”</w:t>
+      </w:r>
+    </w:p>
+    <w:p>
+      <w:pPr>
+        <w:pStyle w:val="BodyText"/>
+      </w:pPr>
+      <w:r>
+        <w:rPr>
+          <w:bCs/>
+          <w:b/>
+        </w:rPr>
+        <w:t xml:space="preserve">4. O soco que não sai:</w:t>
+      </w:r>
+      <w:r>
+        <w:t xml:space="preserve"> </w:t>
+      </w:r>
+      <w:r>
+        <w:t xml:space="preserve">“</w:t>
+      </w:r>
+      <w:r>
+        <w:t xml:space="preserve">Eu quis matar o garoto. Eu sou o Mike Tyson. E eu fiquei sentado na caminhonete, no escuro, por uma hora. Porque ele tinha o que eu não tinha.</w:t>
+      </w:r>
+      <w:r>
+        <w:t xml:space="preserve">”</w:t>
+      </w:r>
+      <w:r>
+        <w:t xml:space="preserve"> </w:t>
+      </w:r>
+      <w:r>
+        <w:t xml:space="preserve">(Vestiário do Alpha Erec e café de Beverly Hills, dentro de uma caminhonete no Texas.)</w:t>
+      </w:r>
+    </w:p>
+    <w:p>
+      <w:pPr>
+        <w:pStyle w:val="BodyText"/>
+      </w:pPr>
+      <w:r>
+        <w:rPr>
+          <w:bCs/>
+          <w:b/>
+        </w:rPr>
+        <w:t xml:space="preserve">5. A noite de Arlington (agravamento):</w:t>
+      </w:r>
+      <w:r>
+        <w:t xml:space="preserve"> </w:t>
+      </w:r>
+      <w:r>
+        <w:t xml:space="preserve">15/11/2024. 72.300 pessoas, 108 milhões em casa.</w:t>
+      </w:r>
+      <w:r>
+        <w:t xml:space="preserve"> </w:t>
+      </w:r>
+      <w:r>
+        <w:t xml:space="preserve">“</w:t>
+      </w:r>
+      <w:r>
+        <w:t xml:space="preserve">Eu lutei contra o Jake Paul com aquele vídeo na cabeça.</w:t>
+      </w:r>
+      <w:r>
+        <w:t xml:space="preserve">”</w:t>
+      </w:r>
+      <w:r>
+        <w:t xml:space="preserve"> </w:t>
+      </w:r>
+      <w:r>
+        <w:t xml:space="preserve">Fica de pé 8 rounds contra um garoto de 27. Volta ao hotel como o homem mais aplaudido do país. No quarto, ela espera. Nada.</w:t>
       </w:r>
       <w:r>
         <w:t xml:space="preserve"> </w:t>
@@ -5396,12 +5848,6 @@
       <w:r>
         <w:t xml:space="preserve">”</w:t>
       </w:r>
-      <w:r>
-        <w:t xml:space="preserve"> </w:t>
-      </w:r>
-      <w:r>
-        <w:t xml:space="preserve">A frase que ele ouve pelo resto da vida.</w:t>
-      </w:r>
     </w:p>
     <w:p>
       <w:pPr>
@@ -5412,61 +5858,151 @@
           <w:bCs/>
           <w:b/>
         </w:rPr>
-        <w:t xml:space="preserve">A descida (meses seguintes):</w:t>
-      </w:r>
-      <w:r>
-        <w:t xml:space="preserve"> </w:t>
-      </w:r>
-      <w:r>
-        <w:t xml:space="preserve">celular virado para baixo, cheiro diferente no carro, ela indo</w:t>
-      </w:r>
-      <w:r>
-        <w:t xml:space="preserve"> </w:t>
-      </w:r>
-      <w:r>
-        <w:t xml:space="preserve">“</w:t>
-      </w:r>
-      <w:r>
-        <w:t xml:space="preserve">ao rancho</w:t>
-      </w:r>
-      <w:r>
-        <w:t xml:space="preserve">”</w:t>
-      </w:r>
-      <w:r>
-        <w:t xml:space="preserve"> </w:t>
-      </w:r>
-      <w:r>
-        <w:t xml:space="preserve">ver os cavalos nas tardes em que ele viaja. O peão do velho começa a aparecer em churrasco, em evento, na casa. Mike instala câmera na cozinha</w:t>
-      </w:r>
-      <w:r>
-        <w:t xml:space="preserve"> </w:t>
-      </w:r>
-      <w:r>
-        <w:t xml:space="preserve">“</w:t>
-      </w:r>
-      <w:r>
-        <w:t xml:space="preserve">querendo prova de traição</w:t>
-      </w:r>
-      <w:r>
-        <w:t xml:space="preserve">”</w:t>
-      </w:r>
-      <w:r>
-        <w:t xml:space="preserve">. O que a câmera mostra: o peão misturando um pó branco num copo na pia dele, antes de subir para</w:t>
-      </w:r>
-      <w:r>
-        <w:t xml:space="preserve"> </w:t>
-      </w:r>
-      <w:r>
-        <w:t xml:space="preserve">“</w:t>
-      </w:r>
-      <w:r>
-        <w:t xml:space="preserve">consertar o chuveiro</w:t>
-      </w:r>
-      <w:r>
-        <w:t xml:space="preserve">”</w:t>
-      </w:r>
-      <w:r>
-        <w:t xml:space="preserve">. Nada acontece. Mas o olhar dela quando o rapaz passa é o olhar que ele não via há dois anos.</w:t>
+        <w:t xml:space="preserve">6. O fundo:</w:t>
+      </w:r>
+      <w:r>
+        <w:t xml:space="preserve"> </w:t>
+      </w:r>
+      <w:r>
+        <w:t xml:space="preserve">jantar com amigos na casa deles. Alguém faz piada:</w:t>
+      </w:r>
+      <w:r>
+        <w:t xml:space="preserve"> </w:t>
+      </w:r>
+      <w:r>
+        <w:t xml:space="preserve">“</w:t>
+      </w:r>
+      <w:r>
+        <w:t xml:space="preserve">aguentou 8 rounds com o Jake Paul, hein</w:t>
+      </w:r>
+      <w:r>
+        <w:t xml:space="preserve">”</w:t>
+      </w:r>
+      <w:r>
+        <w:t xml:space="preserve">. A esposa ri e solta, meio bêbada:</w:t>
+      </w:r>
+      <w:r>
+        <w:t xml:space="preserve"> </w:t>
+      </w:r>
+      <w:r>
+        <w:rPr>
+          <w:bCs/>
+          <w:b/>
+        </w:rPr>
+        <w:t xml:space="preserve">“</w:t>
+      </w:r>
+      <w:r>
+        <w:rPr>
+          <w:bCs/>
+          <w:b/>
+        </w:rPr>
+        <w:t xml:space="preserve">oito rounds é fácil; difícil é o décimo.</w:t>
+      </w:r>
+      <w:r>
+        <w:rPr>
+          <w:bCs/>
+          <w:b/>
+        </w:rPr>
+        <w:t xml:space="preserve">”</w:t>
+      </w:r>
+      <w:r>
+        <w:t xml:space="preserve"> </w:t>
+      </w:r>
+      <w:r>
+        <w:t xml:space="preserve">Silêncio na mesa. Ele entende que todos entenderam. No quarto, pela primeira vez, ele mostra o vídeo e pede a verdade.</w:t>
+      </w:r>
+    </w:p>
+    <w:p>
+      <w:pPr>
+        <w:pStyle w:val="BodyText"/>
+      </w:pPr>
+      <w:r>
+        <w:rPr>
+          <w:bCs/>
+          <w:b/>
+        </w:rPr>
+        <w:t xml:space="preserve">7. O outro lado (entrevista dela, para o Huberman, varanda do rancho, de costas ou desfocada):</w:t>
+      </w:r>
+      <w:r>
+        <w:t xml:space="preserve"> </w:t>
+      </w:r>
+      <w:r>
+        <w:t xml:space="preserve">“</w:t>
+      </w:r>
+      <w:r>
+        <w:t xml:space="preserve">Com o Mike fazia dois anos. Eu virava de lado e dizia</w:t>
+      </w:r>
+      <w:r>
+        <w:t xml:space="preserve"> </w:t>
+      </w:r>
+      <w:r>
+        <w:t xml:space="preserve">‘</w:t>
+      </w:r>
+      <w:r>
+        <w:t xml:space="preserve">tudo bem</w:t>
+      </w:r>
+      <w:r>
+        <w:t xml:space="preserve">’</w:t>
+      </w:r>
+      <w:r>
+        <w:t xml:space="preserve">. O garoto não era bonito. Ele era duro. Por horas. Eu não amava ele. Voltei no dia seguinte, e no outro. Tenho vergonha.</w:t>
+      </w:r>
+      <w:r>
+        <w:t xml:space="preserve">”</w:t>
+      </w:r>
+      <w:r>
+        <w:t xml:space="preserve"> </w:t>
+      </w:r>
+      <w:r>
+        <w:t xml:space="preserve">Huberman no plano do entrevistador, mão na testa.</w:t>
+      </w:r>
+      <w:r>
+        <w:t xml:space="preserve"> </w:t>
+      </w:r>
+      <w:r>
+        <w:t xml:space="preserve">“</w:t>
+      </w:r>
+      <w:r>
+        <w:t xml:space="preserve">Toda história tem dois lados. Metade dos casamentos deste país acaba assim, em silêncio, dentro do quarto.</w:t>
+      </w:r>
+      <w:r>
+        <w:t xml:space="preserve">”</w:t>
+      </w:r>
+    </w:p>
+    <w:p>
+      <w:pPr>
+        <w:pStyle w:val="BodyText"/>
+      </w:pPr>
+      <w:r>
+        <w:rPr>
+          <w:bCs/>
+          <w:b/>
+        </w:rPr>
+        <w:t xml:space="preserve">8. A pista (o truque entra pela mão do rival):</w:t>
+      </w:r>
+      <w:r>
+        <w:t xml:space="preserve"> </w:t>
+      </w:r>
+      <w:r>
+        <w:t xml:space="preserve">o rancheiro velho, na manhã seguinte, vendo o Mike mexer no celular:</w:t>
+      </w:r>
+      <w:r>
+        <w:t xml:space="preserve"> </w:t>
+      </w:r>
+      <w:r>
+        <w:t xml:space="preserve">“</w:t>
+      </w:r>
+      <w:r>
+        <w:t xml:space="preserve">Esse pó que o garoto mistura? Sai do saco do galpão. Todo touro meu come isso. Mas ele não toma puro, garoto. Puro só arrota.</w:t>
+      </w:r>
+      <w:r>
+        <w:t xml:space="preserve">”</w:t>
+      </w:r>
+      <w:r>
+        <w:t xml:space="preserve"> </w:t>
+      </w:r>
+      <w:r>
+        <w:t xml:space="preserve">Câmera do galpão: o peão enchendo a lata no saco. Payoff do loop do galpão.</w:t>
       </w:r>
     </w:p>
     <w:bookmarkEnd w:id="38"/>
@@ -5488,65 +6024,31 @@
           <w:bCs/>
           <w:b/>
         </w:rPr>
-        <w:t xml:space="preserve">O fundo:</w:t>
-      </w:r>
-      <w:r>
-        <w:t xml:space="preserve"> </w:t>
-      </w:r>
-      <w:r>
-        <w:t xml:space="preserve">jantar com amigos na casa deles. Alguém faz piada com a luta:</w:t>
-      </w:r>
-      <w:r>
-        <w:t xml:space="preserve"> </w:t>
-      </w:r>
-      <w:r>
-        <w:t xml:space="preserve">“</w:t>
-      </w:r>
-      <w:r>
-        <w:t xml:space="preserve">aguentou 8 rounds com o Jake Paul, hein</w:t>
-      </w:r>
-      <w:r>
-        <w:t xml:space="preserve">”</w:t>
-      </w:r>
-      <w:r>
-        <w:t xml:space="preserve">. A esposa ri e solta, meio bêbada, sem maldade:</w:t>
-      </w:r>
-      <w:r>
-        <w:t xml:space="preserve"> </w:t>
-      </w:r>
-      <w:r>
-        <w:t xml:space="preserve">“</w:t>
-      </w:r>
-      <w:r>
-        <w:t xml:space="preserve">oito rounds é fácil; difícil é o décimo</w:t>
-      </w:r>
-      <w:r>
-        <w:t xml:space="preserve">”</w:t>
-      </w:r>
-      <w:r>
-        <w:t xml:space="preserve">. Silêncio na mesa. Ele entende que todos entenderam. Ele vai para o quarto e, pela primeira vez, pede a ela a verdade.</w:t>
-      </w:r>
-      <w:r>
-        <w:t xml:space="preserve"> </w:t>
-      </w:r>
-      <w:r>
-        <w:rPr>
-          <w:bCs/>
-          <w:b/>
-        </w:rPr>
-        <w:t xml:space="preserve">Confissão gravada da esposa (depois, para o Huberman):</w:t>
-      </w:r>
-      <w:r>
-        <w:t xml:space="preserve"> </w:t>
-      </w:r>
-      <w:r>
-        <w:t xml:space="preserve">“</w:t>
-      </w:r>
-      <w:r>
-        <w:t xml:space="preserve">Eu amo o Mike. Mas comecei a olhar. Nunca fiz. Mas comecei a olhar. E o que eu olhava não era o rosto do rapaz. Era o volume na calça dele, e o jeito como ele tinha certeza de que ia funcionar. Mike não tinha mais essa certeza. Eu sentia isso na mão dele tremendo.</w:t>
-      </w:r>
-      <w:r>
-        <w:t xml:space="preserve">”</w:t>
+        <w:t xml:space="preserve">A ligação:</w:t>
+      </w:r>
+      <w:r>
+        <w:t xml:space="preserve"> </w:t>
+      </w:r>
+      <w:r>
+        <w:t xml:space="preserve">Mike liga para o Huberman às 6 da manhã.</w:t>
+      </w:r>
+      <w:r>
+        <w:t xml:space="preserve"> </w:t>
+      </w:r>
+      <w:r>
+        <w:t xml:space="preserve">“</w:t>
+      </w:r>
+      <w:r>
+        <w:t xml:space="preserve">Cancela o que você tiver. Preciso de você em Dallas.</w:t>
+      </w:r>
+      <w:r>
+        <w:t xml:space="preserve">”</w:t>
+      </w:r>
+      <w:r>
+        <w:t xml:space="preserve"> </w:t>
+      </w:r>
+      <w:r>
+        <w:t xml:space="preserve">Huberman cancela podcast, patrocínio e seis meses de gravações. Vai ao rancho, senta com o velho, ouve o preparo. Seis meses de pesquisa (o bloco de investigação). Chama o Attia para a ressonância: 60% de cimento.</w:t>
       </w:r>
     </w:p>
     <w:p>
@@ -5558,40 +6060,34 @@
           <w:bCs/>
           <w:b/>
         </w:rPr>
-        <w:t xml:space="preserve">A virada:</w:t>
-      </w:r>
-      <w:r>
-        <w:t xml:space="preserve"> </w:t>
-      </w:r>
-      <w:r>
-        <w:t xml:space="preserve">Mike liga para o Huberman às 6 da manhã.</w:t>
-      </w:r>
-      <w:r>
-        <w:t xml:space="preserve"> </w:t>
-      </w:r>
-      <w:r>
-        <w:t xml:space="preserve">“</w:t>
-      </w:r>
-      <w:r>
-        <w:t xml:space="preserve">Cancela o que você tiver. Preciso de você em Dallas.</w:t>
-      </w:r>
-      <w:r>
-        <w:t xml:space="preserve">”</w:t>
-      </w:r>
-      <w:r>
-        <w:t xml:space="preserve"> </w:t>
-      </w:r>
-      <w:r>
-        <w:t xml:space="preserve">Huberman cancela podcast, patrocínio e seis meses de gravações. Chama o Attia. Na primeira conversa, Mike menciona a câmera e o pó branco. Huberman pergunta o que era. Mike não sabe. Attia pergunta onde o rapaz trabalha.</w:t>
-      </w:r>
-      <w:r>
-        <w:t xml:space="preserve"> </w:t>
-      </w:r>
-      <w:r>
-        <w:t xml:space="preserve">“</w:t>
-      </w:r>
-      <w:r>
-        <w:t xml:space="preserve">Num rancho de Longhorn perto de Arlington.</w:t>
+        <w:t xml:space="preserve">O convite (Huberman liga para o Mike):</w:t>
+      </w:r>
+      <w:r>
+        <w:t xml:space="preserve"> </w:t>
+      </w:r>
+      <w:r>
+        <w:t xml:space="preserve">“</w:t>
+      </w:r>
+      <w:r>
+        <w:t xml:space="preserve">Mike, eu não tenho fórmula. Tenho o pó e o preparo do rancheiro. Vou fazer na cozinha, sem certificação, na mão. Você topa ser o primeiro?</w:t>
+      </w:r>
+      <w:r>
+        <w:t xml:space="preserve">”</w:t>
+      </w:r>
+      <w:r>
+        <w:t xml:space="preserve"> </w:t>
+      </w:r>
+      <w:r>
+        <w:t xml:space="preserve">Mike:</w:t>
+      </w:r>
+      <w:r>
+        <w:t xml:space="preserve"> </w:t>
+      </w:r>
+      <w:r>
+        <w:t xml:space="preserve">“</w:t>
+      </w:r>
+      <w:r>
+        <w:t xml:space="preserve">O pó do garoto?</w:t>
       </w:r>
       <w:r>
         <w:t xml:space="preserve">”</w:t>
@@ -5609,16 +6105,31 @@
         <w:t xml:space="preserve">“</w:t>
       </w:r>
       <w:r>
-        <w:t xml:space="preserve">Mike, você me disse que viu um saco de bicarbonato nesse galpão três meses antes da luta.</w:t>
-      </w:r>
-      <w:r>
-        <w:t xml:space="preserve">”</w:t>
-      </w:r>
-      <w:r>
-        <w:t xml:space="preserve"> </w:t>
-      </w:r>
-      <w:r>
-        <w:t xml:space="preserve">Payoff do loop. Os dois vão ao rancho. O velho conta tudo.</w:t>
+        <w:t xml:space="preserve">O pó do touro. O garoto só pegou emprestado.</w:t>
+      </w:r>
+      <w:r>
+        <w:t xml:space="preserve">”</w:t>
+      </w:r>
+      <w:r>
+        <w:t xml:space="preserve"> </w:t>
+      </w:r>
+      <w:r>
+        <w:t xml:space="preserve">Tela dividida, chamada, lettering</w:t>
+      </w:r>
+      <w:r>
+        <w:t xml:space="preserve"> </w:t>
+      </w:r>
+      <w:r>
+        <w:t xml:space="preserve">“</w:t>
+      </w:r>
+      <w:r>
+        <w:t xml:space="preserve">WANNA BE THE FIRST?</w:t>
+      </w:r>
+      <w:r>
+        <w:t xml:space="preserve">”</w:t>
+      </w:r>
+      <w:r>
+        <w:t xml:space="preserve">.</w:t>
       </w:r>
     </w:p>
     <w:p>
@@ -5636,7 +6147,7 @@
         <w:t xml:space="preserve"> </w:t>
       </w:r>
       <w:r>
-        <w:t xml:space="preserve">o Huberman volta do rancho com um pote de vidro de pó e prepara a primeira dose na cozinha às 7 da manhã, num copo de suco. 4º dia: ligação às 6h,</w:t>
+        <w:t xml:space="preserve">Huberman prepara a primeira dose na cozinha do rancho às 7 da manhã, num copo de suco. 4º dia: ligação às 6h,</w:t>
       </w:r>
       <w:r>
         <w:t xml:space="preserve"> </w:t>
@@ -5651,22 +6162,55 @@
         <w:t xml:space="preserve">”</w:t>
       </w:r>
       <w:r>
-        <w:t xml:space="preserve">. 11º dia: ela, pela primeira vez em dois anos, e a frase vira</w:t>
-      </w:r>
-      <w:r>
-        <w:t xml:space="preserve"> </w:t>
-      </w:r>
-      <w:r>
-        <w:t xml:space="preserve">“</w:t>
-      </w:r>
-      <w:r>
-        <w:t xml:space="preserve">oito rounds é fácil; o Mike aguenta a noite</w:t>
-      </w:r>
-      <w:r>
-        <w:t xml:space="preserve">”</w:t>
-      </w:r>
-      <w:r>
-        <w:t xml:space="preserve">. RM aos 30 dias: 60% → 28%. Dois touros irmãos no rancho, um com o pó, outro sem: o sem para de cobrir. Dale e Carol entre os 37.</w:t>
+        <w:t xml:space="preserve">. 11º dia, 4 da manhã:</w:t>
+      </w:r>
+      <w:r>
+        <w:t xml:space="preserve"> </w:t>
+      </w:r>
+      <w:r>
+        <w:t xml:space="preserve">“</w:t>
+      </w:r>
+      <w:r>
+        <w:t xml:space="preserve">eu peguei ela. Ela chorou antes de eu entrar. Perguntou o que tinha mudado. Eu disse: os cavalos.</w:t>
+      </w:r>
+      <w:r>
+        <w:t xml:space="preserve">”</w:t>
+      </w:r>
+      <w:r>
+        <w:t xml:space="preserve"> </w:t>
+      </w:r>
+      <w:r>
+        <w:t xml:space="preserve">Ela nunca mais foi ver os cavalos. A frase vira:</w:t>
+      </w:r>
+      <w:r>
+        <w:t xml:space="preserve"> </w:t>
+      </w:r>
+      <w:r>
+        <w:rPr>
+          <w:bCs/>
+          <w:b/>
+        </w:rPr>
+        <w:t xml:space="preserve">“</w:t>
+      </w:r>
+      <w:r>
+        <w:rPr>
+          <w:bCs/>
+          <w:b/>
+        </w:rPr>
+        <w:t xml:space="preserve">oito rounds é fácil; o Mike aguenta o décimo.</w:t>
+      </w:r>
+      <w:r>
+        <w:rPr>
+          <w:bCs/>
+          <w:b/>
+        </w:rPr>
+        <w:t xml:space="preserve">”</w:t>
+      </w:r>
+      <w:r>
+        <w:t xml:space="preserve"> </w:t>
+      </w:r>
+      <w:r>
+        <w:t xml:space="preserve">RM aos 30 dias: 60% → 28%. Dois touros irmãos no rancho, um com o pó, outro sem. Dale e Carol entre os 37.</w:t>
       </w:r>
       <w:r>
         <w:t xml:space="preserve"> </w:t>
@@ -5679,6 +6223,39 @@
       </w:r>
       <w:r>
         <w:t xml:space="preserve">”</w:t>
+      </w:r>
+    </w:p>
+    <w:p>
+      <w:pPr>
+        <w:pStyle w:val="BodyText"/>
+      </w:pPr>
+      <w:r>
+        <w:rPr>
+          <w:bCs/>
+          <w:b/>
+        </w:rPr>
+        <w:t xml:space="preserve">Versão anterior (v2, medo sem traição consumada):</w:t>
+      </w:r>
+      <w:r>
+        <w:t xml:space="preserve"> </w:t>
+      </w:r>
+      <w:r>
+        <w:t xml:space="preserve">substituída. Se o jurídico vetar a cena do quarto, voltar à v2: a câmera para na porta e a confissão dela é</w:t>
+      </w:r>
+      <w:r>
+        <w:t xml:space="preserve"> </w:t>
+      </w:r>
+      <w:r>
+        <w:t xml:space="preserve">“</w:t>
+      </w:r>
+      <w:r>
+        <w:t xml:space="preserve">comecei a olhar, nunca fiz</w:t>
+      </w:r>
+      <w:r>
+        <w:t xml:space="preserve">”</w:t>
+      </w:r>
+      <w:r>
+        <w:t xml:space="preserve">.</w:t>
       </w:r>
     </w:p>
     <w:bookmarkEnd w:id="39"/>

--- a/analise-ed/04_Brief_de_Oferta_Longhorn_Soda.docx
+++ b/analise-ed/04_Brief_de_Oferta_Longhorn_Soda.docx
@@ -4229,7 +4229,7 @@
               <w:jc w:val="left"/>
             </w:pPr>
             <w:r>
-              <w:t xml:space="preserve">Emotional de medo e humilhação, sem traição consumada (casado publicamente). Soluções comuns específicas dele: TRT, maconha, veneno de sapo. Abre público negro/latino 45-65.</w:t>
+              <w:t xml:space="preserve">Emotional v3: traição consumada (câmera na cozinha) com reconquista no 11º dia; esposa sem nome e sem rosto. Soluções comuns específicas dele: TRT, maconha, veneno de sapo. Abre público negro/latino 45-65.</w:t>
             </w:r>
             <w:r>
               <w:t xml:space="preserve"> </w:t>
@@ -4289,7 +4289,7 @@
               <w:jc w:val="left"/>
             </w:pPr>
             <w:r>
-              <w:t xml:space="preserve">Não usar o nome real. Versão de medo:</w:t>
+              <w:t xml:space="preserve">Não usar o nome real nem mostrar o rosto (de costas/desfocada,</w:t>
             </w:r>
             <w:r>
               <w:t xml:space="preserve"> </w:t>
@@ -4298,16 +4298,25 @@
               <w:t xml:space="preserve">“</w:t>
             </w:r>
             <w:r>
-              <w:t xml:space="preserve">comecei a olhar. Nunca fiz. Mas comecei a olhar.</w:t>
+              <w:t xml:space="preserve">a esposa pediu para ser protegida</w:t>
             </w:r>
             <w:r>
               <w:t xml:space="preserve">”</w:t>
             </w:r>
             <w:r>
-              <w:t xml:space="preserve"> </w:t>
-            </w:r>
-            <w:r>
-              <w:t xml:space="preserve">Ela volta no final (reconciliação alinhada ao CTA</w:t>
+              <w:t xml:space="preserve">). Emotional v3: confissão da traição consumada (</w:t>
+            </w:r>
+            <w:r>
+              <w:t xml:space="preserve">“</w:t>
+            </w:r>
+            <w:r>
+              <w:t xml:space="preserve">o garoto não era bonito, era duro, por horas; tenho vergonha</w:t>
+            </w:r>
+            <w:r>
+              <w:t xml:space="preserve">”</w:t>
+            </w:r>
+            <w:r>
+              <w:t xml:space="preserve">). Ela volta no 11º dia (reconquista alinhada ao CTA</w:t>
             </w:r>
             <w:r>
               <w:t xml:space="preserve"> </w:t>

--- a/analise-ed/04_Brief_de_Oferta_Longhorn_Soda.docx
+++ b/analise-ed/04_Brief_de_Oferta_Longhorn_Soda.docx
@@ -3947,7 +3947,7 @@
     <w:bookmarkEnd w:id="34"/>
     <w:bookmarkEnd w:id="35"/>
     <w:bookmarkEnd w:id="36"/>
-    <w:bookmarkStart w:id="53" w:name="tab-2-brief-de-oferta"/>
+    <w:bookmarkStart w:id="54" w:name="tab-2-brief-de-oferta"/>
     <w:p>
       <w:pPr>
         <w:pStyle w:val="Heading1"/>
@@ -9528,13 +9528,13 @@
       </w:r>
     </w:p>
     <w:bookmarkEnd w:id="51"/>
-    <w:bookmarkStart w:id="52" w:name="pendências-e-decisões-em-aberto"/>
+    <w:bookmarkStart w:id="52" w:name="X02b48e3dca1ea44d6852daf5718f5e8c9f6c110"/>
     <w:p>
       <w:pPr>
         <w:pStyle w:val="Heading2"/>
       </w:pPr>
       <w:r>
-        <w:t xml:space="preserve">Pendências e decisões em aberto</w:t>
+        <w:t xml:space="preserve">Regra de estilo da copy (registrada em 12/10/2026)</w:t>
       </w:r>
     </w:p>
     <w:p>
@@ -9546,7 +9546,33 @@
         <w:pStyle w:val="Compact"/>
       </w:pPr>
       <w:r>
-        <w:t xml:space="preserve">Contrato de imagem de Julia Ann (define se a micro-lead sai com nome ou com persona anônima).</w:t>
+        <w:rPr>
+          <w:bCs/>
+          <w:b/>
+        </w:rPr>
+        <w:t xml:space="preserve">Modelagem:</w:t>
+      </w:r>
+      <w:r>
+        <w:t xml:space="preserve"> </w:t>
+      </w:r>
+      <w:r>
+        <w:t xml:space="preserve">cada bloco é escrito em cima da estrutura invisível do bloco equivalente da</w:t>
+      </w:r>
+      <w:r>
+        <w:t xml:space="preserve"> </w:t>
+      </w:r>
+      <w:r>
+        <w:rPr>
+          <w:bCs/>
+          <w:b/>
+        </w:rPr>
+        <w:t xml:space="preserve">Soda Horse</w:t>
+      </w:r>
+      <w:r>
+        <w:t xml:space="preserve"> </w:t>
+      </w:r>
+      <w:r>
+        <w:t xml:space="preserve">(ordem psicológica e função de cada parágrafo), adaptado à nossa VSL com toques originais. Alpha Erec e Horse Jelly entram só nas provas e em frases pontuais.</w:t>
       </w:r>
     </w:p>
     <w:p>
@@ -9558,7 +9584,89 @@
         <w:pStyle w:val="Compact"/>
       </w:pPr>
       <w:r>
-        <w:t xml:space="preserve">Nome final: SodaFil vs Texas Bull Soda vs Ranch Soda Peak (teste de thumbnail).</w:t>
+        <w:rPr>
+          <w:bCs/>
+          <w:b/>
+        </w:rPr>
+        <w:t xml:space="preserve">Voz:</w:t>
+      </w:r>
+      <w:r>
+        <w:t xml:space="preserve"> </w:t>
+      </w:r>
+      <w:r>
+        <w:t xml:space="preserve">a da Soda Horse. Conversa de homem com homem. Palavra forte e concreta (</w:t>
+      </w:r>
+      <w:r>
+        <w:t xml:space="preserve">“</w:t>
+      </w:r>
+      <w:r>
+        <w:t xml:space="preserve">quem diabos</w:t>
+      </w:r>
+      <w:r>
+        <w:t xml:space="preserve">”</w:t>
+      </w:r>
+      <w:r>
+        <w:t xml:space="preserve">,</w:t>
+      </w:r>
+      <w:r>
+        <w:t xml:space="preserve"> </w:t>
+      </w:r>
+      <w:r>
+        <w:t xml:space="preserve">“</w:t>
+      </w:r>
+      <w:r>
+        <w:t xml:space="preserve">foder</w:t>
+      </w:r>
+      <w:r>
+        <w:t xml:space="preserve">”</w:t>
+      </w:r>
+      <w:r>
+        <w:t xml:space="preserve">,</w:t>
+      </w:r>
+      <w:r>
+        <w:t xml:space="preserve"> </w:t>
+      </w:r>
+      <w:r>
+        <w:t xml:space="preserve">“</w:t>
+      </w:r>
+      <w:r>
+        <w:t xml:space="preserve">apodrecendo por dentro</w:t>
+      </w:r>
+      <w:r>
+        <w:t xml:space="preserve">”</w:t>
+      </w:r>
+      <w:r>
+        <w:t xml:space="preserve">,</w:t>
+      </w:r>
+      <w:r>
+        <w:t xml:space="preserve"> </w:t>
+      </w:r>
+      <w:r>
+        <w:t xml:space="preserve">“</w:t>
+      </w:r>
+      <w:r>
+        <w:t xml:space="preserve">castrando</w:t>
+      </w:r>
+      <w:r>
+        <w:t xml:space="preserve">”</w:t>
+      </w:r>
+      <w:r>
+        <w:t xml:space="preserve">,</w:t>
+      </w:r>
+      <w:r>
+        <w:t xml:space="preserve"> </w:t>
+      </w:r>
+      <w:r>
+        <w:t xml:space="preserve">“</w:t>
+      </w:r>
+      <w:r>
+        <w:t xml:space="preserve">carne viva</w:t>
+      </w:r>
+      <w:r>
+        <w:t xml:space="preserve">”</w:t>
+      </w:r>
+      <w:r>
+        <w:t xml:space="preserve">). Frases curtas quando dói. Nada de tom de palestra ou de artigo.</w:t>
       </w:r>
     </w:p>
     <w:p>
@@ -9570,7 +9678,17 @@
         <w:pStyle w:val="Compact"/>
       </w:pPr>
       <w:r>
-        <w:t xml:space="preserve">A/B 1: micro-lead Julia Ann vs mulher do interior 35+.</w:t>
+        <w:rPr>
+          <w:bCs/>
+          <w:b/>
+        </w:rPr>
+        <w:t xml:space="preserve">Conteúdo do expert:</w:t>
+      </w:r>
+      <w:r>
+        <w:t xml:space="preserve"> </w:t>
+      </w:r>
+      <w:r>
+        <w:t xml:space="preserve">sempre do Huberman (podcast, protocolos, banho gelado, sol, sono, testosterona), nunca os fatos do Attia. Attia não é apresentado no background; entra onde a história precisa de médico (ressonância, piloto).</w:t>
       </w:r>
     </w:p>
     <w:p>
@@ -9582,7 +9700,83 @@
         <w:pStyle w:val="Compact"/>
       </w:pPr>
       <w:r>
-        <w:t xml:space="preserve">A/B 2: lead por Ideia 1 (touro) vs Ideia 2 (Arlington) vs Ideia 3 (Huberman confessa).</w:t>
+        <w:rPr>
+          <w:bCs/>
+          <w:b/>
+        </w:rPr>
+        <w:t xml:space="preserve">Nome do mecanismo:</w:t>
+      </w:r>
+      <w:r>
+        <w:t xml:space="preserve"> </w:t>
+      </w:r>
+      <w:r>
+        <w:t xml:space="preserve">“</w:t>
+      </w:r>
+      <w:r>
+        <w:t xml:space="preserve">placa castradora</w:t>
+      </w:r>
+      <w:r>
+        <w:t xml:space="preserve">”</w:t>
+      </w:r>
+      <w:r>
+        <w:t xml:space="preserve"> </w:t>
+      </w:r>
+      <w:r>
+        <w:t xml:space="preserve">/</w:t>
+      </w:r>
+      <w:r>
+        <w:t xml:space="preserve"> </w:t>
+      </w:r>
+      <w:r>
+        <w:t xml:space="preserve">“</w:t>
+      </w:r>
+      <w:r>
+        <w:t xml:space="preserve">castrating plaque</w:t>
+      </w:r>
+      <w:r>
+        <w:t xml:space="preserve">”</w:t>
+      </w:r>
+      <w:r>
+        <w:t xml:space="preserve"> </w:t>
+      </w:r>
+      <w:r>
+        <w:t xml:space="preserve">substitui</w:t>
+      </w:r>
+      <w:r>
+        <w:t xml:space="preserve"> </w:t>
+      </w:r>
+      <w:r>
+        <w:t xml:space="preserve">“</w:t>
+      </w:r>
+      <w:r>
+        <w:t xml:space="preserve">placa tóxica</w:t>
+      </w:r>
+      <w:r>
+        <w:t xml:space="preserve">”</w:t>
+      </w:r>
+      <w:r>
+        <w:t xml:space="preserve"> </w:t>
+      </w:r>
+      <w:r>
+        <w:t xml:space="preserve">na VSL inteira.</w:t>
+      </w:r>
+      <w:r>
+        <w:t xml:space="preserve"> </w:t>
+      </w:r>
+      <w:r>
+        <w:t xml:space="preserve">“</w:t>
+      </w:r>
+      <w:r>
+        <w:t xml:space="preserve">Cimento</w:t>
+      </w:r>
+      <w:r>
+        <w:t xml:space="preserve">”</w:t>
+      </w:r>
+      <w:r>
+        <w:t xml:space="preserve"> </w:t>
+      </w:r>
+      <w:r>
+        <w:t xml:space="preserve">é o que ela faz com a esponja.</w:t>
       </w:r>
     </w:p>
     <w:p>
@@ -9594,6 +9788,95 @@
         <w:pStyle w:val="Compact"/>
       </w:pPr>
       <w:r>
+        <w:rPr>
+          <w:bCs/>
+          <w:b/>
+        </w:rPr>
+        <w:t xml:space="preserve">Escrita:</w:t>
+      </w:r>
+      <w:r>
+        <w:t xml:space="preserve"> </w:t>
+      </w:r>
+      <w:r>
+        <w:t xml:space="preserve">segue o guia interno de comunicação (</w:t>
+      </w:r>
+      <w:r>
+        <w:rPr>
+          <w:rStyle w:val="VerbatimChar"/>
+        </w:rPr>
+        <w:t xml:space="preserve">referencias/Comunicacao_Copywriting_guia_interno.md</w:t>
+      </w:r>
+      <w:r>
+        <w:t xml:space="preserve">): A-B-C, momentum, uma ideia por frase, grupos de três, mostrar em vez de dizer, bucket brigades, ler em voz alta.</w:t>
+      </w:r>
+    </w:p>
+    <w:bookmarkEnd w:id="52"/>
+    <w:bookmarkStart w:id="53" w:name="pendências-e-decisões-em-aberto"/>
+    <w:p>
+      <w:pPr>
+        <w:pStyle w:val="Heading2"/>
+      </w:pPr>
+      <w:r>
+        <w:t xml:space="preserve">Pendências e decisões em aberto</w:t>
+      </w:r>
+    </w:p>
+    <w:p>
+      <w:pPr>
+        <w:numPr>
+          <w:ilvl w:val="0"/>
+          <w:numId w:val="1023"/>
+        </w:numPr>
+        <w:pStyle w:val="Compact"/>
+      </w:pPr>
+      <w:r>
+        <w:t xml:space="preserve">Contrato de imagem de Julia Ann (define se a micro-lead sai com nome ou com persona anônima).</w:t>
+      </w:r>
+    </w:p>
+    <w:p>
+      <w:pPr>
+        <w:numPr>
+          <w:ilvl w:val="0"/>
+          <w:numId w:val="1023"/>
+        </w:numPr>
+        <w:pStyle w:val="Compact"/>
+      </w:pPr>
+      <w:r>
+        <w:t xml:space="preserve">Nome final: SodaFil vs Texas Bull Soda vs Ranch Soda Peak (teste de thumbnail).</w:t>
+      </w:r>
+    </w:p>
+    <w:p>
+      <w:pPr>
+        <w:numPr>
+          <w:ilvl w:val="0"/>
+          <w:numId w:val="1023"/>
+        </w:numPr>
+        <w:pStyle w:val="Compact"/>
+      </w:pPr>
+      <w:r>
+        <w:t xml:space="preserve">A/B 1: micro-lead Julia Ann vs mulher do interior 35+.</w:t>
+      </w:r>
+    </w:p>
+    <w:p>
+      <w:pPr>
+        <w:numPr>
+          <w:ilvl w:val="0"/>
+          <w:numId w:val="1023"/>
+        </w:numPr>
+        <w:pStyle w:val="Compact"/>
+      </w:pPr>
+      <w:r>
+        <w:t xml:space="preserve">A/B 2: lead por Ideia 1 (touro) vs Ideia 2 (Arlington) vs Ideia 3 (Huberman confessa).</w:t>
+      </w:r>
+    </w:p>
+    <w:p>
+      <w:pPr>
+        <w:numPr>
+          <w:ilvl w:val="0"/>
+          <w:numId w:val="1023"/>
+        </w:numPr>
+        <w:pStyle w:val="Compact"/>
+      </w:pPr>
+      <w:r>
         <w:t xml:space="preserve">Verificar antes de escrever:</w:t>
       </w:r>
       <w:r>
@@ -9637,7 +9920,7 @@
       <w:pPr>
         <w:numPr>
           <w:ilvl w:val="0"/>
-          <w:numId w:val="1022"/>
+          <w:numId w:val="1023"/>
         </w:numPr>
         <w:pStyle w:val="Compact"/>
       </w:pPr>
@@ -9645,8 +9928,8 @@
         <w:t xml:space="preserve">Briefings de edição (pique Jelly Fil) ainda não recebidos.</w:t>
       </w:r>
     </w:p>
-    <w:bookmarkEnd w:id="52"/>
     <w:bookmarkEnd w:id="53"/>
+    <w:bookmarkEnd w:id="54"/>
     <w:sectPr/>
   </w:body>
 </w:document>
@@ -10062,6 +10345,9 @@
     </w:lvlOverride>
   </w:num>
   <w:num w:numId="1022">
+    <w:abstractNumId w:val="991"/>
+  </w:num>
+  <w:num w:numId="1023">
     <w:abstractNumId w:val="99411"/>
     <w:lvlOverride w:ilvl="0">
       <w:startOverride w:val="1"/>

--- a/analise-ed/04_Brief_de_Oferta_Longhorn_Soda.docx
+++ b/analise-ed/04_Brief_de_Oferta_Longhorn_Soda.docx
@@ -5192,31 +5192,7 @@
         <w:t xml:space="preserve"> </w:t>
       </w:r>
       <w:r>
-        <w:t xml:space="preserve">“</w:t>
-      </w:r>
-      <w:r>
-        <w:t xml:space="preserve">minha esposa</w:t>
-      </w:r>
-      <w:r>
-        <w:t xml:space="preserve">”</w:t>
-      </w:r>
-      <w:r>
-        <w:t xml:space="preserve">, sem nome, sem rosto (dublê de costas, mão, cabelo; na entrevista, rosto desfocado e lower-third</w:t>
-      </w:r>
-      <w:r>
-        <w:t xml:space="preserve"> </w:t>
-      </w:r>
-      <w:r>
-        <w:t xml:space="preserve">“</w:t>
-      </w:r>
-      <w:r>
-        <w:t xml:space="preserve">a esposa pediu para ser protegida</w:t>
-      </w:r>
-      <w:r>
-        <w:t xml:space="preserve">”</w:t>
-      </w:r>
-      <w:r>
-        <w:t xml:space="preserve">). Nunca nomear a esposa real.</w:t>
+        <w:t xml:space="preserve">Lakiha, nomeada (decisão do Marcos em 12/10/2026). Rosto fora da câmera (dublê de costas, mão, cabelo; na entrevista, de costas ou desfocada).</w:t>
       </w:r>
       <w:r>
         <w:t xml:space="preserve"> </w:t>

--- a/analise-ed/04_Brief_de_Oferta_Longhorn_Soda.docx
+++ b/analise-ed/04_Brief_de_Oferta_Longhorn_Soda.docx
@@ -4415,7 +4415,7 @@
                 <w:bCs/>
                 <w:b/>
               </w:rPr>
-              <w:t xml:space="preserve">O rancheiro velho</w:t>
+              <w:t xml:space="preserve">O capataz velho</w:t>
             </w:r>
             <w:r>
               <w:t xml:space="preserve"> </w:t>
@@ -4433,7 +4433,7 @@
               <w:jc w:val="left"/>
             </w:pPr>
             <w:r>
-              <w:t xml:space="preserve">70+, criador de Longhorn há 40 anos, patrão do peão. Mostra ao Mike o saco de bicarbonato no galpão durante o camp; depois explica tudo ao Huberman.</w:t>
+              <w:t xml:space="preserve">70+, tocou o rancho por 40 anos e veio com a compra; chefe do peão. Mostra ao Mike o saco de bicarbonato no galpão durante o camp; depois explica tudo ao Huberman.</w:t>
             </w:r>
           </w:p>
         </w:tc>
@@ -5245,13 +5245,51 @@
           <w:bCs/>
           <w:b/>
         </w:rPr>
+        <w:t xml:space="preserve">O rancho (decisão de 12/10/2026):</w:t>
+      </w:r>
+      <w:r>
+        <w:t xml:space="preserve"> </w:t>
+      </w:r>
+      <w:r>
+        <w:t xml:space="preserve">o Mike</w:t>
+      </w:r>
+      <w:r>
+        <w:t xml:space="preserve"> </w:t>
+      </w:r>
+      <w:r>
+        <w:rPr>
+          <w:bCs/>
+          <w:b/>
+        </w:rPr>
+        <w:t xml:space="preserve">comprou um rancho em Fort Worth</w:t>
+      </w:r>
+      <w:r>
+        <w:t xml:space="preserve"> </w:t>
+      </w:r>
+      <w:r>
+        <w:t xml:space="preserve">oito semanas antes de Arlington como base do camp contra o Jake Paul. Fort Worth é a cidade dos Longhorn, a 20 minutos do estádio. O gado, o capataz velho (40 anos tocando o lugar) e os peões vieram com a compra. Tudo acontece em terra do Mike: a casa, a câmera, o galpão com o saco, o alojamento do rival.</w:t>
+      </w:r>
+      <w:r>
+        <w:t xml:space="preserve"> </w:t>
+      </w:r>
+      <w:r>
+        <w:t xml:space="preserve">-</w:t>
+      </w:r>
+      <w:r>
+        <w:t xml:space="preserve"> </w:t>
+      </w:r>
+      <w:r>
+        <w:rPr>
+          <w:bCs/>
+          <w:b/>
+        </w:rPr>
         <w:t xml:space="preserve">O rival:</w:t>
       </w:r>
       <w:r>
         <w:t xml:space="preserve"> </w:t>
       </w:r>
       <w:r>
-        <w:t xml:space="preserve">o peão do rancheiro velho, 30 e poucos, monta touro, mora no rancho onde o camp foi montado. É quem tem acesso ao pó do galpão e é o cowboy que ela vê todo dia.</w:t>
+        <w:t xml:space="preserve">o peão que veio com o rancho, 30 e poucos, monta touro, dorme no alojamento a duzentos metros da casa. Tecnicamente trabalha para o Mike. É quem tem acesso ao pó do galpão e é o cowboy que ela vê todo dia.</w:t>
       </w:r>
       <w:r>
         <w:t xml:space="preserve"> </w:t>
@@ -5273,19 +5311,7 @@
         <w:t xml:space="preserve"> </w:t>
       </w:r>
       <w:r>
-        <w:t xml:space="preserve">“</w:t>
-      </w:r>
-      <w:r>
-        <w:t xml:space="preserve">Eu sou o Mike Tyson. Minha casa tem câmera em todo cômodo.</w:t>
-      </w:r>
-      <w:r>
-        <w:t xml:space="preserve">”</w:t>
-      </w:r>
-      <w:r>
-        <w:t xml:space="preserve"> </w:t>
-      </w:r>
-      <w:r>
-        <w:t xml:space="preserve">Ele nunca olhava as gravações até sentir o cheiro diferente na caminhonete. A câmera do galpão do rancheiro (contra roubo de gado) é a segunda câmera: mostra o peão pegando o pó no saco.</w:t>
+        <w:t xml:space="preserve">a segurança do Mike instala câmera em toda casa onde ele fica; agora é a casa dele. Ele nunca olhava as gravações até sentir o cheiro diferente na caminhonete. A câmera do galpão (contra roubo de gado, veio com o rancho) é a segunda câmera: mostra o peão pegando o pó no saco.</w:t>
       </w:r>
       <w:r>
         <w:t xml:space="preserve"> </w:t>
@@ -5533,7 +5559,7 @@
         <w:t xml:space="preserve"> </w:t>
       </w:r>
       <w:r>
-        <w:t xml:space="preserve">setembro de 2024, rancho de Longhorn perto de Arlington, oito semanas antes da luta. A esposa vai junto</w:t>
+        <w:t xml:space="preserve">setembro de 2024, oito semanas antes da luta, o Mike compra um rancho em Fort Worth (Longhorn, 20 minutos de Arlington) como base do camp. O gado, o capataz velho e os peões vêm com a compra. A esposa vai junto</w:t>
       </w:r>
       <w:r>
         <w:t xml:space="preserve"> </w:t>
@@ -5548,7 +5574,7 @@
         <w:t xml:space="preserve">”</w:t>
       </w:r>
       <w:r>
-        <w:t xml:space="preserve">. O rancheiro velho cede a casa principal e a pista para corrida. Mike vê, no galpão, um saco de 25 kg de bicarbonato ao lado da ração. Pergunta. O velho ri:</w:t>
+        <w:t xml:space="preserve">. Mike vê, no galpão, um saco de 25 kg de bicarbonato ao lado da ração. Pergunta. O velho ri:</w:t>
       </w:r>
       <w:r>
         <w:t xml:space="preserve"> </w:t>

--- a/analise-ed/04_Brief_de_Oferta_Longhorn_Soda.docx
+++ b/analise-ed/04_Brief_de_Oferta_Longhorn_Soda.docx
@@ -9545,7 +9545,6 @@
           <w:ilvl w:val="0"/>
           <w:numId w:val="1022"/>
         </w:numPr>
-        <w:pStyle w:val="Compact"/>
       </w:pPr>
       <w:r>
         <w:rPr>
@@ -9583,7 +9582,6 @@
           <w:ilvl w:val="0"/>
           <w:numId w:val="1022"/>
         </w:numPr>
-        <w:pStyle w:val="Compact"/>
       </w:pPr>
       <w:r>
         <w:rPr>
@@ -9677,7 +9675,6 @@
           <w:ilvl w:val="0"/>
           <w:numId w:val="1022"/>
         </w:numPr>
-        <w:pStyle w:val="Compact"/>
       </w:pPr>
       <w:r>
         <w:rPr>
@@ -9699,7 +9696,6 @@
           <w:ilvl w:val="0"/>
           <w:numId w:val="1022"/>
         </w:numPr>
-        <w:pStyle w:val="Compact"/>
       </w:pPr>
       <w:r>
         <w:rPr>
@@ -9787,7 +9783,6 @@
           <w:ilvl w:val="0"/>
           <w:numId w:val="1022"/>
         </w:numPr>
-        <w:pStyle w:val="Compact"/>
       </w:pPr>
       <w:r>
         <w:rPr>
@@ -9810,6 +9805,105 @@
       </w:r>
       <w:r>
         <w:t xml:space="preserve">): A-B-C, momentum, uma ideia por frase, grupos de três, mostrar em vez de dizer, bucket brigades, ler em voz alta.</w:t>
+      </w:r>
+    </w:p>
+    <w:p>
+      <w:pPr>
+        <w:numPr>
+          <w:ilvl w:val="0"/>
+          <w:numId w:val="1022"/>
+        </w:numPr>
+      </w:pPr>
+      <w:r>
+        <w:rPr>
+          <w:bCs/>
+          <w:b/>
+        </w:rPr>
+        <w:t xml:space="preserve">Fio</w:t>
+      </w:r>
+      <w:r>
+        <w:rPr>
+          <w:bCs/>
+          <w:b/>
+        </w:rPr>
+        <w:t xml:space="preserve"> </w:t>
+      </w:r>
+      <w:r>
+        <w:rPr>
+          <w:bCs/>
+          <w:b/>
+        </w:rPr>
+        <w:t xml:space="preserve">“</w:t>
+      </w:r>
+      <w:r>
+        <w:rPr>
+          <w:bCs/>
+          <w:b/>
+        </w:rPr>
+        <w:t xml:space="preserve">Everything’s bigger in Texas</w:t>
+      </w:r>
+      <w:r>
+        <w:rPr>
+          <w:bCs/>
+          <w:b/>
+        </w:rPr>
+        <w:t xml:space="preserve">”</w:t>
+      </w:r>
+      <w:r>
+        <w:rPr>
+          <w:bCs/>
+          <w:b/>
+        </w:rPr>
+        <w:t xml:space="preserve"> </w:t>
+      </w:r>
+      <w:r>
+        <w:rPr>
+          <w:bCs/>
+          <w:b/>
+        </w:rPr>
+        <w:t xml:space="preserve">(decisão de 13/10/2026):</w:t>
+      </w:r>
+      <w:r>
+        <w:t xml:space="preserve"> </w:t>
+      </w:r>
+      <w:r>
+        <w:t xml:space="preserve">usar só em dois lugares, para não forçar. (1) Discovery, no mundo dos Longhorn:</w:t>
+      </w:r>
+      <w:r>
+        <w:t xml:space="preserve"> </w:t>
+      </w:r>
+      <w:r>
+        <w:t xml:space="preserve">“</w:t>
+      </w:r>
+      <w:r>
+        <w:t xml:space="preserve">You think that’s about the trucks and the steaks. It’s about the bulls… That saying isn’t a joke. It’s a clue.</w:t>
+      </w:r>
+      <w:r>
+        <w:t xml:space="preserve">”</w:t>
+      </w:r>
+      <w:r>
+        <w:t xml:space="preserve"> </w:t>
+      </w:r>
+      <w:r>
+        <w:t xml:space="preserve">Única vez em lettering. (2) MUS, no verbo RECONSTRUIR, junto da régua do piloto:</w:t>
+      </w:r>
+      <w:r>
+        <w:t xml:space="preserve"> </w:t>
+      </w:r>
+      <w:r>
+        <w:t xml:space="preserve">“</w:t>
+      </w:r>
+      <w:r>
+        <w:t xml:space="preserve">Three inches in 30 days. Everything’s bigger in Texas. Now it’s got a reason.</w:t>
+      </w:r>
+      <w:r>
+        <w:t xml:space="preserve">”</w:t>
+      </w:r>
+      <w:r>
+        <w:t xml:space="preserve"> </w:t>
+      </w:r>
+      <w:r>
+        <w:t xml:space="preserve">Só na voz. Fora da lead, do emotional e do close.</w:t>
       </w:r>
     </w:p>
     <w:bookmarkEnd w:id="52"/>

--- a/analise-ed/04_Brief_de_Oferta_Longhorn_Soda.docx
+++ b/analise-ed/04_Brief_de_Oferta_Longhorn_Soda.docx
@@ -9711,52 +9711,49 @@
         <w:t xml:space="preserve">“</w:t>
       </w:r>
       <w:r>
+        <w:t xml:space="preserve">placa tóxica</w:t>
+      </w:r>
+      <w:r>
+        <w:t xml:space="preserve">”</w:t>
+      </w:r>
+      <w:r>
+        <w:t xml:space="preserve"> </w:t>
+      </w:r>
+      <w:r>
+        <w:t xml:space="preserve">/</w:t>
+      </w:r>
+      <w:r>
+        <w:t xml:space="preserve"> </w:t>
+      </w:r>
+      <w:r>
+        <w:t xml:space="preserve">“</w:t>
+      </w:r>
+      <w:r>
+        <w:t xml:space="preserve">toxic plaque</w:t>
+      </w:r>
+      <w:r>
+        <w:t xml:space="preserve">”</w:t>
+      </w:r>
+      <w:r>
+        <w:t xml:space="preserve"> </w:t>
+      </w:r>
+      <w:r>
+        <w:t xml:space="preserve">(decisão de 13/10/2026, revertendo</w:t>
+      </w:r>
+      <w:r>
+        <w:t xml:space="preserve"> </w:t>
+      </w:r>
+      <w:r>
+        <w:t xml:space="preserve">“</w:t>
+      </w:r>
+      <w:r>
         <w:t xml:space="preserve">placa castradora</w:t>
       </w:r>
       <w:r>
         <w:t xml:space="preserve">”</w:t>
       </w:r>
       <w:r>
-        <w:t xml:space="preserve"> </w:t>
-      </w:r>
-      <w:r>
-        <w:t xml:space="preserve">/</w:t>
-      </w:r>
-      <w:r>
-        <w:t xml:space="preserve"> </w:t>
-      </w:r>
-      <w:r>
-        <w:t xml:space="preserve">“</w:t>
-      </w:r>
-      <w:r>
-        <w:t xml:space="preserve">castrating plaque</w:t>
-      </w:r>
-      <w:r>
-        <w:t xml:space="preserve">”</w:t>
-      </w:r>
-      <w:r>
-        <w:t xml:space="preserve"> </w:t>
-      </w:r>
-      <w:r>
-        <w:t xml:space="preserve">substitui</w:t>
-      </w:r>
-      <w:r>
-        <w:t xml:space="preserve"> </w:t>
-      </w:r>
-      <w:r>
-        <w:t xml:space="preserve">“</w:t>
-      </w:r>
-      <w:r>
-        <w:t xml:space="preserve">placa tóxica</w:t>
-      </w:r>
-      <w:r>
-        <w:t xml:space="preserve">”</w:t>
-      </w:r>
-      <w:r>
-        <w:t xml:space="preserve"> </w:t>
-      </w:r>
-      <w:r>
-        <w:t xml:space="preserve">na VSL inteira.</w:t>
+        <w:t xml:space="preserve">). A placa é feita das toxinas que a VSL cita (glifosato da ração e da comida; PFAS da chuva).</w:t>
       </w:r>
       <w:r>
         <w:t xml:space="preserve"> </w:t>
@@ -9774,7 +9771,37 @@
         <w:t xml:space="preserve"> </w:t>
       </w:r>
       <w:r>
-        <w:t xml:space="preserve">é o que ela faz com a esponja.</w:t>
+        <w:t xml:space="preserve">é o que ela faz com a esponja. Uso como na Soda Horse: nomear uma vez com cerimônia na tese, reforçar no</w:t>
+      </w:r>
+      <w:r>
+        <w:t xml:space="preserve"> </w:t>
+      </w:r>
+      <w:r>
+        <w:t xml:space="preserve">“</w:t>
+      </w:r>
+      <w:r>
+        <w:t xml:space="preserve">não é idade</w:t>
+      </w:r>
+      <w:r>
+        <w:t xml:space="preserve">”</w:t>
+      </w:r>
+      <w:r>
+        <w:t xml:space="preserve">, definir em uma frase no Dissolver, repetir só no produto, oferta e fechamento; no resto,</w:t>
+      </w:r>
+      <w:r>
+        <w:t xml:space="preserve"> </w:t>
+      </w:r>
+      <w:r>
+        <w:t xml:space="preserve">“</w:t>
+      </w:r>
+      <w:r>
+        <w:t xml:space="preserve">cimento</w:t>
+      </w:r>
+      <w:r>
+        <w:t xml:space="preserve">”</w:t>
+      </w:r>
+      <w:r>
+        <w:t xml:space="preserve">.</w:t>
       </w:r>
     </w:p>
     <w:p>

--- a/analise-ed/04_Brief_de_Oferta_Longhorn_Soda.docx
+++ b/analise-ed/04_Brief_de_Oferta_Longhorn_Soda.docx
@@ -9688,6 +9688,102 @@
       </w:r>
       <w:r>
         <w:t xml:space="preserve">sempre do Huberman (podcast, protocolos, banho gelado, sol, sono, testosterona), nunca os fatos do Attia. Attia não é apresentado no background; entra onde a história precisa de médico (ressonância, piloto).</w:t>
+      </w:r>
+    </w:p>
+    <w:p>
+      <w:pPr>
+        <w:numPr>
+          <w:ilvl w:val="0"/>
+          <w:numId w:val="1022"/>
+        </w:numPr>
+      </w:pPr>
+      <w:r>
+        <w:rPr>
+          <w:bCs/>
+          <w:b/>
+        </w:rPr>
+        <w:t xml:space="preserve">Voz da tese (padrão Alpha Erec, decisão de 13/10/2026):</w:t>
+      </w:r>
+      <w:r>
+        <w:t xml:space="preserve"> </w:t>
+      </w:r>
+      <w:r>
+        <w:t xml:space="preserve">fato em uma frase curta → tradução imediata para a cama dele hoje à noite, em segunda pessoa, com ela na cena → cadência de repetição (</w:t>
+      </w:r>
+      <w:r>
+        <w:t xml:space="preserve">“</w:t>
+      </w:r>
+      <w:r>
+        <w:t xml:space="preserve">bife após bife</w:t>
+      </w:r>
+      <w:r>
+        <w:t xml:space="preserve">”</w:t>
+      </w:r>
+      <w:r>
+        <w:t xml:space="preserve">,</w:t>
+      </w:r>
+      <w:r>
+        <w:t xml:space="preserve"> </w:t>
+      </w:r>
+      <w:r>
+        <w:t xml:space="preserve">“</w:t>
+      </w:r>
+      <w:r>
+        <w:t xml:space="preserve">cicatriz não enche, não endurece, não bombeia, não fode</w:t>
+      </w:r>
+      <w:r>
+        <w:t xml:space="preserve">”</w:t>
+      </w:r>
+      <w:r>
+        <w:t xml:space="preserve">). Número e fonte ficam na tela; a voz gasta as palavras na cena. Nenhum parágrafo da tese termina no fato: se o último período não tem</w:t>
+      </w:r>
+      <w:r>
+        <w:t xml:space="preserve"> </w:t>
+      </w:r>
+      <w:r>
+        <w:t xml:space="preserve">“</w:t>
+      </w:r>
+      <w:r>
+        <w:t xml:space="preserve">você</w:t>
+      </w:r>
+      <w:r>
+        <w:t xml:space="preserve">”</w:t>
+      </w:r>
+      <w:r>
+        <w:t xml:space="preserve">,</w:t>
+      </w:r>
+      <w:r>
+        <w:t xml:space="preserve"> </w:t>
+      </w:r>
+      <w:r>
+        <w:t xml:space="preserve">“</w:t>
+      </w:r>
+      <w:r>
+        <w:t xml:space="preserve">ela</w:t>
+      </w:r>
+      <w:r>
+        <w:t xml:space="preserve">”</w:t>
+      </w:r>
+      <w:r>
+        <w:t xml:space="preserve"> </w:t>
+      </w:r>
+      <w:r>
+        <w:t xml:space="preserve">ou</w:t>
+      </w:r>
+      <w:r>
+        <w:t xml:space="preserve"> </w:t>
+      </w:r>
+      <w:r>
+        <w:t xml:space="preserve">“</w:t>
+      </w:r>
+      <w:r>
+        <w:t xml:space="preserve">seu pau</w:t>
+      </w:r>
+      <w:r>
+        <w:t xml:space="preserve">”</w:t>
+      </w:r>
+      <w:r>
+        <w:t xml:space="preserve">, não acabou. Camadas por premissa no doc 11, Parte 6.</w:t>
       </w:r>
     </w:p>
     <w:p>

--- a/analise-ed/04_Brief_de_Oferta_Longhorn_Soda.docx
+++ b/analise-ed/04_Brief_de_Oferta_Longhorn_Soda.docx
@@ -9708,82 +9708,7 @@
         <w:t xml:space="preserve"> </w:t>
       </w:r>
       <w:r>
-        <w:t xml:space="preserve">fato em uma frase curta → tradução imediata para a cama dele hoje à noite, em segunda pessoa, com ela na cena → cadência de repetição (</w:t>
-      </w:r>
-      <w:r>
-        <w:t xml:space="preserve">“</w:t>
-      </w:r>
-      <w:r>
-        <w:t xml:space="preserve">bife após bife</w:t>
-      </w:r>
-      <w:r>
-        <w:t xml:space="preserve">”</w:t>
-      </w:r>
-      <w:r>
-        <w:t xml:space="preserve">,</w:t>
-      </w:r>
-      <w:r>
-        <w:t xml:space="preserve"> </w:t>
-      </w:r>
-      <w:r>
-        <w:t xml:space="preserve">“</w:t>
-      </w:r>
-      <w:r>
-        <w:t xml:space="preserve">cicatriz não enche, não endurece, não bombeia, não fode</w:t>
-      </w:r>
-      <w:r>
-        <w:t xml:space="preserve">”</w:t>
-      </w:r>
-      <w:r>
-        <w:t xml:space="preserve">). Número e fonte ficam na tela; a voz gasta as palavras na cena. Nenhum parágrafo da tese termina no fato: se o último período não tem</w:t>
-      </w:r>
-      <w:r>
-        <w:t xml:space="preserve"> </w:t>
-      </w:r>
-      <w:r>
-        <w:t xml:space="preserve">“</w:t>
-      </w:r>
-      <w:r>
-        <w:t xml:space="preserve">você</w:t>
-      </w:r>
-      <w:r>
-        <w:t xml:space="preserve">”</w:t>
-      </w:r>
-      <w:r>
-        <w:t xml:space="preserve">,</w:t>
-      </w:r>
-      <w:r>
-        <w:t xml:space="preserve"> </w:t>
-      </w:r>
-      <w:r>
-        <w:t xml:space="preserve">“</w:t>
-      </w:r>
-      <w:r>
-        <w:t xml:space="preserve">ela</w:t>
-      </w:r>
-      <w:r>
-        <w:t xml:space="preserve">”</w:t>
-      </w:r>
-      <w:r>
-        <w:t xml:space="preserve"> </w:t>
-      </w:r>
-      <w:r>
-        <w:t xml:space="preserve">ou</w:t>
-      </w:r>
-      <w:r>
-        <w:t xml:space="preserve"> </w:t>
-      </w:r>
-      <w:r>
-        <w:t xml:space="preserve">“</w:t>
-      </w:r>
-      <w:r>
-        <w:t xml:space="preserve">seu pau</w:t>
-      </w:r>
-      <w:r>
-        <w:t xml:space="preserve">”</w:t>
-      </w:r>
-      <w:r>
-        <w:t xml:space="preserve">, não acabou. Camadas por premissa no doc 11, Parte 6.</w:t>
+        <w:t xml:space="preserve">humanizar a explicação e provar com o que é testável no próprio cara. Cada fato do mecanismo é traduzido para algo que ele já passou ou passa (mole na mão dela, tapinha nas costas, fingir cansaço, matinal que sumiu, Viagra que foi enfraquecendo, chuveiro). Ele ouve a explicação, lembra do que aconteceu na cama, e entende sem precisar acreditar em ninguém: a prova é a memória dele. Número e fonte ficam na tela; a voz gasta as palavras na cena. Nenhum parágrafo da tese termina no fato: termina na lembrança dele. Camadas por premissa no doc 11, Parte 6.</w:t>
       </w:r>
     </w:p>
     <w:p>

--- a/analise-ed/04_Brief_de_Oferta_Longhorn_Soda.docx
+++ b/analise-ed/04_Brief_de_Oferta_Longhorn_Soda.docx
@@ -9709,6 +9709,186 @@
       </w:r>
       <w:r>
         <w:t xml:space="preserve">humanizar a explicação e provar com o que é testável no próprio cara. Cada fato do mecanismo é traduzido para algo que ele já passou ou passa (mole na mão dela, tapinha nas costas, fingir cansaço, matinal que sumiu, Viagra que foi enfraquecendo, chuveiro). Ele ouve a explicação, lembra do que aconteceu na cama, e entende sem precisar acreditar em ninguém: a prova é a memória dele. Número e fonte ficam na tela; a voz gasta as palavras na cena. Nenhum parágrafo da tese termina no fato: termina na lembrança dele. Camadas por premissa no doc 11, Parte 6.</w:t>
+      </w:r>
+    </w:p>
+    <w:p>
+      <w:pPr>
+        <w:numPr>
+          <w:ilvl w:val="0"/>
+          <w:numId w:val="1022"/>
+        </w:numPr>
+      </w:pPr>
+      <w:r>
+        <w:rPr>
+          <w:bCs/>
+          <w:b/>
+        </w:rPr>
+        <w:t xml:space="preserve">Sem pudor na fala (decisão de 13/10/2026):</w:t>
+      </w:r>
+      <w:r>
+        <w:t xml:space="preserve"> </w:t>
+      </w:r>
+      <w:r>
+        <w:t xml:space="preserve">a tese explora o vocabulário cru do prospect, não o do médico.</w:t>
+      </w:r>
+      <w:r>
+        <w:t xml:space="preserve"> </w:t>
+      </w:r>
+      <w:r>
+        <w:t xml:space="preserve">“</w:t>
+      </w:r>
+      <w:r>
+        <w:t xml:space="preserve">Pau</w:t>
+      </w:r>
+      <w:r>
+        <w:t xml:space="preserve">”</w:t>
+      </w:r>
+      <w:r>
+        <w:t xml:space="preserve">,</w:t>
+      </w:r>
+      <w:r>
+        <w:t xml:space="preserve"> </w:t>
+      </w:r>
+      <w:r>
+        <w:t xml:space="preserve">“</w:t>
+      </w:r>
+      <w:r>
+        <w:t xml:space="preserve">broxou</w:t>
+      </w:r>
+      <w:r>
+        <w:t xml:space="preserve">”</w:t>
+      </w:r>
+      <w:r>
+        <w:t xml:space="preserve">,</w:t>
+      </w:r>
+      <w:r>
+        <w:t xml:space="preserve"> </w:t>
+      </w:r>
+      <w:r>
+        <w:t xml:space="preserve">“</w:t>
+      </w:r>
+      <w:r>
+        <w:t xml:space="preserve">broxar</w:t>
+      </w:r>
+      <w:r>
+        <w:t xml:space="preserve">”</w:t>
+      </w:r>
+      <w:r>
+        <w:t xml:space="preserve">,</w:t>
+      </w:r>
+      <w:r>
+        <w:t xml:space="preserve"> </w:t>
+      </w:r>
+      <w:r>
+        <w:t xml:space="preserve">“</w:t>
+      </w:r>
+      <w:r>
+        <w:t xml:space="preserve">mole que nem macarrão cozido</w:t>
+      </w:r>
+      <w:r>
+        <w:t xml:space="preserve">”</w:t>
+      </w:r>
+      <w:r>
+        <w:t xml:space="preserve">,</w:t>
+      </w:r>
+      <w:r>
+        <w:t xml:space="preserve"> </w:t>
+      </w:r>
+      <w:r>
+        <w:t xml:space="preserve">“</w:t>
+      </w:r>
+      <w:r>
+        <w:t xml:space="preserve">mijar a placa pra fora</w:t>
+      </w:r>
+      <w:r>
+        <w:t xml:space="preserve">”</w:t>
+      </w:r>
+      <w:r>
+        <w:t xml:space="preserve">,</w:t>
+      </w:r>
+      <w:r>
+        <w:t xml:space="preserve"> </w:t>
+      </w:r>
+      <w:r>
+        <w:t xml:space="preserve">“</w:t>
+      </w:r>
+      <w:r>
+        <w:t xml:space="preserve">foder</w:t>
+      </w:r>
+      <w:r>
+        <w:t xml:space="preserve">”</w:t>
+      </w:r>
+      <w:r>
+        <w:t xml:space="preserve">,</w:t>
+      </w:r>
+      <w:r>
+        <w:t xml:space="preserve"> </w:t>
+      </w:r>
+      <w:r>
+        <w:t xml:space="preserve">“</w:t>
+      </w:r>
+      <w:r>
+        <w:t xml:space="preserve">gozar</w:t>
+      </w:r>
+      <w:r>
+        <w:t xml:space="preserve">”</w:t>
+      </w:r>
+      <w:r>
+        <w:t xml:space="preserve">. É a língua em que ele lembra do que aconteceu, então é a língua em que ele entende a explicação. O termo técnico aparece uma vez (corpo cavernoso, colágeno tipo III) e depois vira a palavra dele (esponja, cimento, pau).</w:t>
+      </w:r>
+    </w:p>
+    <w:p>
+      <w:pPr>
+        <w:numPr>
+          <w:ilvl w:val="0"/>
+          <w:numId w:val="1022"/>
+        </w:numPr>
+      </w:pPr>
+      <w:r>
+        <w:rPr>
+          <w:bCs/>
+          <w:b/>
+        </w:rPr>
+        <w:t xml:space="preserve">Imagem do dano = cimento congelando tudo por dentro (decisão de 13/10/2026):</w:t>
+      </w:r>
+      <w:r>
+        <w:t xml:space="preserve"> </w:t>
+      </w:r>
+      <w:r>
+        <w:t xml:space="preserve">a Alpha Erec usa muito stock de tecido rasgado, fibra rompida, cicatriz. Trazemos o mesmo estoque e a mesma função (mostrar o dano no tecido), só que tudo cimentado: fibras sendo envolvidas por cimento cinza, esponja rosa virando bloco, vasos travando, o corte do pênis com cimento no lugar da placa. Nada</w:t>
+      </w:r>
+      <w:r>
+        <w:t xml:space="preserve"> </w:t>
+      </w:r>
+      <w:r>
+        <w:t xml:space="preserve">“</w:t>
+      </w:r>
+      <w:r>
+        <w:t xml:space="preserve">rasga</w:t>
+      </w:r>
+      <w:r>
+        <w:t xml:space="preserve">”</w:t>
+      </w:r>
+      <w:r>
+        <w:t xml:space="preserve"> </w:t>
+      </w:r>
+      <w:r>
+        <w:t xml:space="preserve">na nossa; tudo</w:t>
+      </w:r>
+      <w:r>
+        <w:t xml:space="preserve"> </w:t>
+      </w:r>
+      <w:r>
+        <w:t xml:space="preserve">“</w:t>
+      </w:r>
+      <w:r>
+        <w:t xml:space="preserve">trava</w:t>
+      </w:r>
+      <w:r>
+        <w:t xml:space="preserve">”</w:t>
+      </w:r>
+      <w:r>
+        <w:t xml:space="preserve">. Lista de conversões no briefing 06, Marketing Thesis.</w:t>
       </w:r>
     </w:p>
     <w:p>

--- a/analise-ed/04_Brief_de_Oferta_Longhorn_Soda.docx
+++ b/analise-ed/04_Brief_de_Oferta_Longhorn_Soda.docx
@@ -8372,10 +8372,16 @@
               <w:t xml:space="preserve">“</w:t>
             </w:r>
             <w:r>
-              <w:t xml:space="preserve">Não é o bovino de confinamento de pote de ruga, nem o equino de estábulo; é tendão de touro de pasto que vive 25 anos.</w:t>
+              <w:t xml:space="preserve">Não é o couro de boi de confinamento abatido com 18 meses que vendem em pote pra ruga; é tendão de touro reprodutor que passou 15 anos montando.</w:t>
             </w:r>
             <w:r>
               <w:t xml:space="preserve">”</w:t>
+            </w:r>
+            <w:r>
+              <w:t xml:space="preserve"> </w:t>
+            </w:r>
+            <w:r>
+              <w:t xml:space="preserve">(13/10: desqualificação por idade e função, não por dieta, porque o Longhorn come a ração do saco.)</w:t>
             </w:r>
           </w:p>
         </w:tc>
@@ -8420,7 +8426,7 @@
               <w:t xml:space="preserve"> </w:t>
             </w:r>
             <w:r>
-              <w:t xml:space="preserve">da Soda Horse invertendo a desqualificação.</w:t>
+              <w:t xml:space="preserve">da Soda Horse invertendo a desqualificação (por idade e função do animal).</w:t>
             </w:r>
           </w:p>
         </w:tc>
@@ -8789,7 +8795,7 @@
         <w:t xml:space="preserve">“</w:t>
       </w:r>
       <w:r>
-        <w:t xml:space="preserve">não é o colágeno bovino de confinamento, nem o equino de estábulo; é tendão de touro de pasto que vive 25 anos.</w:t>
+        <w:t xml:space="preserve">não é o couro de boi de confinamento de 18 meses que vendem em pote; é tendão de touro reprodutor que passou 15 anos montando.</w:t>
       </w:r>
       <w:r>
         <w:t xml:space="preserve">”</w:t>
@@ -9954,7 +9960,7 @@
         <w:t xml:space="preserve">”</w:t>
       </w:r>
       <w:r>
-        <w:t xml:space="preserve">). A placa é feita das toxinas que a VSL cita (glifosato da ração e da comida; PFAS da chuva).</w:t>
+        <w:t xml:space="preserve">). Na tese, um veneno só: o glifosato (ração e comida). PFAS fica na discovery como reforço e não entra na tese. Um cimento só: o veneno seca como cimento (Soda Horse), sem o segundo mecanismo de cicatriz/tipo I da Alpha Erec.</w:t>
       </w:r>
       <w:r>
         <w:t xml:space="preserve"> </w:t>

--- a/analise-ed/04_Brief_de_Oferta_Longhorn_Soda.docx
+++ b/analise-ed/04_Brief_de_Oferta_Longhorn_Soda.docx
@@ -9895,6 +9895,27 @@
       </w:r>
       <w:r>
         <w:t xml:space="preserve">. Lista de conversões no briefing 06, Marketing Thesis.</w:t>
+      </w:r>
+    </w:p>
+    <w:p>
+      <w:pPr>
+        <w:numPr>
+          <w:ilvl w:val="0"/>
+          <w:numId w:val="1022"/>
+        </w:numPr>
+      </w:pPr>
+      <w:r>
+        <w:rPr>
+          <w:bCs/>
+          <w:b/>
+        </w:rPr>
+        <w:t xml:space="preserve">Modelagem da tese (decisão de 13/10/2026):</w:t>
+      </w:r>
+      <w:r>
+        <w:t xml:space="preserve"> </w:t>
+      </w:r>
+      <w:r>
+        <w:t xml:space="preserve">a copy da tese é modelada, não inventada. Cada bloco A–G segue a estrutura invisível e a função do bloco equivalente da Soda Horse (11–17), parágrafo a parágrafo, com as adaptações novas do doc 12 (touro, capataz, rótulo, estômagos, fardo, memórias do Mike) entrando no lugar do parágrafo que cumpre a mesma função, nunca somadas por cima. Orçamento de tamanho: o do bloco-modelo. O que entra novo obriga algo a sair ou encolher. A tese da Soda Horse tem ~20 min (21:21–41:41); a nossa mira o mesmo, não mais.</w:t>
       </w:r>
     </w:p>
     <w:p>

--- a/analise-ed/04_Brief_de_Oferta_Longhorn_Soda.docx
+++ b/analise-ed/04_Brief_de_Oferta_Longhorn_Soda.docx
@@ -153,7 +153,7 @@
         <w:t xml:space="preserve">”</w:t>
       </w:r>
       <w:r>
-        <w:t xml:space="preserve">), colágeno hidrolisado de tendão de touro Longhorn de pasto, pycnogenol (casca de pinheiro marítimo francês), Tongkat Ali (extrato padronizado). Fabricado em laboratório independente no Texas, sem dono farmacêutico. Protocolo de 6 meses.</w:t>
+        <w:t xml:space="preserve">), colágeno hidrolisado do núcleo do chifre de touro reprodutor Longhorn (decisão de 14/10: chifre, não tendão; a única parte do Longhorn que nunca para de crescer), pycnogenol (casca de pinheiro marítimo francês), Tongkat Ali (extrato padronizado). Fabricado em laboratório independente no Texas, sem dono farmacêutico. Protocolo de 6 meses.</w:t>
       </w:r>
       <w:r>
         <w:t xml:space="preserve"> </w:t>
@@ -1158,7 +1158,7 @@
         <w:t xml:space="preserve"> </w:t>
       </w:r>
       <w:r>
-        <w:t xml:space="preserve">colágeno hidrolisado de tendão de touro Longhorn de pasto; não é o colágeno bovino de gado confinado que vendem em pote para ruga, é matéria-prima de tipo 3 que a esponja usa para voltar a inchar e crescer.</w:t>
+        <w:t xml:space="preserve">colágeno hidrolisado do chifre de touro reprodutor Longhorn; não é o colágeno bovino de gado confinado que vendem em pote para ruga, é matéria-prima de tipo 3 que a esponja usa para voltar a inchar e crescer.</w:t>
       </w:r>
       <w:r>
         <w:t xml:space="preserve"> </w:t>
@@ -6622,7 +6622,7 @@
         <w:t xml:space="preserve"> </w:t>
       </w:r>
       <w:r>
-        <w:t xml:space="preserve">Precisa reconstruir com matéria-prima de tipo 3: colágeno hidrolisado de tendão de touro Longhorn de pasto. Não é o colágeno bovino de confinamento que vendem em pote para ruga; aquele o ácido destrói antes de absorver. Reconstruída, a esponja volta a inchar e cresce até o tamanho que o cimento travou.</w:t>
+        <w:t xml:space="preserve">Precisa reconstruir com matéria-prima de tipo 3: colágeno hidrolisado do chifre de touro reprodutor Longhorn. Não é o colágeno bovino de confinamento que vendem em pote para ruga; aquele o ácido destrói antes de absorver. Reconstruída, a esponja volta a inchar e cresce até o tamanho que o cimento travou.</w:t>
       </w:r>
     </w:p>
     <w:p>
@@ -6752,7 +6752,7 @@
         <w:t xml:space="preserve">”</w:t>
       </w:r>
       <w:r>
-        <w:t xml:space="preserve">); o colágeno de tendão de Longhorn tem um único processamento no Texas, classificado como substância biológica não regulamentada, venda bruta proibida. 14 meses de laboratório para estabilizar em goma sem perder potência. Uma goma por dia, em jejum, e só.</w:t>
+        <w:t xml:space="preserve">); o colágeno do chifre de Longhorn tem um único processamento no Texas, classificado como substância biológica não regulamentada, venda bruta proibida. 14 meses de laboratório para estabilizar em goma sem perder potência. Uma goma por dia, em jejum, e só.</w:t>
       </w:r>
     </w:p>
     <w:bookmarkEnd w:id="42"/>
@@ -8372,7 +8372,7 @@
               <w:t xml:space="preserve">“</w:t>
             </w:r>
             <w:r>
-              <w:t xml:space="preserve">Não é o couro de boi de confinamento abatido com 18 meses que vendem em pote pra ruga; é tendão de touro reprodutor que passou 15 anos montando.</w:t>
+              <w:t xml:space="preserve">Não é o couro de boi de confinamento abatido com 18 meses que vendem em pote pra ruga; é o núcleo do chifre de um touro reprodutor, a única parte dele que nunca para de crescer.</w:t>
             </w:r>
             <w:r>
               <w:t xml:space="preserve">”</w:t>
@@ -8381,7 +8381,7 @@
               <w:t xml:space="preserve"> </w:t>
             </w:r>
             <w:r>
-              <w:t xml:space="preserve">(13/10: desqualificação por idade e função, não por dieta, porque o Longhorn come a ração do saco.)</w:t>
+              <w:t xml:space="preserve">(14/10: chifre, não tendão; 13/10: desqualificação por idade e função, não por dieta, porque o Longhorn come a ração do saco.)</w:t>
             </w:r>
           </w:p>
         </w:tc>
@@ -8795,7 +8795,7 @@
         <w:t xml:space="preserve">“</w:t>
       </w:r>
       <w:r>
-        <w:t xml:space="preserve">não é o couro de boi de confinamento de 18 meses que vendem em pote; é tendão de touro reprodutor que passou 15 anos montando.</w:t>
+        <w:t xml:space="preserve">não é o couro de boi de confinamento de 18 meses que vendem em pote; é o núcleo do chifre de um touro reprodutor, a única parte dele que nunca para de crescer.</w:t>
       </w:r>
       <w:r>
         <w:t xml:space="preserve">”</w:t>
@@ -9442,7 +9442,7 @@
         <w:t xml:space="preserve">“</w:t>
       </w:r>
       <w:r>
-        <w:t xml:space="preserve">não é o colágeno bovino de confinamento que vendem em pote para ruga; é de tendão de touro Longhorn criado solto</w:t>
+        <w:t xml:space="preserve">não é o colágeno bovino de confinamento que vendem em pote para ruga; é do chifre de touro reprodutor Longhorn, a única parte dele que nunca para de crescer</w:t>
       </w:r>
       <w:r>
         <w:t xml:space="preserve">”</w:t>

--- a/analise-ed/04_Brief_de_Oferta_Longhorn_Soda.docx
+++ b/analise-ed/04_Brief_de_Oferta_Longhorn_Soda.docx
@@ -122,13 +122,31 @@
           <w:bCs/>
           <w:b/>
         </w:rPr>
+        <w:t xml:space="preserve">Bull Soda Rise</w:t>
+      </w:r>
+      <w:r>
+        <w:t xml:space="preserve"> </w:t>
+      </w:r>
+      <w:r>
+        <w:t xml:space="preserve">(nome atualizado em 15/10/2026; substitui SodaFil, fechado em 09/10/2026; os arquivos de copy mantêm</w:t>
+      </w:r>
+      <w:r>
+        <w:t xml:space="preserve"> </w:t>
+      </w:r>
+      <w:r>
+        <w:t xml:space="preserve">“</w:t>
+      </w:r>
+      <w:r>
         <w:t xml:space="preserve">SodaFil</w:t>
       </w:r>
       <w:r>
-        <w:t xml:space="preserve"> </w:t>
-      </w:r>
-      <w:r>
-        <w:t xml:space="preserve">(nome fechado em 09/10/2026). Truque:</w:t>
+        <w:t xml:space="preserve">”</w:t>
+      </w:r>
+      <w:r>
+        <w:t xml:space="preserve"> </w:t>
+      </w:r>
+      <w:r>
+        <w:t xml:space="preserve">no nome do arquivo como código interno do projeto). Truque:</w:t>
       </w:r>
       <w:r>
         <w:t xml:space="preserve"> </w:t>
